--- a/MODULOS DE ESTUDO/🎯 CSS.docx
+++ b/MODULOS DE ESTUDO/🎯 CSS.docx
@@ -883,6 +883,40 @@
     </w:p>
     <w:p>
       <w:pPr>
+        <w:spacing w:after="0"/>
+        <w:rPr>
+          <w:rFonts w:ascii="Times New Roman" w:eastAsia="Times New Roman" w:hAnsi="Times New Roman" w:cs="Times New Roman"/>
+          <w:lang w:eastAsia="pt-BR"/>
+        </w:rPr>
+      </w:pPr>
+      <w:proofErr w:type="gramStart"/>
+      <w:r>
+        <w:rPr>
+          <w:rFonts w:ascii="Times New Roman" w:eastAsia="Times New Roman" w:hAnsi="Times New Roman" w:cs="Times New Roman"/>
+          <w:color w:val="007BB8"/>
+          <w:lang w:eastAsia="pt-BR"/>
+        </w:rPr>
+        <w:t>position</w:t>
+      </w:r>
+      <w:proofErr w:type="gramEnd"/>
+      <w:r>
+        <w:rPr>
+          <w:rFonts w:ascii="Times New Roman" w:eastAsia="Times New Roman" w:hAnsi="Times New Roman" w:cs="Times New Roman"/>
+          <w:color w:val="007BB8"/>
+          <w:lang w:eastAsia="pt-BR"/>
+        </w:rPr>
+        <w:t xml:space="preserve">: </w:t>
+      </w:r>
+      <w:r>
+        <w:rPr>
+          <w:rFonts w:ascii="Times New Roman" w:eastAsia="Times New Roman" w:hAnsi="Times New Roman" w:cs="Times New Roman"/>
+          <w:lang w:eastAsia="pt-BR"/>
+        </w:rPr>
+        <w:t>Define o tipo de posicionamento</w:t>
+      </w:r>
+    </w:p>
+    <w:p>
+      <w:pPr>
         <w:pStyle w:val="PargrafodaLista"/>
         <w:numPr>
           <w:ilvl w:val="0"/>
@@ -891,98 +925,562 @@
         <w:spacing w:after="0"/>
         <w:rPr>
           <w:rFonts w:ascii="Times New Roman" w:eastAsia="Times New Roman" w:hAnsi="Times New Roman" w:cs="Times New Roman"/>
-          <w:lang w:eastAsia="pt-BR"/>
-        </w:rPr>
-      </w:pPr>
+          <w:color w:val="00B0F0"/>
+          <w:lang w:eastAsia="pt-BR"/>
+        </w:rPr>
+      </w:pPr>
+      <w:proofErr w:type="spellStart"/>
+      <w:r>
+        <w:rPr>
+          <w:color w:val="00B0F0"/>
+        </w:rPr>
+        <w:t>R</w:t>
+      </w:r>
+      <w:r>
+        <w:rPr>
+          <w:color w:val="00B0F0"/>
+        </w:rPr>
+        <w:t>elative</w:t>
+      </w:r>
+      <w:proofErr w:type="spellEnd"/>
+      <w:r>
+        <w:rPr>
+          <w:color w:val="00B0F0"/>
+        </w:rPr>
+        <w:t xml:space="preserve">: </w:t>
+      </w:r>
+      <w:r>
+        <w:t>P</w:t>
+      </w:r>
+      <w:r>
+        <w:t>osicionado em relação à sua posição original</w:t>
+      </w:r>
+      <w:r>
+        <w:t>.</w:t>
+      </w:r>
+      <w:r>
+        <w:br/>
+      </w:r>
       <w:proofErr w:type="gramStart"/>
       <w:r>
+        <w:t>(</w:t>
+      </w:r>
+      <w:proofErr w:type="gramEnd"/>
+      <w:r>
+        <w:t>Propriedades de deslocamento:</w:t>
+      </w:r>
+      <w:r>
+        <w:t xml:space="preserve"> </w:t>
+      </w:r>
+      <w:r>
+        <w:rPr>
+          <w:rStyle w:val="Forte"/>
+        </w:rPr>
+        <w:t>funcionam</w:t>
+      </w:r>
+      <w:r>
+        <w:t xml:space="preserve"> e movem o elemento </w:t>
+      </w:r>
+      <w:r>
+        <w:rPr>
+          <w:rStyle w:val="Forte"/>
+        </w:rPr>
+        <w:t>sem tirar ele do fluxo</w:t>
+      </w:r>
+      <w:r>
+        <w:t xml:space="preserve"> (o espaço original continua reservado).</w:t>
+      </w:r>
+    </w:p>
+    <w:p>
+      <w:pPr>
+        <w:pStyle w:val="PargrafodaLista"/>
+        <w:numPr>
+          <w:ilvl w:val="0"/>
+          <w:numId w:val="5"/>
+        </w:numPr>
+        <w:spacing w:after="0"/>
+        <w:rPr>
+          <w:rFonts w:ascii="Times New Roman" w:eastAsia="Times New Roman" w:hAnsi="Times New Roman" w:cs="Times New Roman"/>
+          <w:lang w:eastAsia="pt-BR"/>
+        </w:rPr>
+      </w:pPr>
+      <w:proofErr w:type="spellStart"/>
+      <w:r>
         <w:rPr>
           <w:rFonts w:ascii="Times New Roman" w:eastAsia="Times New Roman" w:hAnsi="Times New Roman" w:cs="Times New Roman"/>
           <w:color w:val="007BB8"/>
           <w:lang w:eastAsia="pt-BR"/>
         </w:rPr>
-        <w:t>position</w:t>
+        <w:t>Absolute</w:t>
+      </w:r>
+      <w:proofErr w:type="spellEnd"/>
+      <w:r>
+        <w:rPr>
+          <w:rFonts w:ascii="Times New Roman" w:eastAsia="Times New Roman" w:hAnsi="Times New Roman" w:cs="Times New Roman"/>
+          <w:color w:val="007BB8"/>
+          <w:lang w:eastAsia="pt-BR"/>
+        </w:rPr>
+        <w:t xml:space="preserve">: </w:t>
+      </w:r>
+      <w:r>
+        <w:t>remove o elemento do fluxo normal e posiciona em relação ao ancestral posicionado.</w:t>
+      </w:r>
+      <w:r>
+        <w:br/>
+      </w:r>
+      <w:proofErr w:type="gramStart"/>
+      <w:r>
+        <w:t>(</w:t>
       </w:r>
       <w:proofErr w:type="gramEnd"/>
       <w:r>
+        <w:t>Propriedades de deslocamento</w:t>
+      </w:r>
+      <w:r>
+        <w:rPr>
+          <w:rFonts w:ascii="Times New Roman" w:eastAsia="Times New Roman" w:hAnsi="Times New Roman" w:cs="Times New Roman"/>
+          <w:color w:val="0070C0"/>
+          <w:lang w:eastAsia="pt-BR"/>
+        </w:rPr>
+        <w:t xml:space="preserve"> </w:t>
+      </w:r>
+      <w:r>
+        <w:rPr>
+          <w:rStyle w:val="Forte"/>
+        </w:rPr>
+        <w:t>funcionam</w:t>
+      </w:r>
+      <w:r>
+        <w:t xml:space="preserve"> e movem o elemento </w:t>
+      </w:r>
+      <w:r>
+        <w:rPr>
+          <w:rStyle w:val="Forte"/>
+        </w:rPr>
+        <w:t>sem tirar ele do fluxo</w:t>
+      </w:r>
+      <w:r>
+        <w:t xml:space="preserve"> (o espaço original continua reservado).</w:t>
+      </w:r>
+    </w:p>
+    <w:p>
+      <w:pPr>
+        <w:pStyle w:val="PargrafodaLista"/>
+        <w:numPr>
+          <w:ilvl w:val="0"/>
+          <w:numId w:val="5"/>
+        </w:numPr>
+        <w:spacing w:after="0"/>
+        <w:rPr>
+          <w:rFonts w:ascii="Times New Roman" w:eastAsia="Times New Roman" w:hAnsi="Times New Roman" w:cs="Times New Roman"/>
+          <w:lang w:eastAsia="pt-BR"/>
+        </w:rPr>
+      </w:pPr>
+      <w:proofErr w:type="spellStart"/>
+      <w:r>
         <w:rPr>
           <w:rFonts w:ascii="Times New Roman" w:eastAsia="Times New Roman" w:hAnsi="Times New Roman" w:cs="Times New Roman"/>
           <w:color w:val="007BB8"/>
           <w:lang w:eastAsia="pt-BR"/>
         </w:rPr>
+        <w:t>Fixed</w:t>
+      </w:r>
+      <w:proofErr w:type="spellEnd"/>
+      <w:r>
+        <w:rPr>
+          <w:rFonts w:ascii="Times New Roman" w:eastAsia="Times New Roman" w:hAnsi="Times New Roman" w:cs="Times New Roman"/>
+          <w:color w:val="007BB8"/>
+          <w:lang w:eastAsia="pt-BR"/>
+        </w:rPr>
         <w:t xml:space="preserve">: </w:t>
       </w:r>
       <w:r>
-        <w:rPr>
-          <w:rFonts w:ascii="Times New Roman" w:eastAsia="Times New Roman" w:hAnsi="Times New Roman" w:cs="Times New Roman"/>
-          <w:lang w:eastAsia="pt-BR"/>
-        </w:rPr>
-        <w:t>Define o tipo de posicionamento (</w:t>
-      </w:r>
-      <w:proofErr w:type="spellStart"/>
-      <w:r>
-        <w:rPr>
-          <w:rFonts w:ascii="Times New Roman" w:eastAsia="Times New Roman" w:hAnsi="Times New Roman" w:cs="Times New Roman"/>
-          <w:lang w:eastAsia="pt-BR"/>
-        </w:rPr>
-        <w:t>ex</w:t>
-      </w:r>
-      <w:proofErr w:type="spellEnd"/>
-      <w:r>
-        <w:rPr>
-          <w:rFonts w:ascii="Times New Roman" w:eastAsia="Times New Roman" w:hAnsi="Times New Roman" w:cs="Times New Roman"/>
+        <w:t xml:space="preserve">fixo em relação à </w:t>
+      </w:r>
+      <w:r>
+        <w:rPr>
+          <w:rStyle w:val="Forte"/>
+        </w:rPr>
+        <w:t>janela de visualização</w:t>
+      </w:r>
+      <w:r>
+        <w:t xml:space="preserve"> (</w:t>
+      </w:r>
+      <w:proofErr w:type="spellStart"/>
+      <w:r>
+        <w:t>viewport</w:t>
+      </w:r>
+      <w:proofErr w:type="spellEnd"/>
+      <w:r>
+        <w:t>); não se move ao rolar.</w:t>
+      </w:r>
+      <w:r>
+        <w:br/>
+      </w:r>
+      <w:proofErr w:type="gramStart"/>
+      <w:r>
+        <w:t>(</w:t>
+      </w:r>
+      <w:proofErr w:type="gramEnd"/>
+      <w:r>
+        <w:t>Propriedades de deslocamento</w:t>
+      </w:r>
+      <w:r>
+        <w:rPr>
+          <w:rStyle w:val="Forte"/>
+        </w:rPr>
+        <w:t xml:space="preserve"> </w:t>
+      </w:r>
+      <w:r>
+        <w:rPr>
+          <w:rStyle w:val="Forte"/>
+        </w:rPr>
+        <w:t>funcionam</w:t>
+      </w:r>
+      <w:r>
+        <w:t xml:space="preserve"> e posicionam o elemento fixo na tela.</w:t>
+      </w:r>
+      <w:r>
+        <w:t>)</w:t>
+      </w:r>
+    </w:p>
+    <w:p>
+      <w:pPr>
+        <w:pStyle w:val="PargrafodaLista"/>
+        <w:numPr>
+          <w:ilvl w:val="0"/>
+          <w:numId w:val="5"/>
+        </w:numPr>
+        <w:spacing w:after="0"/>
+        <w:rPr>
+          <w:rFonts w:ascii="Times New Roman" w:eastAsia="Times New Roman" w:hAnsi="Times New Roman" w:cs="Times New Roman"/>
+          <w:lang w:eastAsia="pt-BR"/>
+        </w:rPr>
+      </w:pPr>
+      <w:r>
+        <w:rPr>
+          <w:color w:val="00B0F0"/>
+        </w:rPr>
+        <w:t xml:space="preserve">Stick: </w:t>
+      </w:r>
+      <w:r>
+        <w:t>A</w:t>
+      </w:r>
+      <w:r>
+        <w:t xml:space="preserve">lterna entre </w:t>
+      </w:r>
+      <w:proofErr w:type="spellStart"/>
+      <w:r>
+        <w:t>relative</w:t>
+      </w:r>
+      <w:proofErr w:type="spellEnd"/>
+      <w:r>
+        <w:t xml:space="preserve"> e </w:t>
+      </w:r>
+      <w:proofErr w:type="spellStart"/>
+      <w:r>
+        <w:t>fixed</w:t>
+      </w:r>
+      <w:proofErr w:type="spellEnd"/>
+      <w:r>
+        <w:t xml:space="preserve"> conforme o scroll (gruda quando atinge certo ponto).</w:t>
+      </w:r>
+      <w:r>
+        <w:br/>
+      </w:r>
+      <w:proofErr w:type="gramStart"/>
+      <w:r>
+        <w:t>(</w:t>
+      </w:r>
+      <w:proofErr w:type="gramEnd"/>
+      <w:r>
+        <w:t>Propriedades de deslocamento</w:t>
+      </w:r>
+      <w:r>
+        <w:rPr>
+          <w:rStyle w:val="Forte"/>
+        </w:rPr>
+        <w:t xml:space="preserve"> não funcionam</w:t>
+      </w:r>
+      <w:r>
+        <w:t xml:space="preserve"> aqui.</w:t>
+      </w:r>
+      <w:r>
+        <w:t>)</w:t>
+      </w:r>
+    </w:p>
+    <w:p>
+      <w:pPr>
+        <w:pStyle w:val="PargrafodaLista"/>
+        <w:numPr>
+          <w:ilvl w:val="0"/>
+          <w:numId w:val="5"/>
+        </w:numPr>
+        <w:spacing w:after="0"/>
+        <w:rPr>
+          <w:rFonts w:ascii="Times New Roman" w:eastAsia="Times New Roman" w:hAnsi="Times New Roman" w:cs="Times New Roman"/>
+          <w:lang w:eastAsia="pt-BR"/>
+        </w:rPr>
+      </w:pPr>
+      <w:proofErr w:type="spellStart"/>
+      <w:r>
+        <w:rPr>
+          <w:color w:val="00B0F0"/>
+        </w:rPr>
+        <w:t>Static</w:t>
+      </w:r>
+      <w:proofErr w:type="spellEnd"/>
+      <w:r>
+        <w:t>: padrão; o elemento segue o fluxo normal da página</w:t>
+      </w:r>
+      <w:r>
+        <w:t>.</w:t>
+      </w:r>
+      <w:r>
+        <w:br/>
+      </w:r>
+      <w:proofErr w:type="gramStart"/>
+      <w:r>
+        <w:t>(</w:t>
+      </w:r>
+      <w:proofErr w:type="gramEnd"/>
+      <w:r>
+        <w:t>Propriedades de deslocamento</w:t>
+      </w:r>
+      <w:r>
+        <w:rPr>
+          <w:rStyle w:val="Forte"/>
+        </w:rPr>
+        <w:t xml:space="preserve"> funcionam</w:t>
+      </w:r>
+      <w:r>
+        <w:t xml:space="preserve"> para dizer onde ele “gruda”.</w:t>
+      </w:r>
+      <w:r>
+        <w:t>)</w:t>
+      </w:r>
+    </w:p>
+    <w:p>
+      <w:pPr>
+        <w:pStyle w:val="PargrafodaLista"/>
+        <w:numPr>
+          <w:ilvl w:val="0"/>
+          <w:numId w:val="5"/>
+        </w:numPr>
+        <w:spacing w:after="0"/>
+        <w:rPr>
+          <w:rFonts w:ascii="Times New Roman" w:eastAsia="Times New Roman" w:hAnsi="Times New Roman" w:cs="Times New Roman"/>
+          <w:lang w:eastAsia="pt-BR"/>
+        </w:rPr>
+      </w:pPr>
+      <w:proofErr w:type="spellStart"/>
+      <w:proofErr w:type="gramStart"/>
+      <w:r>
+        <w:rPr>
+          <w:rFonts w:ascii="Times New Roman" w:eastAsia="Times New Roman" w:hAnsi="Times New Roman" w:cs="Times New Roman"/>
+          <w:color w:val="0070C0"/>
+          <w:lang w:eastAsia="pt-BR"/>
+        </w:rPr>
+        <w:t>float</w:t>
+      </w:r>
+      <w:proofErr w:type="spellEnd"/>
+      <w:proofErr w:type="gramEnd"/>
+      <w:r>
+        <w:rPr>
+          <w:rFonts w:ascii="Times New Roman" w:eastAsia="Times New Roman" w:hAnsi="Times New Roman" w:cs="Times New Roman"/>
+          <w:color w:val="0070C0"/>
           <w:lang w:eastAsia="pt-BR"/>
         </w:rPr>
         <w:t xml:space="preserve">: </w:t>
       </w:r>
-      <w:proofErr w:type="spellStart"/>
-      <w:r>
-        <w:rPr>
-          <w:rFonts w:ascii="Times New Roman" w:eastAsia="Times New Roman" w:hAnsi="Times New Roman" w:cs="Times New Roman"/>
-          <w:lang w:eastAsia="pt-BR"/>
-        </w:rPr>
-        <w:t>absolute</w:t>
-      </w:r>
-      <w:proofErr w:type="spellEnd"/>
-      <w:r>
-        <w:rPr>
-          <w:rFonts w:ascii="Times New Roman" w:eastAsia="Times New Roman" w:hAnsi="Times New Roman" w:cs="Times New Roman"/>
-          <w:lang w:eastAsia="pt-BR"/>
-        </w:rPr>
-        <w:t xml:space="preserve">, </w:t>
-      </w:r>
-      <w:proofErr w:type="spellStart"/>
-      <w:r>
-        <w:rPr>
-          <w:rFonts w:ascii="Times New Roman" w:eastAsia="Times New Roman" w:hAnsi="Times New Roman" w:cs="Times New Roman"/>
-          <w:lang w:eastAsia="pt-BR"/>
-        </w:rPr>
-        <w:t>relative</w:t>
-      </w:r>
-      <w:proofErr w:type="spellEnd"/>
-      <w:r>
-        <w:rPr>
-          <w:rFonts w:ascii="Times New Roman" w:eastAsia="Times New Roman" w:hAnsi="Times New Roman" w:cs="Times New Roman"/>
-          <w:lang w:eastAsia="pt-BR"/>
-        </w:rPr>
-        <w:t xml:space="preserve">, </w:t>
-      </w:r>
-      <w:proofErr w:type="spellStart"/>
-      <w:r>
-        <w:rPr>
-          <w:rFonts w:ascii="Times New Roman" w:eastAsia="Times New Roman" w:hAnsi="Times New Roman" w:cs="Times New Roman"/>
-          <w:lang w:eastAsia="pt-BR"/>
-        </w:rPr>
-        <w:t>fixed</w:t>
-      </w:r>
-      <w:proofErr w:type="spellEnd"/>
-      <w:r>
-        <w:rPr>
-          <w:rFonts w:ascii="Times New Roman" w:eastAsia="Times New Roman" w:hAnsi="Times New Roman" w:cs="Times New Roman"/>
-          <w:lang w:eastAsia="pt-BR"/>
-        </w:rPr>
-        <w:t>).</w:t>
-      </w:r>
+      <w:r>
+        <w:rPr>
+          <w:rFonts w:ascii="Times New Roman" w:eastAsia="Times New Roman" w:hAnsi="Times New Roman" w:cs="Times New Roman"/>
+          <w:lang w:eastAsia="pt-BR"/>
+        </w:rPr>
+        <w:t>Faz o elemento flutuar à esquerda ou direita.</w:t>
+      </w:r>
+      <w:r>
+        <w:rPr>
+          <w:rFonts w:ascii="Times New Roman" w:eastAsia="Times New Roman" w:hAnsi="Times New Roman" w:cs="Times New Roman"/>
+          <w:lang w:eastAsia="pt-BR"/>
+        </w:rPr>
+        <w:br/>
+      </w:r>
+      <w:r>
+        <w:t>(Propriedades de deslocamento</w:t>
+      </w:r>
+      <w:r>
+        <w:rPr>
+          <w:rStyle w:val="Forte"/>
+        </w:rPr>
+        <w:t xml:space="preserve"> funcionam</w:t>
+      </w:r>
+      <w:r>
+        <w:t xml:space="preserve"> para dizer onde ele “gruda”.)</w:t>
+      </w:r>
+    </w:p>
+    <w:p>
+      <w:pPr>
+        <w:pStyle w:val="PargrafodaLista"/>
+        <w:spacing w:after="0"/>
+        <w:rPr>
+          <w:rFonts w:ascii="Times New Roman" w:eastAsia="Times New Roman" w:hAnsi="Times New Roman" w:cs="Times New Roman"/>
+          <w:lang w:eastAsia="pt-BR"/>
+        </w:rPr>
+      </w:pPr>
+      <w:r>
+        <w:rPr>
+          <w:noProof/>
+          <w:lang w:eastAsia="pt-BR"/>
+        </w:rPr>
+        <w:drawing>
+          <wp:anchor distT="0" distB="0" distL="114300" distR="114300" simplePos="0" relativeHeight="251686912" behindDoc="1" locked="0" layoutInCell="1" allowOverlap="1" wp14:anchorId="538DD108" wp14:editId="494EE744">
+            <wp:simplePos x="0" y="0"/>
+            <wp:positionH relativeFrom="column">
+              <wp:posOffset>872490</wp:posOffset>
+            </wp:positionH>
+            <wp:positionV relativeFrom="paragraph">
+              <wp:posOffset>454660</wp:posOffset>
+            </wp:positionV>
+            <wp:extent cx="4267200" cy="1126946"/>
+            <wp:effectExtent l="0" t="0" r="0" b="0"/>
+            <wp:wrapNone/>
+            <wp:docPr id="1" name="Imagem 1"/>
+            <wp:cNvGraphicFramePr>
+              <a:graphicFrameLocks xmlns:a="http://schemas.openxmlformats.org/drawingml/2006/main" noChangeAspect="1"/>
+            </wp:cNvGraphicFramePr>
+            <a:graphic xmlns:a="http://schemas.openxmlformats.org/drawingml/2006/main">
+              <a:graphicData uri="http://schemas.openxmlformats.org/drawingml/2006/picture">
+                <pic:pic xmlns:pic="http://schemas.openxmlformats.org/drawingml/2006/picture">
+                  <pic:nvPicPr>
+                    <pic:cNvPr id="0" name=""/>
+                    <pic:cNvPicPr/>
+                  </pic:nvPicPr>
+                  <pic:blipFill>
+                    <a:blip r:embed="rId6">
+                      <a:extLst>
+                        <a:ext uri="{28A0092B-C50C-407E-A947-70E740481C1C}">
+                          <a14:useLocalDpi xmlns:a14="http://schemas.microsoft.com/office/drawing/2010/main" val="0"/>
+                        </a:ext>
+                      </a:extLst>
+                    </a:blip>
+                    <a:stretch>
+                      <a:fillRect/>
+                    </a:stretch>
+                  </pic:blipFill>
+                  <pic:spPr>
+                    <a:xfrm>
+                      <a:off x="0" y="0"/>
+                      <a:ext cx="4265868" cy="1126594"/>
+                    </a:xfrm>
+                    <a:prstGeom prst="rect">
+                      <a:avLst/>
+                    </a:prstGeom>
+                  </pic:spPr>
+                </pic:pic>
+              </a:graphicData>
+            </a:graphic>
+            <wp14:sizeRelH relativeFrom="page">
+              <wp14:pctWidth>0</wp14:pctWidth>
+            </wp14:sizeRelH>
+            <wp14:sizeRelV relativeFrom="page">
+              <wp14:pctHeight>0</wp14:pctHeight>
+            </wp14:sizeRelV>
+          </wp:anchor>
+        </w:drawing>
+      </w:r>
+      <w:proofErr w:type="spellStart"/>
+      <w:proofErr w:type="gramStart"/>
+      <w:r>
+        <w:rPr>
+          <w:color w:val="FF0000"/>
+        </w:rPr>
+        <w:t>obs</w:t>
+      </w:r>
+      <w:proofErr w:type="spellEnd"/>
+      <w:proofErr w:type="gramEnd"/>
+      <w:r>
+        <w:rPr>
+          <w:color w:val="FF0000"/>
+        </w:rPr>
+        <w:t xml:space="preserve">: </w:t>
+      </w:r>
+      <w:r>
+        <w:rPr>
+          <w:color w:val="FF0000"/>
+        </w:rPr>
+        <w:t xml:space="preserve">Requer cuidado: pode </w:t>
+      </w:r>
+      <w:r>
+        <w:rPr>
+          <w:rStyle w:val="Forte"/>
+          <w:color w:val="FF0000"/>
+        </w:rPr>
+        <w:t>quebrar o layout</w:t>
+      </w:r>
+      <w:r>
+        <w:rPr>
+          <w:color w:val="FF0000"/>
+        </w:rPr>
+        <w:t xml:space="preserve"> se não for contido com </w:t>
+      </w:r>
+      <w:proofErr w:type="spellStart"/>
+      <w:r>
+        <w:rPr>
+          <w:rStyle w:val="CdigoHTML"/>
+          <w:rFonts w:eastAsiaTheme="majorEastAsia"/>
+          <w:b/>
+          <w:color w:val="00B0F0"/>
+        </w:rPr>
+        <w:t>clear</w:t>
+      </w:r>
+      <w:proofErr w:type="spellEnd"/>
+      <w:r>
+        <w:rPr>
+          <w:color w:val="00B0F0"/>
+        </w:rPr>
+        <w:t xml:space="preserve"> </w:t>
+      </w:r>
+      <w:r>
+        <w:rPr>
+          <w:color w:val="FF0000"/>
+        </w:rPr>
+        <w:t xml:space="preserve">ou </w:t>
+      </w:r>
+      <w:r>
+        <w:rPr>
+          <w:rStyle w:val="CdigoHTML"/>
+          <w:rFonts w:eastAsiaTheme="majorEastAsia"/>
+          <w:b/>
+          <w:color w:val="00B0F0"/>
+        </w:rPr>
+        <w:t>overflow</w:t>
+      </w:r>
+      <w:r>
+        <w:rPr>
+          <w:color w:val="FF0000"/>
+        </w:rPr>
+        <w:t>.</w:t>
+      </w:r>
+      <w:r>
+        <w:rPr>
+          <w:rFonts w:ascii="Times New Roman" w:eastAsia="Times New Roman" w:hAnsi="Times New Roman" w:cs="Times New Roman"/>
+          <w:lang w:eastAsia="pt-BR"/>
+        </w:rPr>
+        <w:br/>
+      </w:r>
+    </w:p>
+    <w:p>
+      <w:pPr>
+        <w:spacing w:after="0"/>
+        <w:rPr>
+          <w:rFonts w:ascii="Times New Roman" w:eastAsia="Times New Roman" w:hAnsi="Times New Roman" w:cs="Times New Roman"/>
+          <w:lang w:eastAsia="pt-BR"/>
+        </w:rPr>
+      </w:pPr>
+      <w:bookmarkStart w:id="0" w:name="_GoBack"/>
+      <w:bookmarkEnd w:id="0"/>
     </w:p>
     <w:p>
       <w:pPr>
@@ -994,230 +1492,53 @@
         <w:spacing w:after="0"/>
         <w:rPr>
           <w:rFonts w:ascii="Times New Roman" w:eastAsia="Times New Roman" w:hAnsi="Times New Roman" w:cs="Times New Roman"/>
-          <w:lang w:eastAsia="pt-BR"/>
-        </w:rPr>
-      </w:pPr>
+          <w:b/>
+          <w:bCs/>
+          <w:color w:val="004F88"/>
+          <w:lang w:eastAsia="pt-BR"/>
+        </w:rPr>
+      </w:pPr>
+      <w:r>
+        <w:rPr>
+          <w:rFonts w:ascii="Times New Roman" w:eastAsia="Times New Roman" w:hAnsi="Times New Roman" w:cs="Times New Roman"/>
+          <w:b/>
+          <w:bCs/>
+          <w:color w:val="004F88"/>
+          <w:lang w:eastAsia="pt-BR"/>
+        </w:rPr>
+        <w:lastRenderedPageBreak/>
+        <w:t>@media</w:t>
+      </w:r>
+      <w:r>
+        <w:rPr>
+          <w:rFonts w:ascii="Times New Roman" w:eastAsia="Times New Roman" w:hAnsi="Times New Roman" w:cs="Times New Roman"/>
+          <w:b/>
+          <w:bCs/>
+          <w:color w:val="004F88"/>
+          <w:lang w:eastAsia="pt-BR"/>
+        </w:rPr>
+        <w:t xml:space="preserve"> </w:t>
+      </w:r>
+      <w:r>
+        <w:rPr>
+          <w:rFonts w:ascii="Times New Roman" w:eastAsia="Times New Roman" w:hAnsi="Times New Roman" w:cs="Times New Roman"/>
+          <w:b/>
+          <w:bCs/>
+          <w:lang w:eastAsia="pt-BR"/>
+        </w:rPr>
+        <w:t>usada para aplicar estilos condicionalmente, dependendo das características do dispositivo (largura, altura, tipo de tela, etc.). Ou seja: criar layouts responsivos, ou seja, que se adaptam a diferentes tamanhos de tela</w:t>
+      </w:r>
       <w:proofErr w:type="gramStart"/>
       <w:r>
         <w:rPr>
           <w:rFonts w:ascii="Times New Roman" w:eastAsia="Times New Roman" w:hAnsi="Times New Roman" w:cs="Times New Roman"/>
-          <w:color w:val="007BB8"/>
-          <w:lang w:eastAsia="pt-BR"/>
-        </w:rPr>
-        <w:t>top</w:t>
+          <w:b/>
+          <w:bCs/>
+          <w:lang w:eastAsia="pt-BR"/>
+        </w:rPr>
+        <w:br/>
       </w:r>
       <w:proofErr w:type="gramEnd"/>
-      <w:r>
-        <w:rPr>
-          <w:rFonts w:ascii="Times New Roman" w:eastAsia="Times New Roman" w:hAnsi="Times New Roman" w:cs="Times New Roman"/>
-          <w:color w:val="007BB8"/>
-          <w:lang w:eastAsia="pt-BR"/>
-        </w:rPr>
-        <w:t xml:space="preserve">, </w:t>
-      </w:r>
-      <w:proofErr w:type="spellStart"/>
-      <w:r>
-        <w:rPr>
-          <w:rFonts w:ascii="Times New Roman" w:eastAsia="Times New Roman" w:hAnsi="Times New Roman" w:cs="Times New Roman"/>
-          <w:color w:val="007BB8"/>
-          <w:lang w:eastAsia="pt-BR"/>
-        </w:rPr>
-        <w:t>right</w:t>
-      </w:r>
-      <w:proofErr w:type="spellEnd"/>
-      <w:r>
-        <w:rPr>
-          <w:rFonts w:ascii="Times New Roman" w:eastAsia="Times New Roman" w:hAnsi="Times New Roman" w:cs="Times New Roman"/>
-          <w:color w:val="007BB8"/>
-          <w:lang w:eastAsia="pt-BR"/>
-        </w:rPr>
-        <w:t xml:space="preserve">, </w:t>
-      </w:r>
-      <w:proofErr w:type="spellStart"/>
-      <w:r>
-        <w:rPr>
-          <w:rFonts w:ascii="Times New Roman" w:eastAsia="Times New Roman" w:hAnsi="Times New Roman" w:cs="Times New Roman"/>
-          <w:color w:val="007BB8"/>
-          <w:lang w:eastAsia="pt-BR"/>
-        </w:rPr>
-        <w:t>bottom</w:t>
-      </w:r>
-      <w:proofErr w:type="spellEnd"/>
-      <w:r>
-        <w:rPr>
-          <w:rFonts w:ascii="Times New Roman" w:eastAsia="Times New Roman" w:hAnsi="Times New Roman" w:cs="Times New Roman"/>
-          <w:color w:val="007BB8"/>
-          <w:lang w:eastAsia="pt-BR"/>
-        </w:rPr>
-        <w:t xml:space="preserve">, </w:t>
-      </w:r>
-      <w:proofErr w:type="spellStart"/>
-      <w:r>
-        <w:rPr>
-          <w:rFonts w:ascii="Times New Roman" w:eastAsia="Times New Roman" w:hAnsi="Times New Roman" w:cs="Times New Roman"/>
-          <w:color w:val="007BB8"/>
-          <w:lang w:eastAsia="pt-BR"/>
-        </w:rPr>
-        <w:t>left</w:t>
-      </w:r>
-      <w:proofErr w:type="spellEnd"/>
-      <w:r>
-        <w:rPr>
-          <w:rFonts w:ascii="Times New Roman" w:eastAsia="Times New Roman" w:hAnsi="Times New Roman" w:cs="Times New Roman"/>
-          <w:color w:val="007BB8"/>
-          <w:lang w:eastAsia="pt-BR"/>
-        </w:rPr>
-        <w:t xml:space="preserve">: </w:t>
-      </w:r>
-      <w:r>
-        <w:rPr>
-          <w:rFonts w:ascii="Times New Roman" w:eastAsia="Times New Roman" w:hAnsi="Times New Roman" w:cs="Times New Roman"/>
-          <w:lang w:eastAsia="pt-BR"/>
-        </w:rPr>
-        <w:t>Define a posição do elemento com base no tipo de posicionamento.</w:t>
-      </w:r>
-    </w:p>
-    <w:p>
-      <w:pPr>
-        <w:pStyle w:val="PargrafodaLista"/>
-        <w:numPr>
-          <w:ilvl w:val="0"/>
-          <w:numId w:val="5"/>
-        </w:numPr>
-        <w:spacing w:after="0"/>
-        <w:rPr>
-          <w:rFonts w:ascii="Times New Roman" w:eastAsia="Times New Roman" w:hAnsi="Times New Roman" w:cs="Times New Roman"/>
-          <w:lang w:eastAsia="pt-BR"/>
-        </w:rPr>
-      </w:pPr>
-      <w:proofErr w:type="gramStart"/>
-      <w:r>
-        <w:rPr>
-          <w:rFonts w:ascii="Times New Roman" w:eastAsia="Times New Roman" w:hAnsi="Times New Roman" w:cs="Times New Roman"/>
-          <w:color w:val="007BB8"/>
-          <w:lang w:eastAsia="pt-BR"/>
-        </w:rPr>
-        <w:t>z</w:t>
-      </w:r>
-      <w:proofErr w:type="gramEnd"/>
-      <w:r>
-        <w:rPr>
-          <w:rFonts w:ascii="Times New Roman" w:eastAsia="Times New Roman" w:hAnsi="Times New Roman" w:cs="Times New Roman"/>
-          <w:color w:val="007BB8"/>
-          <w:lang w:eastAsia="pt-BR"/>
-        </w:rPr>
-        <w:t xml:space="preserve">-index: </w:t>
-      </w:r>
-      <w:r>
-        <w:rPr>
-          <w:rFonts w:ascii="Times New Roman" w:eastAsia="Times New Roman" w:hAnsi="Times New Roman" w:cs="Times New Roman"/>
-          <w:lang w:eastAsia="pt-BR"/>
-        </w:rPr>
-        <w:t>Define a sobreposição entre elementos posicionados.</w:t>
-      </w:r>
-    </w:p>
-    <w:p>
-      <w:pPr>
-        <w:pStyle w:val="PargrafodaLista"/>
-        <w:numPr>
-          <w:ilvl w:val="0"/>
-          <w:numId w:val="5"/>
-        </w:numPr>
-        <w:spacing w:after="0"/>
-        <w:rPr>
-          <w:rFonts w:ascii="Times New Roman" w:eastAsia="Times New Roman" w:hAnsi="Times New Roman" w:cs="Times New Roman"/>
-          <w:lang w:eastAsia="pt-BR"/>
-        </w:rPr>
-      </w:pPr>
-      <w:proofErr w:type="spellStart"/>
-      <w:proofErr w:type="gramStart"/>
-      <w:r>
-        <w:rPr>
-          <w:rFonts w:ascii="Times New Roman" w:eastAsia="Times New Roman" w:hAnsi="Times New Roman" w:cs="Times New Roman"/>
-          <w:color w:val="0070C0"/>
-          <w:lang w:eastAsia="pt-BR"/>
-        </w:rPr>
-        <w:t>float</w:t>
-      </w:r>
-      <w:proofErr w:type="spellEnd"/>
-      <w:proofErr w:type="gramEnd"/>
-      <w:r>
-        <w:rPr>
-          <w:rFonts w:ascii="Times New Roman" w:eastAsia="Times New Roman" w:hAnsi="Times New Roman" w:cs="Times New Roman"/>
-          <w:color w:val="0070C0"/>
-          <w:lang w:eastAsia="pt-BR"/>
-        </w:rPr>
-        <w:t xml:space="preserve">: </w:t>
-      </w:r>
-      <w:r>
-        <w:rPr>
-          <w:rFonts w:ascii="Times New Roman" w:eastAsia="Times New Roman" w:hAnsi="Times New Roman" w:cs="Times New Roman"/>
-          <w:lang w:eastAsia="pt-BR"/>
-        </w:rPr>
-        <w:t>Faz o elemento flutuar à esquerda ou direita.</w:t>
-      </w:r>
-    </w:p>
-    <w:p>
-      <w:pPr>
-        <w:pStyle w:val="PargrafodaLista"/>
-        <w:numPr>
-          <w:ilvl w:val="0"/>
-          <w:numId w:val="5"/>
-        </w:numPr>
-        <w:spacing w:after="0"/>
-        <w:rPr>
-          <w:rFonts w:ascii="Times New Roman" w:eastAsia="Times New Roman" w:hAnsi="Times New Roman" w:cs="Times New Roman"/>
-          <w:b/>
-          <w:bCs/>
-          <w:color w:val="004F88"/>
-          <w:lang w:eastAsia="pt-BR"/>
-        </w:rPr>
-      </w:pPr>
-      <w:r>
-        <w:rPr>
-          <w:rFonts w:ascii="Times New Roman" w:eastAsia="Times New Roman" w:hAnsi="Times New Roman" w:cs="Times New Roman"/>
-          <w:b/>
-          <w:bCs/>
-          <w:color w:val="004F88"/>
-          <w:lang w:eastAsia="pt-BR"/>
-        </w:rPr>
-        <w:t>@media</w:t>
-      </w:r>
-      <w:r>
-        <w:rPr>
-          <w:rFonts w:ascii="Times New Roman" w:eastAsia="Times New Roman" w:hAnsi="Times New Roman" w:cs="Times New Roman"/>
-          <w:b/>
-          <w:bCs/>
-          <w:color w:val="004F88"/>
-          <w:lang w:eastAsia="pt-BR"/>
-        </w:rPr>
-        <w:t xml:space="preserve"> </w:t>
-      </w:r>
-      <w:r>
-        <w:rPr>
-          <w:rFonts w:ascii="Times New Roman" w:eastAsia="Times New Roman" w:hAnsi="Times New Roman" w:cs="Times New Roman"/>
-          <w:b/>
-          <w:bCs/>
-          <w:lang w:eastAsia="pt-BR"/>
-        </w:rPr>
-        <w:t xml:space="preserve">usada para aplicar estilos condicionalmente, dependendo das características do dispositivo (largura, altura, tipo de tela, etc.). Ou seja: criar layouts responsivos, ou seja, que se adaptam a diferentes tamanhos de </w:t>
-      </w:r>
-      <w:proofErr w:type="gramStart"/>
-      <w:r>
-        <w:rPr>
-          <w:rFonts w:ascii="Times New Roman" w:eastAsia="Times New Roman" w:hAnsi="Times New Roman" w:cs="Times New Roman"/>
-          <w:b/>
-          <w:bCs/>
-          <w:lang w:eastAsia="pt-BR"/>
-        </w:rPr>
-        <w:t>tela</w:t>
-      </w:r>
-      <w:proofErr w:type="gramEnd"/>
-    </w:p>
-    <w:p>
-      <w:pPr>
-        <w:ind w:left="720"/>
-      </w:pPr>
     </w:p>
     <w:p>
       <w:pPr>
@@ -1796,7 +2117,6 @@
           <w:color w:val="004E9A"/>
           <w:lang w:eastAsia="pt-BR"/>
         </w:rPr>
-        <w:lastRenderedPageBreak/>
         <w:t>contents</w:t>
       </w:r>
       <w:proofErr w:type="spellEnd"/>
@@ -1991,7 +2311,7 @@
                     <pic:cNvPicPr/>
                   </pic:nvPicPr>
                   <pic:blipFill>
-                    <a:blip r:embed="rId6">
+                    <a:blip r:embed="rId7">
                       <a:extLst>
                         <a:ext uri="{28A0092B-C50C-407E-A947-70E740481C1C}">
                           <a14:useLocalDpi xmlns:a14="http://schemas.microsoft.com/office/drawing/2010/main" val="0"/>
@@ -2250,7 +2570,7 @@
                     <pic:cNvPicPr/>
                   </pic:nvPicPr>
                   <pic:blipFill>
-                    <a:blip r:embed="rId7">
+                    <a:blip r:embed="rId8">
                       <a:extLst>
                         <a:ext uri="{28A0092B-C50C-407E-A947-70E740481C1C}">
                           <a14:useLocalDpi xmlns:a14="http://schemas.microsoft.com/office/drawing/2010/main" val="0"/>
@@ -2436,7 +2756,6 @@
           <w:color w:val="ED0000"/>
           <w:lang w:eastAsia="pt-BR"/>
         </w:rPr>
-        <w:lastRenderedPageBreak/>
         <w:t>auto</w:t>
       </w:r>
       <w:proofErr w:type="gramEnd"/>
@@ -3646,6 +3965,7 @@
           <w:lang w:eastAsia="pt-BR"/>
           <w14:ligatures w14:val="none"/>
         </w:rPr>
+        <w:lastRenderedPageBreak/>
         <w:t>scrollbar</w:t>
       </w:r>
       <w:proofErr w:type="spellEnd"/>
@@ -6096,6 +6416,7 @@
           <w:lang w:eastAsia="pt-BR"/>
           <w14:ligatures w14:val="none"/>
         </w:rPr>
+        <w:lastRenderedPageBreak/>
         <w:t>text</w:t>
       </w:r>
       <w:proofErr w:type="gramEnd"/>
@@ -6976,7 +7297,6 @@
           <w:lang w:eastAsia="pt-BR"/>
           <w14:ligatures w14:val="none"/>
         </w:rPr>
-        <w:lastRenderedPageBreak/>
         <w:t>obs</w:t>
       </w:r>
       <w:proofErr w:type="spellEnd"/>
@@ -7195,7 +7515,7 @@
                     <pic:cNvPicPr/>
                   </pic:nvPicPr>
                   <pic:blipFill>
-                    <a:blip r:embed="rId8">
+                    <a:blip r:embed="rId9">
                       <a:extLst>
                         <a:ext uri="{28A0092B-C50C-407E-A947-70E740481C1C}">
                           <a14:useLocalDpi xmlns:a14="http://schemas.microsoft.com/office/drawing/2010/main" val="0"/>
@@ -7256,7 +7576,7 @@
                     <pic:cNvPicPr/>
                   </pic:nvPicPr>
                   <pic:blipFill>
-                    <a:blip r:embed="rId9">
+                    <a:blip r:embed="rId10">
                       <a:extLst>
                         <a:ext uri="{28A0092B-C50C-407E-A947-70E740481C1C}">
                           <a14:useLocalDpi xmlns:a14="http://schemas.microsoft.com/office/drawing/2010/main" val="0"/>
@@ -7827,6 +8147,7 @@
           <w:color w:val="0070C0"/>
           <w:lang w:eastAsia="pt-BR"/>
         </w:rPr>
+        <w:lastRenderedPageBreak/>
         <w:t>background</w:t>
       </w:r>
       <w:proofErr w:type="gramEnd"/>
@@ -10080,6 +10401,7 @@
           <w:color w:val="007BB8"/>
           <w:lang w:eastAsia="pt-BR"/>
         </w:rPr>
+        <w:lastRenderedPageBreak/>
         <w:t>invert</w:t>
       </w:r>
       <w:proofErr w:type="spellEnd"/>
@@ -10914,8 +11236,6 @@
           <w:lang w:eastAsia="pt-BR"/>
         </w:rPr>
       </w:pPr>
-      <w:bookmarkStart w:id="0" w:name="_GoBack"/>
-      <w:bookmarkEnd w:id="0"/>
     </w:p>
     <w:p>
       <w:r>
@@ -10925,7 +11245,6 @@
           <w:kern w:val="0"/>
           <w:lang w:eastAsia="pt-BR"/>
         </w:rPr>
-        <w:lastRenderedPageBreak/>
         <mc:AlternateContent>
           <mc:Choice Requires="wpg">
             <w:drawing>
@@ -12442,6 +12761,7 @@
           <w:color w:val="004F88"/>
           <w:lang w:eastAsia="pt-BR"/>
         </w:rPr>
+        <w:lastRenderedPageBreak/>
         <w:t>matrix</w:t>
       </w:r>
       <w:proofErr w:type="spellEnd"/>
@@ -13479,7 +13799,7 @@
                     <pic:cNvPicPr/>
                   </pic:nvPicPr>
                   <pic:blipFill>
-                    <a:blip r:embed="rId10">
+                    <a:blip r:embed="rId11">
                       <a:extLst>
                         <a:ext uri="{28A0092B-C50C-407E-A947-70E740481C1C}">
                           <a14:useLocalDpi xmlns:a14="http://schemas.microsoft.com/office/drawing/2010/main" val="0"/>
@@ -14115,6 +14435,7 @@
           <w:color w:val="007BB8"/>
           <w:lang w:eastAsia="pt-BR"/>
         </w:rPr>
+        <w:lastRenderedPageBreak/>
         <w:t>animation</w:t>
       </w:r>
       <w:proofErr w:type="gramEnd"/>
@@ -14918,7 +15239,7 @@
                     <pic:cNvPicPr/>
                   </pic:nvPicPr>
                   <pic:blipFill>
-                    <a:blip r:embed="rId11"/>
+                    <a:blip r:embed="rId12"/>
                     <a:stretch>
                       <a:fillRect/>
                     </a:stretch>
@@ -15456,7 +15777,7 @@
                     <pic:cNvPicPr/>
                   </pic:nvPicPr>
                   <pic:blipFill>
-                    <a:blip r:embed="rId12">
+                    <a:blip r:embed="rId13">
                       <a:extLst>
                         <a:ext uri="{28A0092B-C50C-407E-A947-70E740481C1C}">
                           <a14:useLocalDpi xmlns:a14="http://schemas.microsoft.com/office/drawing/2010/main" val="0"/>
@@ -15618,7 +15939,7 @@
                     <pic:cNvPicPr/>
                   </pic:nvPicPr>
                   <pic:blipFill>
-                    <a:blip r:embed="rId13">
+                    <a:blip r:embed="rId14">
                       <a:extLst>
                         <a:ext uri="{28A0092B-C50C-407E-A947-70E740481C1C}">
                           <a14:useLocalDpi xmlns:a14="http://schemas.microsoft.com/office/drawing/2010/main" val="0"/>
@@ -15737,6 +16058,7 @@
           <w:color w:val="004F88"/>
           <w:lang w:eastAsia="pt-BR"/>
         </w:rPr>
+        <w:lastRenderedPageBreak/>
         <w:t>class</w:t>
       </w:r>
       <w:proofErr w:type="spellEnd"/>
@@ -16195,7 +16517,7 @@
                           </pic:cNvPicPr>
                         </pic:nvPicPr>
                         <pic:blipFill>
-                          <a:blip r:embed="rId14">
+                          <a:blip r:embed="rId15">
                             <a:extLst>
                               <a:ext uri="{28A0092B-C50C-407E-A947-70E740481C1C}">
                                 <a14:useLocalDpi xmlns:a14="http://schemas.microsoft.com/office/drawing/2010/main" val="0"/>
@@ -16224,7 +16546,7 @@
                           </pic:cNvPicPr>
                         </pic:nvPicPr>
                         <pic:blipFill>
-                          <a:blip r:embed="rId15">
+                          <a:blip r:embed="rId16">
                             <a:extLst>
                               <a:ext uri="{28A0092B-C50C-407E-A947-70E740481C1C}">
                                 <a14:useLocalDpi xmlns:a14="http://schemas.microsoft.com/office/drawing/2010/main" val="0"/>
@@ -16277,10 +16599,10 @@
                   <o:lock v:ext="edit" aspectratio="t"/>
                 </v:shapetype>
                 <v:shape id="Imagem 1" o:spid="_x0000_s1027" type="#_x0000_t75" style="position:absolute;top:3048;width:31146;height:9010;visibility:visible;mso-wrap-style:square" o:gfxdata="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">
-                  <v:imagedata r:id="rId16" o:title=""/>
+                  <v:imagedata r:id="rId17" o:title=""/>
                 </v:shape>
                 <v:shape id="Imagem 1" o:spid="_x0000_s1028" type="#_x0000_t75" style="position:absolute;left:38957;top:444;width:14795;height:11614;visibility:visible;mso-wrap-style:square" o:gfxdata="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">
-                  <v:imagedata r:id="rId17" o:title=""/>
+                  <v:imagedata r:id="rId18" o:title=""/>
                 </v:shape>
               </v:group>
             </w:pict>
@@ -16361,7 +16683,6 @@
           <w:color w:val="004F88"/>
           <w:lang w:eastAsia="pt-BR"/>
         </w:rPr>
-        <w:lastRenderedPageBreak/>
         <w:t xml:space="preserve">PSEUDOCLASSES </w:t>
       </w:r>
       <w:r>
@@ -17184,7 +17505,7 @@
                     <pic:cNvPicPr/>
                   </pic:nvPicPr>
                   <pic:blipFill>
-                    <a:blip r:embed="rId18">
+                    <a:blip r:embed="rId19">
                       <a:extLst>
                         <a:ext uri="{28A0092B-C50C-407E-A947-70E740481C1C}">
                           <a14:useLocalDpi xmlns:a14="http://schemas.microsoft.com/office/drawing/2010/main" val="0"/>
@@ -17513,7 +17834,7 @@
                     <pic:cNvPicPr/>
                   </pic:nvPicPr>
                   <pic:blipFill>
-                    <a:blip r:embed="rId19">
+                    <a:blip r:embed="rId20">
                       <a:extLst>
                         <a:ext uri="{28A0092B-C50C-407E-A947-70E740481C1C}">
                           <a14:useLocalDpi xmlns:a14="http://schemas.microsoft.com/office/drawing/2010/main" val="0"/>
@@ -17668,7 +17989,6 @@
           <w:rFonts w:ascii="Times New Roman" w:eastAsia="Times New Roman" w:hAnsi="Times New Roman" w:cs="Times New Roman"/>
           <w:lang w:eastAsia="pt-BR"/>
         </w:rPr>
-        <w:lastRenderedPageBreak/>
         <w:t>Ocupa toda a largura disponível</w:t>
       </w:r>
     </w:p>
@@ -20540,7 +20860,6 @@
           <w:lang w:eastAsia="pt-BR"/>
           <w14:ligatures w14:val="none"/>
         </w:rPr>
-        <w:lastRenderedPageBreak/>
         <w:t>&lt;</w:t>
       </w:r>
       <w:proofErr w:type="spellStart"/>

--- a/MODULOS DE ESTUDO/🎯 CSS.docx
+++ b/MODULOS DE ESTUDO/🎯 CSS.docx
@@ -266,7 +266,7 @@
         </w:numPr>
         <w:spacing w:after="0"/>
         <w:rPr>
-          <w:rFonts w:ascii="Times New Roman" w:eastAsia="Times New Roman" w:hAnsi="Times New Roman" w:cs="Times New Roman"/>
+          <w:rFonts w:eastAsia="Times New Roman" w:cstheme="minorHAnsi"/>
           <w:lang w:eastAsia="pt-BR"/>
         </w:rPr>
       </w:pPr>
@@ -274,7 +274,7 @@
       <w:proofErr w:type="gramStart"/>
       <w:r>
         <w:rPr>
-          <w:rFonts w:ascii="Times New Roman" w:eastAsia="Times New Roman" w:hAnsi="Times New Roman" w:cs="Times New Roman"/>
+          <w:rFonts w:eastAsia="Times New Roman" w:cstheme="minorHAnsi"/>
           <w:color w:val="007BB8"/>
           <w:lang w:eastAsia="pt-BR"/>
         </w:rPr>
@@ -284,7 +284,7 @@
       <w:proofErr w:type="gramEnd"/>
       <w:r>
         <w:rPr>
-          <w:rFonts w:ascii="Times New Roman" w:eastAsia="Times New Roman" w:hAnsi="Times New Roman" w:cs="Times New Roman"/>
+          <w:rFonts w:eastAsia="Times New Roman" w:cstheme="minorHAnsi"/>
           <w:color w:val="007BB8"/>
           <w:lang w:eastAsia="pt-BR"/>
         </w:rPr>
@@ -292,7 +292,7 @@
       </w:r>
       <w:r>
         <w:rPr>
-          <w:rFonts w:ascii="Times New Roman" w:eastAsia="Times New Roman" w:hAnsi="Times New Roman" w:cs="Times New Roman"/>
+          <w:rFonts w:eastAsia="Times New Roman" w:cstheme="minorHAnsi"/>
           <w:lang w:eastAsia="pt-BR"/>
         </w:rPr>
         <w:t>Define a largura do elemento.</w:t>
@@ -307,7 +307,7 @@
         </w:numPr>
         <w:spacing w:after="0"/>
         <w:rPr>
-          <w:rFonts w:ascii="Times New Roman" w:eastAsia="Times New Roman" w:hAnsi="Times New Roman" w:cs="Times New Roman"/>
+          <w:rFonts w:eastAsia="Times New Roman" w:cstheme="minorHAnsi"/>
           <w:lang w:eastAsia="pt-BR"/>
         </w:rPr>
       </w:pPr>
@@ -315,7 +315,7 @@
       <w:proofErr w:type="gramStart"/>
       <w:r>
         <w:rPr>
-          <w:rFonts w:ascii="Times New Roman" w:eastAsia="Times New Roman" w:hAnsi="Times New Roman" w:cs="Times New Roman"/>
+          <w:rFonts w:eastAsia="Times New Roman" w:cstheme="minorHAnsi"/>
           <w:color w:val="007BB8"/>
           <w:lang w:eastAsia="pt-BR"/>
         </w:rPr>
@@ -325,7 +325,7 @@
       <w:proofErr w:type="gramEnd"/>
       <w:r>
         <w:rPr>
-          <w:rFonts w:ascii="Times New Roman" w:eastAsia="Times New Roman" w:hAnsi="Times New Roman" w:cs="Times New Roman"/>
+          <w:rFonts w:eastAsia="Times New Roman" w:cstheme="minorHAnsi"/>
           <w:color w:val="007BB8"/>
           <w:lang w:eastAsia="pt-BR"/>
         </w:rPr>
@@ -333,7 +333,7 @@
       </w:r>
       <w:r>
         <w:rPr>
-          <w:rFonts w:ascii="Times New Roman" w:eastAsia="Times New Roman" w:hAnsi="Times New Roman" w:cs="Times New Roman"/>
+          <w:rFonts w:eastAsia="Times New Roman" w:cstheme="minorHAnsi"/>
           <w:lang w:eastAsia="pt-BR"/>
         </w:rPr>
         <w:t xml:space="preserve"> Define a altura do elemento.</w:t>
@@ -348,7 +348,7 @@
         </w:numPr>
         <w:spacing w:after="0"/>
         <w:rPr>
-          <w:rFonts w:ascii="Times New Roman" w:eastAsia="Times New Roman" w:hAnsi="Times New Roman" w:cs="Times New Roman"/>
+          <w:rFonts w:eastAsia="Times New Roman" w:cstheme="minorHAnsi"/>
           <w:lang w:eastAsia="pt-BR"/>
         </w:rPr>
       </w:pPr>
@@ -356,7 +356,7 @@
       <w:proofErr w:type="gramStart"/>
       <w:r>
         <w:rPr>
-          <w:rFonts w:ascii="Times New Roman" w:eastAsia="Times New Roman" w:hAnsi="Times New Roman" w:cs="Times New Roman"/>
+          <w:rFonts w:eastAsia="Times New Roman" w:cstheme="minorHAnsi"/>
           <w:color w:val="007BB8"/>
           <w:lang w:eastAsia="pt-BR"/>
         </w:rPr>
@@ -366,7 +366,7 @@
       <w:proofErr w:type="gramEnd"/>
       <w:r>
         <w:rPr>
-          <w:rFonts w:ascii="Times New Roman" w:eastAsia="Times New Roman" w:hAnsi="Times New Roman" w:cs="Times New Roman"/>
+          <w:rFonts w:eastAsia="Times New Roman" w:cstheme="minorHAnsi"/>
           <w:color w:val="007BB8"/>
           <w:lang w:eastAsia="pt-BR"/>
         </w:rPr>
@@ -374,24 +374,10 @@
       </w:r>
       <w:r>
         <w:rPr>
-          <w:rFonts w:ascii="Times New Roman" w:eastAsia="Times New Roman" w:hAnsi="Times New Roman" w:cs="Times New Roman"/>
-          <w:lang w:eastAsia="pt-BR"/>
-        </w:rPr>
-        <w:t xml:space="preserve"> Define a margem externa do elemento</w:t>
-      </w:r>
-      <w:r>
-        <w:rPr>
-          <w:rFonts w:ascii="Times New Roman" w:eastAsia="Times New Roman" w:hAnsi="Times New Roman" w:cs="Times New Roman"/>
-          <w:lang w:eastAsia="pt-BR"/>
-        </w:rPr>
-        <w:t>/</w:t>
-      </w:r>
-      <w:r>
-        <w:rPr>
-          <w:rFonts w:ascii="Times New Roman" w:eastAsia="Times New Roman" w:hAnsi="Times New Roman" w:cs="Times New Roman"/>
-          <w:lang w:eastAsia="pt-BR"/>
-        </w:rPr>
-        <w:t xml:space="preserve"> Remove margens padrão</w:t>
+          <w:rFonts w:eastAsia="Times New Roman" w:cstheme="minorHAnsi"/>
+          <w:lang w:eastAsia="pt-BR"/>
+        </w:rPr>
+        <w:t xml:space="preserve"> Define a margem externa do elemento/ Remove margens padrão</w:t>
       </w:r>
     </w:p>
     <w:p>
@@ -403,7 +389,7 @@
         </w:numPr>
         <w:spacing w:after="0"/>
         <w:rPr>
-          <w:rFonts w:ascii="Times New Roman" w:eastAsia="Times New Roman" w:hAnsi="Times New Roman" w:cs="Times New Roman"/>
+          <w:rFonts w:eastAsia="Times New Roman" w:cstheme="minorHAnsi"/>
           <w:lang w:eastAsia="pt-BR"/>
         </w:rPr>
       </w:pPr>
@@ -411,7 +397,7 @@
       <w:proofErr w:type="gramStart"/>
       <w:r>
         <w:rPr>
-          <w:rFonts w:ascii="Times New Roman" w:eastAsia="Times New Roman" w:hAnsi="Times New Roman" w:cs="Times New Roman"/>
+          <w:rFonts w:eastAsia="Times New Roman" w:cstheme="minorHAnsi"/>
           <w:color w:val="007BB8"/>
           <w:lang w:eastAsia="pt-BR"/>
         </w:rPr>
@@ -421,7 +407,7 @@
       <w:proofErr w:type="gramEnd"/>
       <w:r>
         <w:rPr>
-          <w:rFonts w:ascii="Times New Roman" w:eastAsia="Times New Roman" w:hAnsi="Times New Roman" w:cs="Times New Roman"/>
+          <w:rFonts w:eastAsia="Times New Roman" w:cstheme="minorHAnsi"/>
           <w:color w:val="007BB8"/>
           <w:lang w:eastAsia="pt-BR"/>
         </w:rPr>
@@ -429,7 +415,7 @@
       </w:r>
       <w:r>
         <w:rPr>
-          <w:rFonts w:ascii="Times New Roman" w:eastAsia="Times New Roman" w:hAnsi="Times New Roman" w:cs="Times New Roman"/>
+          <w:rFonts w:eastAsia="Times New Roman" w:cstheme="minorHAnsi"/>
           <w:lang w:eastAsia="pt-BR"/>
         </w:rPr>
         <w:t>Define o preenchimento interno do elemento.</w:t>
@@ -444,7 +430,7 @@
         </w:numPr>
         <w:spacing w:after="0"/>
         <w:rPr>
-          <w:rFonts w:ascii="Times New Roman" w:eastAsia="Times New Roman" w:hAnsi="Times New Roman" w:cs="Times New Roman"/>
+          <w:rFonts w:eastAsia="Times New Roman" w:cstheme="minorHAnsi"/>
           <w:lang w:eastAsia="pt-BR"/>
         </w:rPr>
       </w:pPr>
@@ -452,7 +438,7 @@
       <w:proofErr w:type="gramStart"/>
       <w:r>
         <w:rPr>
-          <w:rFonts w:ascii="Times New Roman" w:eastAsia="Times New Roman" w:hAnsi="Times New Roman" w:cs="Times New Roman"/>
+          <w:rFonts w:eastAsia="Times New Roman" w:cstheme="minorHAnsi"/>
           <w:color w:val="007BB8"/>
           <w:lang w:eastAsia="pt-BR"/>
         </w:rPr>
@@ -462,7 +448,7 @@
       <w:proofErr w:type="gramEnd"/>
       <w:r>
         <w:rPr>
-          <w:rFonts w:ascii="Times New Roman" w:eastAsia="Times New Roman" w:hAnsi="Times New Roman" w:cs="Times New Roman"/>
+          <w:rFonts w:eastAsia="Times New Roman" w:cstheme="minorHAnsi"/>
           <w:color w:val="007BB8"/>
           <w:lang w:eastAsia="pt-BR"/>
         </w:rPr>
@@ -470,7 +456,7 @@
       </w:r>
       <w:r>
         <w:rPr>
-          <w:rFonts w:ascii="Times New Roman" w:eastAsia="Times New Roman" w:hAnsi="Times New Roman" w:cs="Times New Roman"/>
+          <w:rFonts w:eastAsia="Times New Roman" w:cstheme="minorHAnsi"/>
           <w:lang w:eastAsia="pt-BR"/>
         </w:rPr>
         <w:t>Define a borda do elemento (</w:t>
@@ -478,7 +464,7 @@
       <w:proofErr w:type="spellStart"/>
       <w:r>
         <w:rPr>
-          <w:rFonts w:ascii="Times New Roman" w:eastAsia="Times New Roman" w:hAnsi="Times New Roman" w:cs="Times New Roman"/>
+          <w:rFonts w:eastAsia="Times New Roman" w:cstheme="minorHAnsi"/>
           <w:lang w:eastAsia="pt-BR"/>
         </w:rPr>
         <w:t>ex</w:t>
@@ -486,7 +472,7 @@
       <w:proofErr w:type="spellEnd"/>
       <w:r>
         <w:rPr>
-          <w:rFonts w:ascii="Times New Roman" w:eastAsia="Times New Roman" w:hAnsi="Times New Roman" w:cs="Times New Roman"/>
+          <w:rFonts w:eastAsia="Times New Roman" w:cstheme="minorHAnsi"/>
           <w:lang w:eastAsia="pt-BR"/>
         </w:rPr>
         <w:t xml:space="preserve">: 1px </w:t>
@@ -494,7 +480,7 @@
       <w:proofErr w:type="spellStart"/>
       <w:r>
         <w:rPr>
-          <w:rFonts w:ascii="Times New Roman" w:eastAsia="Times New Roman" w:hAnsi="Times New Roman" w:cs="Times New Roman"/>
+          <w:rFonts w:eastAsia="Times New Roman" w:cstheme="minorHAnsi"/>
           <w:lang w:eastAsia="pt-BR"/>
         </w:rPr>
         <w:t>solid</w:t>
@@ -502,7 +488,7 @@
       <w:proofErr w:type="spellEnd"/>
       <w:r>
         <w:rPr>
-          <w:rFonts w:ascii="Times New Roman" w:eastAsia="Times New Roman" w:hAnsi="Times New Roman" w:cs="Times New Roman"/>
+          <w:rFonts w:eastAsia="Times New Roman" w:cstheme="minorHAnsi"/>
           <w:lang w:eastAsia="pt-BR"/>
         </w:rPr>
         <w:t xml:space="preserve"> </w:t>
@@ -510,7 +496,7 @@
       <w:proofErr w:type="spellStart"/>
       <w:r>
         <w:rPr>
-          <w:rFonts w:ascii="Times New Roman" w:eastAsia="Times New Roman" w:hAnsi="Times New Roman" w:cs="Times New Roman"/>
+          <w:rFonts w:eastAsia="Times New Roman" w:cstheme="minorHAnsi"/>
           <w:lang w:eastAsia="pt-BR"/>
         </w:rPr>
         <w:t>black</w:t>
@@ -518,7 +504,7 @@
       <w:proofErr w:type="spellEnd"/>
       <w:r>
         <w:rPr>
-          <w:rFonts w:ascii="Times New Roman" w:eastAsia="Times New Roman" w:hAnsi="Times New Roman" w:cs="Times New Roman"/>
+          <w:rFonts w:eastAsia="Times New Roman" w:cstheme="minorHAnsi"/>
           <w:lang w:eastAsia="pt-BR"/>
         </w:rPr>
         <w:t>).</w:t>
@@ -533,14 +519,14 @@
         </w:numPr>
         <w:spacing w:after="0"/>
         <w:rPr>
-          <w:rFonts w:ascii="Times New Roman" w:eastAsia="Times New Roman" w:hAnsi="Times New Roman" w:cs="Times New Roman"/>
+          <w:rFonts w:eastAsia="Times New Roman" w:cstheme="minorHAnsi"/>
           <w:lang w:eastAsia="pt-BR"/>
         </w:rPr>
       </w:pPr>
       <w:proofErr w:type="gramStart"/>
       <w:r>
         <w:rPr>
-          <w:rFonts w:ascii="Times New Roman" w:eastAsia="Times New Roman" w:hAnsi="Times New Roman" w:cs="Times New Roman"/>
+          <w:rFonts w:eastAsia="Times New Roman" w:cstheme="minorHAnsi"/>
           <w:color w:val="0070C0"/>
           <w:lang w:eastAsia="pt-BR"/>
         </w:rPr>
@@ -549,7 +535,7 @@
       <w:proofErr w:type="gramEnd"/>
       <w:r>
         <w:rPr>
-          <w:rFonts w:ascii="Times New Roman" w:eastAsia="Times New Roman" w:hAnsi="Times New Roman" w:cs="Times New Roman"/>
+          <w:rFonts w:eastAsia="Times New Roman" w:cstheme="minorHAnsi"/>
           <w:color w:val="0070C0"/>
           <w:lang w:eastAsia="pt-BR"/>
         </w:rPr>
@@ -558,7 +544,7 @@
       <w:proofErr w:type="spellStart"/>
       <w:r>
         <w:rPr>
-          <w:rFonts w:ascii="Times New Roman" w:eastAsia="Times New Roman" w:hAnsi="Times New Roman" w:cs="Times New Roman"/>
+          <w:rFonts w:eastAsia="Times New Roman" w:cstheme="minorHAnsi"/>
           <w:color w:val="0070C0"/>
           <w:lang w:eastAsia="pt-BR"/>
         </w:rPr>
@@ -567,7 +553,7 @@
       <w:proofErr w:type="spellEnd"/>
       <w:r>
         <w:rPr>
-          <w:rFonts w:ascii="Times New Roman" w:eastAsia="Times New Roman" w:hAnsi="Times New Roman" w:cs="Times New Roman"/>
+          <w:rFonts w:eastAsia="Times New Roman" w:cstheme="minorHAnsi"/>
           <w:color w:val="0070C0"/>
           <w:lang w:eastAsia="pt-BR"/>
         </w:rPr>
@@ -575,14 +561,14 @@
       </w:r>
       <w:r>
         <w:rPr>
-          <w:rFonts w:ascii="Times New Roman" w:eastAsia="Times New Roman" w:hAnsi="Times New Roman" w:cs="Times New Roman"/>
+          <w:rFonts w:eastAsia="Times New Roman" w:cstheme="minorHAnsi"/>
           <w:lang w:eastAsia="pt-BR"/>
         </w:rPr>
         <w:t xml:space="preserve">Define </w:t>
       </w:r>
       <w:r>
         <w:rPr>
-          <w:rFonts w:ascii="Times New Roman" w:eastAsia="Times New Roman" w:hAnsi="Times New Roman" w:cs="Times New Roman"/>
+          <w:rFonts w:eastAsia="Times New Roman" w:cstheme="minorHAnsi"/>
           <w:b/>
           <w:bCs/>
           <w:lang w:eastAsia="pt-BR"/>
@@ -591,7 +577,7 @@
       </w:r>
       <w:r>
         <w:rPr>
-          <w:rFonts w:ascii="Times New Roman" w:eastAsia="Times New Roman" w:hAnsi="Times New Roman" w:cs="Times New Roman"/>
+          <w:rFonts w:eastAsia="Times New Roman" w:cstheme="minorHAnsi"/>
           <w:lang w:eastAsia="pt-BR"/>
         </w:rPr>
         <w:t xml:space="preserve"> (incluindo ou não </w:t>
@@ -599,7 +585,7 @@
       <w:proofErr w:type="spellStart"/>
       <w:r>
         <w:rPr>
-          <w:rFonts w:ascii="Times New Roman" w:eastAsia="Times New Roman" w:hAnsi="Times New Roman" w:cs="Times New Roman"/>
+          <w:rFonts w:eastAsia="Times New Roman" w:cstheme="minorHAnsi"/>
           <w:lang w:eastAsia="pt-BR"/>
         </w:rPr>
         <w:t>padding</w:t>
@@ -607,7 +593,7 @@
       <w:proofErr w:type="spellEnd"/>
       <w:r>
         <w:rPr>
-          <w:rFonts w:ascii="Times New Roman" w:eastAsia="Times New Roman" w:hAnsi="Times New Roman" w:cs="Times New Roman"/>
+          <w:rFonts w:eastAsia="Times New Roman" w:cstheme="minorHAnsi"/>
           <w:lang w:eastAsia="pt-BR"/>
         </w:rPr>
         <w:t xml:space="preserve"> e </w:t>
@@ -615,7 +601,7 @@
       <w:proofErr w:type="spellStart"/>
       <w:r>
         <w:rPr>
-          <w:rFonts w:ascii="Times New Roman" w:eastAsia="Times New Roman" w:hAnsi="Times New Roman" w:cs="Times New Roman"/>
+          <w:rFonts w:eastAsia="Times New Roman" w:cstheme="minorHAnsi"/>
           <w:lang w:eastAsia="pt-BR"/>
         </w:rPr>
         <w:t>border</w:t>
@@ -623,7 +609,7 @@
       <w:proofErr w:type="spellEnd"/>
       <w:r>
         <w:rPr>
-          <w:rFonts w:ascii="Times New Roman" w:eastAsia="Times New Roman" w:hAnsi="Times New Roman" w:cs="Times New Roman"/>
+          <w:rFonts w:eastAsia="Times New Roman" w:cstheme="minorHAnsi"/>
           <w:lang w:eastAsia="pt-BR"/>
         </w:rPr>
         <w:t>).</w:t>
@@ -638,7 +624,7 @@
         </w:numPr>
         <w:spacing w:after="0"/>
         <w:rPr>
-          <w:rFonts w:ascii="Times New Roman" w:eastAsia="Times New Roman" w:hAnsi="Times New Roman" w:cs="Times New Roman"/>
+          <w:rFonts w:eastAsia="Times New Roman" w:cstheme="minorHAnsi"/>
           <w:lang w:eastAsia="pt-BR"/>
         </w:rPr>
       </w:pPr>
@@ -646,7 +632,7 @@
       <w:proofErr w:type="gramStart"/>
       <w:r>
         <w:rPr>
-          <w:rFonts w:ascii="Times New Roman" w:eastAsia="Times New Roman" w:hAnsi="Times New Roman" w:cs="Times New Roman"/>
+          <w:rFonts w:eastAsia="Times New Roman" w:cstheme="minorHAnsi"/>
           <w:b/>
           <w:bCs/>
           <w:color w:val="004982"/>
@@ -658,7 +644,7 @@
       <w:proofErr w:type="gramEnd"/>
       <w:r>
         <w:rPr>
-          <w:rFonts w:ascii="Times New Roman" w:eastAsia="Times New Roman" w:hAnsi="Times New Roman" w:cs="Times New Roman"/>
+          <w:rFonts w:eastAsia="Times New Roman" w:cstheme="minorHAnsi"/>
           <w:b/>
           <w:bCs/>
           <w:color w:val="004982"/>
@@ -668,7 +654,7 @@
       </w:r>
       <w:r>
         <w:rPr>
-          <w:rFonts w:ascii="Times New Roman" w:eastAsia="Times New Roman" w:hAnsi="Times New Roman" w:cs="Times New Roman"/>
+          <w:rFonts w:eastAsia="Times New Roman" w:cstheme="minorHAnsi"/>
           <w:color w:val="004982"/>
           <w:lang w:eastAsia="pt-BR"/>
         </w:rPr>
@@ -676,7 +662,7 @@
       </w:r>
       <w:r>
         <w:rPr>
-          <w:rFonts w:ascii="Times New Roman" w:eastAsia="Times New Roman" w:hAnsi="Times New Roman" w:cs="Times New Roman"/>
+          <w:rFonts w:eastAsia="Times New Roman" w:cstheme="minorHAnsi"/>
           <w:lang w:eastAsia="pt-BR"/>
         </w:rPr>
         <w:t>Define como o texto é exibido quando ultrapassa o container (</w:t>
@@ -684,7 +670,7 @@
       <w:proofErr w:type="spellStart"/>
       <w:r>
         <w:rPr>
-          <w:rFonts w:ascii="Times New Roman" w:eastAsia="Times New Roman" w:hAnsi="Times New Roman" w:cs="Times New Roman"/>
+          <w:rFonts w:eastAsia="Times New Roman" w:cstheme="minorHAnsi"/>
           <w:lang w:eastAsia="pt-BR"/>
         </w:rPr>
         <w:t>ex</w:t>
@@ -692,7 +678,7 @@
       <w:proofErr w:type="spellEnd"/>
       <w:r>
         <w:rPr>
-          <w:rFonts w:ascii="Times New Roman" w:eastAsia="Times New Roman" w:hAnsi="Times New Roman" w:cs="Times New Roman"/>
+          <w:rFonts w:eastAsia="Times New Roman" w:cstheme="minorHAnsi"/>
           <w:lang w:eastAsia="pt-BR"/>
         </w:rPr>
         <w:t>: reticências).</w:t>
@@ -707,7 +693,7 @@
         </w:numPr>
         <w:spacing w:after="0"/>
         <w:rPr>
-          <w:rFonts w:ascii="Times New Roman" w:eastAsia="Times New Roman" w:hAnsi="Times New Roman" w:cs="Times New Roman"/>
+          <w:rFonts w:eastAsia="Times New Roman" w:cstheme="minorHAnsi"/>
           <w:lang w:eastAsia="pt-BR"/>
         </w:rPr>
       </w:pPr>
@@ -715,7 +701,7 @@
       <w:proofErr w:type="gramStart"/>
       <w:r>
         <w:rPr>
-          <w:rFonts w:ascii="Times New Roman" w:eastAsia="Times New Roman" w:hAnsi="Times New Roman" w:cs="Times New Roman"/>
+          <w:rFonts w:eastAsia="Times New Roman" w:cstheme="minorHAnsi"/>
           <w:b/>
           <w:bCs/>
           <w:color w:val="004982"/>
@@ -726,7 +712,7 @@
       <w:proofErr w:type="gramEnd"/>
       <w:r>
         <w:rPr>
-          <w:rFonts w:ascii="Times New Roman" w:eastAsia="Times New Roman" w:hAnsi="Times New Roman" w:cs="Times New Roman"/>
+          <w:rFonts w:eastAsia="Times New Roman" w:cstheme="minorHAnsi"/>
           <w:b/>
           <w:bCs/>
           <w:color w:val="004982"/>
@@ -737,7 +723,7 @@
       <w:proofErr w:type="spellEnd"/>
       <w:r>
         <w:rPr>
-          <w:rFonts w:ascii="Times New Roman" w:eastAsia="Times New Roman" w:hAnsi="Times New Roman" w:cs="Times New Roman"/>
+          <w:rFonts w:eastAsia="Times New Roman" w:cstheme="minorHAnsi"/>
           <w:b/>
           <w:bCs/>
           <w:color w:val="004982"/>
@@ -747,7 +733,7 @@
       </w:r>
       <w:r>
         <w:rPr>
-          <w:rFonts w:ascii="Times New Roman" w:eastAsia="Times New Roman" w:hAnsi="Times New Roman" w:cs="Times New Roman"/>
+          <w:rFonts w:eastAsia="Times New Roman" w:cstheme="minorHAnsi"/>
           <w:color w:val="004982"/>
           <w:lang w:eastAsia="pt-BR"/>
         </w:rPr>
@@ -755,7 +741,7 @@
       </w:r>
       <w:r>
         <w:rPr>
-          <w:rFonts w:ascii="Times New Roman" w:eastAsia="Times New Roman" w:hAnsi="Times New Roman" w:cs="Times New Roman"/>
+          <w:rFonts w:eastAsia="Times New Roman" w:cstheme="minorHAnsi"/>
           <w:lang w:eastAsia="pt-BR"/>
         </w:rPr>
         <w:t>Controla se o texto deve quebrar para a próxima linha. Layout.</w:t>
@@ -770,14 +756,14 @@
         </w:numPr>
         <w:spacing w:after="0"/>
         <w:rPr>
-          <w:rFonts w:ascii="Times New Roman" w:eastAsia="Times New Roman" w:hAnsi="Times New Roman" w:cs="Times New Roman"/>
+          <w:rFonts w:eastAsia="Times New Roman" w:cstheme="minorHAnsi"/>
           <w:lang w:eastAsia="pt-BR"/>
         </w:rPr>
       </w:pPr>
       <w:proofErr w:type="gramStart"/>
       <w:r>
         <w:rPr>
-          <w:rFonts w:ascii="Times New Roman" w:eastAsia="Times New Roman" w:hAnsi="Times New Roman" w:cs="Times New Roman"/>
+          <w:rFonts w:eastAsia="Times New Roman" w:cstheme="minorHAnsi"/>
           <w:b/>
           <w:bCs/>
           <w:color w:val="004F88"/>
@@ -788,7 +774,7 @@
       <w:proofErr w:type="gramEnd"/>
       <w:r>
         <w:rPr>
-          <w:rFonts w:ascii="Times New Roman" w:eastAsia="Times New Roman" w:hAnsi="Times New Roman" w:cs="Times New Roman"/>
+          <w:rFonts w:eastAsia="Times New Roman" w:cstheme="minorHAnsi"/>
           <w:color w:val="004F88"/>
           <w:lang w:eastAsia="pt-BR"/>
         </w:rPr>
@@ -796,14 +782,14 @@
       </w:r>
       <w:r>
         <w:rPr>
-          <w:rFonts w:ascii="Times New Roman" w:eastAsia="Times New Roman" w:hAnsi="Times New Roman" w:cs="Times New Roman"/>
+          <w:rFonts w:eastAsia="Times New Roman" w:cstheme="minorHAnsi"/>
           <w:lang w:eastAsia="pt-BR"/>
         </w:rPr>
         <w:t>define</w:t>
       </w:r>
       <w:r>
         <w:rPr>
-          <w:rFonts w:ascii="Times New Roman" w:eastAsia="Times New Roman" w:hAnsi="Times New Roman" w:cs="Times New Roman"/>
+          <w:rFonts w:eastAsia="Times New Roman" w:cstheme="minorHAnsi"/>
           <w:b/>
           <w:bCs/>
           <w:lang w:eastAsia="pt-BR"/>
@@ -812,14 +798,14 @@
       </w:r>
       <w:r>
         <w:rPr>
-          <w:rFonts w:ascii="Times New Roman" w:eastAsia="Times New Roman" w:hAnsi="Times New Roman" w:cs="Times New Roman"/>
+          <w:rFonts w:eastAsia="Times New Roman" w:cstheme="minorHAnsi"/>
           <w:lang w:eastAsia="pt-BR"/>
         </w:rPr>
         <w:t xml:space="preserve"> que controlam </w:t>
       </w:r>
       <w:r>
         <w:rPr>
-          <w:rFonts w:ascii="Times New Roman" w:eastAsia="Times New Roman" w:hAnsi="Times New Roman" w:cs="Times New Roman"/>
+          <w:rFonts w:eastAsia="Times New Roman" w:cstheme="minorHAnsi"/>
           <w:b/>
           <w:bCs/>
           <w:lang w:eastAsia="pt-BR"/>
@@ -829,7 +815,7 @@
       <w:proofErr w:type="spellStart"/>
       <w:r>
         <w:rPr>
-          <w:rFonts w:ascii="Times New Roman" w:eastAsia="Times New Roman" w:hAnsi="Times New Roman" w:cs="Times New Roman"/>
+          <w:rFonts w:eastAsia="Times New Roman" w:cstheme="minorHAnsi"/>
           <w:b/>
           <w:bCs/>
           <w:lang w:eastAsia="pt-BR"/>
@@ -839,7 +825,7 @@
       <w:proofErr w:type="spellEnd"/>
       <w:r>
         <w:rPr>
-          <w:rFonts w:ascii="Times New Roman" w:eastAsia="Times New Roman" w:hAnsi="Times New Roman" w:cs="Times New Roman"/>
+          <w:rFonts w:eastAsia="Times New Roman" w:cstheme="minorHAnsi"/>
           <w:b/>
           <w:bCs/>
           <w:lang w:eastAsia="pt-BR"/>
@@ -848,10 +834,160 @@
       </w:r>
       <w:r>
         <w:rPr>
-          <w:rFonts w:ascii="Times New Roman" w:eastAsia="Times New Roman" w:hAnsi="Times New Roman" w:cs="Times New Roman"/>
+          <w:rFonts w:eastAsia="Times New Roman" w:cstheme="minorHAnsi"/>
           <w:lang w:eastAsia="pt-BR"/>
         </w:rPr>
         <w:t xml:space="preserve"> que fazem parte da estrutura da página.</w:t>
+      </w:r>
+    </w:p>
+    <w:p>
+      <w:pPr>
+        <w:pStyle w:val="PargrafodaLista"/>
+        <w:numPr>
+          <w:ilvl w:val="0"/>
+          <w:numId w:val="3"/>
+        </w:numPr>
+        <w:spacing w:after="0"/>
+        <w:rPr>
+          <w:rFonts w:eastAsia="Times New Roman" w:cstheme="minorHAnsi"/>
+          <w:b/>
+          <w:color w:val="00B0F0"/>
+          <w:lang w:eastAsia="pt-BR"/>
+        </w:rPr>
+      </w:pPr>
+      <w:proofErr w:type="spellStart"/>
+      <w:r>
+        <w:rPr>
+          <w:rStyle w:val="CdigoHTML"/>
+          <w:rFonts w:asciiTheme="minorHAnsi" w:eastAsiaTheme="majorEastAsia" w:hAnsiTheme="minorHAnsi" w:cstheme="minorHAnsi"/>
+          <w:b/>
+          <w:color w:val="00B0F0"/>
+          <w:sz w:val="24"/>
+          <w:szCs w:val="24"/>
+        </w:rPr>
+        <w:t>C</w:t>
+      </w:r>
+      <w:r>
+        <w:rPr>
+          <w:rStyle w:val="CdigoHTML"/>
+          <w:rFonts w:asciiTheme="minorHAnsi" w:eastAsiaTheme="majorEastAsia" w:hAnsiTheme="minorHAnsi" w:cstheme="minorHAnsi"/>
+          <w:b/>
+          <w:color w:val="00B0F0"/>
+          <w:sz w:val="24"/>
+          <w:szCs w:val="24"/>
+        </w:rPr>
+        <w:t>lear</w:t>
+      </w:r>
+      <w:proofErr w:type="spellEnd"/>
+      <w:r>
+        <w:rPr>
+          <w:rStyle w:val="CdigoHTML"/>
+          <w:rFonts w:asciiTheme="minorHAnsi" w:eastAsiaTheme="majorEastAsia" w:hAnsiTheme="minorHAnsi" w:cstheme="minorHAnsi"/>
+          <w:b/>
+          <w:color w:val="0070C0"/>
+          <w:sz w:val="24"/>
+          <w:szCs w:val="24"/>
+        </w:rPr>
+        <w:t>:</w:t>
+      </w:r>
+      <w:r>
+        <w:rPr>
+          <w:rStyle w:val="CdigoHTML"/>
+          <w:rFonts w:asciiTheme="minorHAnsi" w:eastAsiaTheme="majorEastAsia" w:hAnsiTheme="minorHAnsi" w:cstheme="minorHAnsi"/>
+          <w:b/>
+          <w:color w:val="0070C0"/>
+          <w:sz w:val="24"/>
+          <w:szCs w:val="24"/>
+        </w:rPr>
+        <w:t xml:space="preserve"> </w:t>
+      </w:r>
+      <w:r>
+        <w:rPr>
+          <w:rFonts w:cstheme="minorHAnsi"/>
+        </w:rPr>
+        <w:t>Af</w:t>
+      </w:r>
+      <w:r>
+        <w:rPr>
+          <w:rFonts w:cstheme="minorHAnsi"/>
+        </w:rPr>
+        <w:t>eta como os elementos se comportam em relação a outros elementos flutuantes (</w:t>
+      </w:r>
+      <w:proofErr w:type="spellStart"/>
+      <w:r>
+        <w:rPr>
+          <w:rFonts w:cstheme="minorHAnsi"/>
+        </w:rPr>
+        <w:t>floats</w:t>
+      </w:r>
+      <w:proofErr w:type="spellEnd"/>
+      <w:r>
+        <w:rPr>
+          <w:rFonts w:cstheme="minorHAnsi"/>
+        </w:rPr>
+        <w:t>), ajudando a "limpar" a influência deles.</w:t>
+      </w:r>
+    </w:p>
+    <w:p>
+      <w:pPr>
+        <w:pStyle w:val="PargrafodaLista"/>
+        <w:numPr>
+          <w:ilvl w:val="0"/>
+          <w:numId w:val="3"/>
+        </w:numPr>
+        <w:spacing w:after="0"/>
+        <w:rPr>
+          <w:rFonts w:eastAsia="Times New Roman" w:cstheme="minorHAnsi"/>
+          <w:b/>
+          <w:color w:val="00B0F0"/>
+          <w:lang w:eastAsia="pt-BR"/>
+        </w:rPr>
+      </w:pPr>
+      <w:r>
+        <w:rPr>
+          <w:rFonts w:eastAsia="Times New Roman" w:cstheme="minorHAnsi"/>
+          <w:b/>
+          <w:bCs/>
+          <w:color w:val="004982"/>
+          <w:lang w:eastAsia="pt-BR"/>
+        </w:rPr>
+        <w:t>O</w:t>
+      </w:r>
+      <w:r>
+        <w:rPr>
+          <w:rFonts w:eastAsia="Times New Roman" w:cstheme="minorHAnsi"/>
+          <w:b/>
+          <w:bCs/>
+          <w:color w:val="004982"/>
+          <w:lang w:eastAsia="pt-BR"/>
+        </w:rPr>
+        <w:t>verflow</w:t>
+      </w:r>
+      <w:r>
+        <w:rPr>
+          <w:rFonts w:eastAsia="Times New Roman" w:cstheme="minorHAnsi"/>
+          <w:b/>
+          <w:bCs/>
+          <w:color w:val="004982"/>
+          <w:lang w:eastAsia="pt-BR"/>
+        </w:rPr>
+        <w:t xml:space="preserve">: </w:t>
+      </w:r>
+      <w:r>
+        <w:t xml:space="preserve">a propriedade </w:t>
+      </w:r>
+      <w:r>
+        <w:rPr>
+          <w:rStyle w:val="Forte"/>
+          <w:b w:val="0"/>
+        </w:rPr>
+        <w:t>que controla como o conteúdo de um container se comporta quando excede o tamanho da caixa</w:t>
+      </w:r>
+      <w:r>
+        <w:rPr>
+          <w:b/>
+        </w:rPr>
+        <w:t>.</w:t>
       </w:r>
     </w:p>
     <w:p>
@@ -859,6 +995,58 @@
         <w:spacing w:after="0"/>
         <w:ind w:left="360"/>
         <w:rPr>
+          <w:rFonts w:eastAsia="Times New Roman" w:cstheme="minorHAnsi"/>
+          <w:b/>
+          <w:color w:val="00B0F0"/>
+          <w:lang w:eastAsia="pt-BR"/>
+        </w:rPr>
+      </w:pPr>
+      <w:r>
+        <w:rPr>
+          <w:noProof/>
+          <w:lang w:eastAsia="pt-BR"/>
+        </w:rPr>
+        <w:drawing>
+          <wp:inline distT="0" distB="0" distL="0" distR="0" wp14:anchorId="194D6724" wp14:editId="1F23C4B4">
+            <wp:extent cx="5400040" cy="1776795"/>
+            <wp:effectExtent l="0" t="0" r="0" b="0"/>
+            <wp:docPr id="2" name="Imagem 2"/>
+            <wp:cNvGraphicFramePr>
+              <a:graphicFrameLocks xmlns:a="http://schemas.openxmlformats.org/drawingml/2006/main" noChangeAspect="1"/>
+            </wp:cNvGraphicFramePr>
+            <a:graphic xmlns:a="http://schemas.openxmlformats.org/drawingml/2006/main">
+              <a:graphicData uri="http://schemas.openxmlformats.org/drawingml/2006/picture">
+                <pic:pic xmlns:pic="http://schemas.openxmlformats.org/drawingml/2006/picture">
+                  <pic:nvPicPr>
+                    <pic:cNvPr id="0" name=""/>
+                    <pic:cNvPicPr/>
+                  </pic:nvPicPr>
+                  <pic:blipFill>
+                    <a:blip r:embed="rId6"/>
+                    <a:stretch>
+                      <a:fillRect/>
+                    </a:stretch>
+                  </pic:blipFill>
+                  <pic:spPr>
+                    <a:xfrm>
+                      <a:off x="0" y="0"/>
+                      <a:ext cx="5400040" cy="1776795"/>
+                    </a:xfrm>
+                    <a:prstGeom prst="rect">
+                      <a:avLst/>
+                    </a:prstGeom>
+                  </pic:spPr>
+                </pic:pic>
+              </a:graphicData>
+            </a:graphic>
+          </wp:inline>
+        </w:drawing>
+      </w:r>
+    </w:p>
+    <w:p>
+      <w:pPr>
+        <w:spacing w:after="0"/>
+        <w:rPr>
           <w:rFonts w:ascii="Times New Roman" w:eastAsia="Times New Roman" w:hAnsi="Times New Roman" w:cs="Times New Roman"/>
           <w:lang w:eastAsia="pt-BR"/>
         </w:rPr>
@@ -1083,6 +1271,7 @@
           <w:color w:val="007BB8"/>
           <w:lang w:eastAsia="pt-BR"/>
         </w:rPr>
+        <w:lastRenderedPageBreak/>
         <w:t>Fixed</w:t>
       </w:r>
       <w:proofErr w:type="spellEnd"/>
@@ -1325,8 +1514,7 @@
         <w:pStyle w:val="PargrafodaLista"/>
         <w:spacing w:after="0"/>
         <w:rPr>
-          <w:rFonts w:ascii="Times New Roman" w:eastAsia="Times New Roman" w:hAnsi="Times New Roman" w:cs="Times New Roman"/>
-          <w:lang w:eastAsia="pt-BR"/>
+          <w:color w:val="FF0000"/>
         </w:rPr>
       </w:pPr>
       <w:r>
@@ -1358,7 +1546,7 @@
                     <pic:cNvPicPr/>
                   </pic:nvPicPr>
                   <pic:blipFill>
-                    <a:blip r:embed="rId6">
+                    <a:blip r:embed="rId7">
                       <a:extLst>
                         <a:ext uri="{28A0092B-C50C-407E-A947-70E740481C1C}">
                           <a14:useLocalDpi xmlns:a14="http://schemas.microsoft.com/office/drawing/2010/main" val="0"/>
@@ -1463,16 +1651,37 @@
         </w:rPr>
         <w:t>.</w:t>
       </w:r>
-      <w:r>
-        <w:rPr>
-          <w:rFonts w:ascii="Times New Roman" w:eastAsia="Times New Roman" w:hAnsi="Times New Roman" w:cs="Times New Roman"/>
-          <w:lang w:eastAsia="pt-BR"/>
-        </w:rPr>
-        <w:br/>
-      </w:r>
-    </w:p>
-    <w:p>
-      <w:pPr>
+    </w:p>
+    <w:p>
+      <w:pPr>
+        <w:pStyle w:val="PargrafodaLista"/>
+        <w:spacing w:after="0"/>
+        <w:rPr>
+          <w:color w:val="FF0000"/>
+        </w:rPr>
+      </w:pPr>
+    </w:p>
+    <w:p>
+      <w:pPr>
+        <w:pStyle w:val="PargrafodaLista"/>
+        <w:spacing w:after="0"/>
+        <w:rPr>
+          <w:color w:val="FF0000"/>
+        </w:rPr>
+      </w:pPr>
+    </w:p>
+    <w:p>
+      <w:pPr>
+        <w:pStyle w:val="PargrafodaLista"/>
+        <w:spacing w:after="0"/>
+        <w:rPr>
+          <w:color w:val="FF0000"/>
+        </w:rPr>
+      </w:pPr>
+    </w:p>
+    <w:p>
+      <w:pPr>
+        <w:pStyle w:val="PargrafodaLista"/>
         <w:spacing w:after="0"/>
         <w:rPr>
           <w:rFonts w:ascii="Times New Roman" w:eastAsia="Times New Roman" w:hAnsi="Times New Roman" w:cs="Times New Roman"/>
@@ -1481,6 +1690,22 @@
       </w:pPr>
       <w:bookmarkStart w:id="0" w:name="_GoBack"/>
       <w:bookmarkEnd w:id="0"/>
+      <w:r>
+        <w:rPr>
+          <w:rFonts w:ascii="Times New Roman" w:eastAsia="Times New Roman" w:hAnsi="Times New Roman" w:cs="Times New Roman"/>
+          <w:lang w:eastAsia="pt-BR"/>
+        </w:rPr>
+        <w:br/>
+      </w:r>
+    </w:p>
+    <w:p>
+      <w:pPr>
+        <w:spacing w:after="0"/>
+        <w:rPr>
+          <w:rFonts w:ascii="Times New Roman" w:eastAsia="Times New Roman" w:hAnsi="Times New Roman" w:cs="Times New Roman"/>
+          <w:lang w:eastAsia="pt-BR"/>
+        </w:rPr>
+      </w:pPr>
     </w:p>
     <w:p>
       <w:pPr>
@@ -1506,7 +1731,6 @@
           <w:color w:val="004F88"/>
           <w:lang w:eastAsia="pt-BR"/>
         </w:rPr>
-        <w:lastRenderedPageBreak/>
         <w:t>@media</w:t>
       </w:r>
       <w:r>
@@ -1528,6 +1752,56 @@
         </w:rPr>
         <w:t>usada para aplicar estilos condicionalmente, dependendo das características do dispositivo (largura, altura, tipo de tela, etc.). Ou seja: criar layouts responsivos, ou seja, que se adaptam a diferentes tamanhos de tela</w:t>
       </w:r>
+      <w:r>
+        <w:rPr>
+          <w:rFonts w:ascii="Times New Roman" w:eastAsia="Times New Roman" w:hAnsi="Times New Roman" w:cs="Times New Roman"/>
+          <w:b/>
+          <w:bCs/>
+          <w:lang w:eastAsia="pt-BR"/>
+        </w:rPr>
+        <w:t>.</w:t>
+      </w:r>
+    </w:p>
+    <w:p>
+      <w:pPr>
+        <w:spacing w:after="0"/>
+        <w:ind w:left="360"/>
+        <w:rPr>
+          <w:rFonts w:ascii="Times New Roman" w:eastAsia="Times New Roman" w:hAnsi="Times New Roman" w:cs="Times New Roman"/>
+          <w:b/>
+          <w:bCs/>
+          <w:color w:val="FF0000"/>
+          <w:lang w:eastAsia="pt-BR"/>
+        </w:rPr>
+      </w:pPr>
+      <w:r>
+        <w:rPr>
+          <w:rFonts w:ascii="Times New Roman" w:eastAsia="Times New Roman" w:hAnsi="Times New Roman" w:cs="Times New Roman"/>
+          <w:b/>
+          <w:bCs/>
+          <w:color w:val="FF0000"/>
+          <w:lang w:eastAsia="pt-BR"/>
+        </w:rPr>
+        <w:t>OBS: Propriedades de descolamento:</w:t>
+      </w:r>
+    </w:p>
+    <w:p>
+      <w:pPr>
+        <w:pStyle w:val="PargrafodaLista"/>
+        <w:numPr>
+          <w:ilvl w:val="0"/>
+          <w:numId w:val="28"/>
+        </w:numPr>
+        <w:spacing w:after="0"/>
+        <w:rPr>
+          <w:rFonts w:ascii="Times New Roman" w:eastAsia="Times New Roman" w:hAnsi="Times New Roman" w:cs="Times New Roman"/>
+          <w:b/>
+          <w:bCs/>
+          <w:color w:val="FF0000"/>
+          <w:lang w:eastAsia="pt-BR"/>
+        </w:rPr>
+      </w:pPr>
+      <w:proofErr w:type="spellStart"/>
       <w:proofErr w:type="gramStart"/>
       <w:r>
         <w:rPr>
@@ -1536,9 +1810,419 @@
           <w:bCs/>
           <w:lang w:eastAsia="pt-BR"/>
         </w:rPr>
-        <w:br/>
+        <w:t>top</w:t>
       </w:r>
       <w:proofErr w:type="gramEnd"/>
+      <w:r>
+        <w:rPr>
+          <w:rFonts w:ascii="Times New Roman" w:eastAsia="Times New Roman" w:hAnsi="Times New Roman" w:cs="Times New Roman"/>
+          <w:b/>
+          <w:bCs/>
+          <w:lang w:eastAsia="pt-BR"/>
+        </w:rPr>
+        <w:t>,right,botton,left</w:t>
+      </w:r>
+      <w:proofErr w:type="spellEnd"/>
+      <w:r>
+        <w:rPr>
+          <w:rFonts w:ascii="Times New Roman" w:eastAsia="Times New Roman" w:hAnsi="Times New Roman" w:cs="Times New Roman"/>
+          <w:b/>
+          <w:bCs/>
+          <w:lang w:eastAsia="pt-BR"/>
+        </w:rPr>
+        <w:t>.</w:t>
+      </w:r>
+      <w:r>
+        <w:rPr>
+          <w:rFonts w:ascii="Times New Roman" w:eastAsia="Times New Roman" w:hAnsi="Times New Roman" w:cs="Times New Roman"/>
+          <w:b/>
+          <w:bCs/>
+          <w:color w:val="FF0000"/>
+          <w:lang w:eastAsia="pt-BR"/>
+        </w:rPr>
+        <w:t xml:space="preserve"> </w:t>
+      </w:r>
+    </w:p>
+    <w:p>
+      <w:pPr>
+        <w:spacing w:after="0"/>
+        <w:rPr>
+          <w:rFonts w:ascii="Times New Roman" w:eastAsia="Times New Roman" w:hAnsi="Times New Roman" w:cs="Times New Roman"/>
+          <w:b/>
+          <w:bCs/>
+          <w:color w:val="FF0000"/>
+          <w:lang w:eastAsia="pt-BR"/>
+        </w:rPr>
+      </w:pPr>
+      <w:r>
+        <w:rPr>
+          <w:rFonts w:ascii="Times New Roman" w:eastAsia="Times New Roman" w:hAnsi="Times New Roman" w:cs="Times New Roman"/>
+          <w:b/>
+          <w:bCs/>
+          <w:lang w:eastAsia="pt-BR"/>
+        </w:rPr>
+        <w:t xml:space="preserve">      </w:t>
+      </w:r>
+      <w:r>
+        <w:rPr>
+          <w:rFonts w:ascii="Times New Roman" w:eastAsia="Times New Roman" w:hAnsi="Times New Roman" w:cs="Times New Roman"/>
+          <w:b/>
+          <w:bCs/>
+          <w:color w:val="FF0000"/>
+          <w:lang w:eastAsia="pt-BR"/>
+        </w:rPr>
+        <w:t>Valores de deslocamento:</w:t>
+      </w:r>
+    </w:p>
+    <w:p>
+      <w:pPr>
+        <w:pStyle w:val="PargrafodaLista"/>
+        <w:numPr>
+          <w:ilvl w:val="0"/>
+          <w:numId w:val="28"/>
+        </w:numPr>
+        <w:spacing w:after="0"/>
+        <w:rPr>
+          <w:rFonts w:ascii="Times New Roman" w:eastAsia="Times New Roman" w:hAnsi="Times New Roman" w:cs="Times New Roman"/>
+          <w:bCs/>
+          <w:color w:val="FF0000"/>
+          <w:lang w:eastAsia="pt-BR"/>
+        </w:rPr>
+      </w:pPr>
+      <w:r>
+        <w:rPr>
+          <w:rFonts w:ascii="Times New Roman" w:eastAsia="Times New Roman" w:hAnsi="Times New Roman" w:cs="Times New Roman"/>
+          <w:bCs/>
+          <w:lang w:eastAsia="pt-BR"/>
+        </w:rPr>
+        <w:t xml:space="preserve">Para </w:t>
+      </w:r>
+      <w:r>
+        <w:rPr>
+          <w:rFonts w:ascii="Times New Roman" w:eastAsia="Times New Roman" w:hAnsi="Times New Roman" w:cs="Times New Roman"/>
+          <w:b/>
+          <w:bCs/>
+          <w:color w:val="00B050"/>
+          <w:lang w:eastAsia="pt-BR"/>
+        </w:rPr>
+        <w:t>esquerda</w:t>
+      </w:r>
+      <w:r>
+        <w:rPr>
+          <w:rFonts w:ascii="Times New Roman" w:eastAsia="Times New Roman" w:hAnsi="Times New Roman" w:cs="Times New Roman"/>
+          <w:bCs/>
+          <w:lang w:eastAsia="pt-BR"/>
+        </w:rPr>
+        <w:t xml:space="preserve">: valores </w:t>
+      </w:r>
+      <w:r>
+        <w:rPr>
+          <w:rFonts w:ascii="Times New Roman" w:eastAsia="Times New Roman" w:hAnsi="Times New Roman" w:cs="Times New Roman"/>
+          <w:b/>
+          <w:bCs/>
+          <w:color w:val="00B050"/>
+          <w:lang w:eastAsia="pt-BR"/>
+        </w:rPr>
+        <w:t>menores</w:t>
+      </w:r>
+      <w:r>
+        <w:rPr>
+          <w:rFonts w:ascii="Times New Roman" w:eastAsia="Times New Roman" w:hAnsi="Times New Roman" w:cs="Times New Roman"/>
+          <w:bCs/>
+          <w:color w:val="00B050"/>
+          <w:lang w:eastAsia="pt-BR"/>
+        </w:rPr>
+        <w:t xml:space="preserve"> </w:t>
+      </w:r>
+      <w:r>
+        <w:rPr>
+          <w:rFonts w:ascii="Times New Roman" w:eastAsia="Times New Roman" w:hAnsi="Times New Roman" w:cs="Times New Roman"/>
+          <w:bCs/>
+          <w:lang w:eastAsia="pt-BR"/>
+        </w:rPr>
+        <w:t>que original;</w:t>
+      </w:r>
+    </w:p>
+    <w:p>
+      <w:pPr>
+        <w:pStyle w:val="PargrafodaLista"/>
+        <w:numPr>
+          <w:ilvl w:val="0"/>
+          <w:numId w:val="28"/>
+        </w:numPr>
+        <w:spacing w:after="0"/>
+        <w:rPr>
+          <w:rFonts w:ascii="Times New Roman" w:eastAsia="Times New Roman" w:hAnsi="Times New Roman" w:cs="Times New Roman"/>
+          <w:bCs/>
+          <w:color w:val="FF0000"/>
+          <w:lang w:eastAsia="pt-BR"/>
+        </w:rPr>
+      </w:pPr>
+      <w:r>
+        <w:rPr>
+          <w:rFonts w:ascii="Times New Roman" w:eastAsia="Times New Roman" w:hAnsi="Times New Roman" w:cs="Times New Roman"/>
+          <w:bCs/>
+          <w:lang w:eastAsia="pt-BR"/>
+        </w:rPr>
+        <w:t xml:space="preserve">Para </w:t>
+      </w:r>
+      <w:r>
+        <w:rPr>
+          <w:rFonts w:ascii="Times New Roman" w:eastAsia="Times New Roman" w:hAnsi="Times New Roman" w:cs="Times New Roman"/>
+          <w:b/>
+          <w:bCs/>
+          <w:color w:val="00B0F0"/>
+          <w:lang w:eastAsia="pt-BR"/>
+        </w:rPr>
+        <w:t>direita</w:t>
+      </w:r>
+      <w:r>
+        <w:rPr>
+          <w:rFonts w:ascii="Times New Roman" w:eastAsia="Times New Roman" w:hAnsi="Times New Roman" w:cs="Times New Roman"/>
+          <w:bCs/>
+          <w:lang w:eastAsia="pt-BR"/>
+        </w:rPr>
+        <w:t>:</w:t>
+      </w:r>
+      <w:r>
+        <w:rPr>
+          <w:rFonts w:ascii="Times New Roman" w:eastAsia="Times New Roman" w:hAnsi="Times New Roman" w:cs="Times New Roman"/>
+          <w:bCs/>
+          <w:color w:val="FF0000"/>
+          <w:lang w:eastAsia="pt-BR"/>
+        </w:rPr>
+        <w:t xml:space="preserve"> </w:t>
+      </w:r>
+      <w:r>
+        <w:rPr>
+          <w:rFonts w:ascii="Times New Roman" w:eastAsia="Times New Roman" w:hAnsi="Times New Roman" w:cs="Times New Roman"/>
+          <w:bCs/>
+          <w:lang w:eastAsia="pt-BR"/>
+        </w:rPr>
+        <w:t xml:space="preserve">valores </w:t>
+      </w:r>
+      <w:r>
+        <w:rPr>
+          <w:rFonts w:ascii="Times New Roman" w:eastAsia="Times New Roman" w:hAnsi="Times New Roman" w:cs="Times New Roman"/>
+          <w:b/>
+          <w:bCs/>
+          <w:color w:val="00B0F0"/>
+          <w:lang w:eastAsia="pt-BR"/>
+        </w:rPr>
+        <w:t>maiores</w:t>
+      </w:r>
+      <w:r>
+        <w:rPr>
+          <w:rFonts w:ascii="Times New Roman" w:eastAsia="Times New Roman" w:hAnsi="Times New Roman" w:cs="Times New Roman"/>
+          <w:bCs/>
+          <w:color w:val="00B0F0"/>
+          <w:lang w:eastAsia="pt-BR"/>
+        </w:rPr>
+        <w:t xml:space="preserve"> </w:t>
+      </w:r>
+      <w:r>
+        <w:rPr>
+          <w:rFonts w:ascii="Times New Roman" w:eastAsia="Times New Roman" w:hAnsi="Times New Roman" w:cs="Times New Roman"/>
+          <w:bCs/>
+          <w:lang w:eastAsia="pt-BR"/>
+        </w:rPr>
+        <w:t>que original;</w:t>
+      </w:r>
+    </w:p>
+    <w:p>
+      <w:pPr>
+        <w:pStyle w:val="PargrafodaLista"/>
+        <w:numPr>
+          <w:ilvl w:val="0"/>
+          <w:numId w:val="28"/>
+        </w:numPr>
+        <w:spacing w:after="0"/>
+        <w:rPr>
+          <w:rFonts w:ascii="Times New Roman" w:eastAsia="Times New Roman" w:hAnsi="Times New Roman" w:cs="Times New Roman"/>
+          <w:bCs/>
+          <w:color w:val="FF0000"/>
+          <w:lang w:eastAsia="pt-BR"/>
+        </w:rPr>
+      </w:pPr>
+      <w:r>
+        <w:rPr>
+          <w:rFonts w:ascii="Times New Roman" w:eastAsia="Times New Roman" w:hAnsi="Times New Roman" w:cs="Times New Roman"/>
+          <w:bCs/>
+          <w:lang w:eastAsia="pt-BR"/>
+        </w:rPr>
+        <w:t xml:space="preserve">Para </w:t>
+      </w:r>
+      <w:r>
+        <w:rPr>
+          <w:rFonts w:ascii="Times New Roman" w:eastAsia="Times New Roman" w:hAnsi="Times New Roman" w:cs="Times New Roman"/>
+          <w:b/>
+          <w:bCs/>
+          <w:color w:val="00B050"/>
+          <w:lang w:eastAsia="pt-BR"/>
+        </w:rPr>
+        <w:t>cima</w:t>
+      </w:r>
+      <w:r>
+        <w:rPr>
+          <w:rFonts w:ascii="Times New Roman" w:eastAsia="Times New Roman" w:hAnsi="Times New Roman" w:cs="Times New Roman"/>
+          <w:bCs/>
+          <w:lang w:eastAsia="pt-BR"/>
+        </w:rPr>
+        <w:t>:</w:t>
+      </w:r>
+      <w:r>
+        <w:rPr>
+          <w:rFonts w:ascii="Times New Roman" w:eastAsia="Times New Roman" w:hAnsi="Times New Roman" w:cs="Times New Roman"/>
+          <w:bCs/>
+          <w:color w:val="FF0000"/>
+          <w:lang w:eastAsia="pt-BR"/>
+        </w:rPr>
+        <w:t xml:space="preserve"> </w:t>
+      </w:r>
+      <w:r>
+        <w:rPr>
+          <w:rFonts w:ascii="Times New Roman" w:eastAsia="Times New Roman" w:hAnsi="Times New Roman" w:cs="Times New Roman"/>
+          <w:bCs/>
+          <w:lang w:eastAsia="pt-BR"/>
+        </w:rPr>
+        <w:t xml:space="preserve">valores </w:t>
+      </w:r>
+      <w:r>
+        <w:rPr>
+          <w:rFonts w:ascii="Times New Roman" w:eastAsia="Times New Roman" w:hAnsi="Times New Roman" w:cs="Times New Roman"/>
+          <w:b/>
+          <w:bCs/>
+          <w:color w:val="00B050"/>
+          <w:lang w:eastAsia="pt-BR"/>
+        </w:rPr>
+        <w:t>menores</w:t>
+      </w:r>
+      <w:r>
+        <w:rPr>
+          <w:rFonts w:ascii="Times New Roman" w:eastAsia="Times New Roman" w:hAnsi="Times New Roman" w:cs="Times New Roman"/>
+          <w:bCs/>
+          <w:color w:val="00B050"/>
+          <w:lang w:eastAsia="pt-BR"/>
+        </w:rPr>
+        <w:t xml:space="preserve"> </w:t>
+      </w:r>
+      <w:r>
+        <w:rPr>
+          <w:rFonts w:ascii="Times New Roman" w:eastAsia="Times New Roman" w:hAnsi="Times New Roman" w:cs="Times New Roman"/>
+          <w:bCs/>
+          <w:lang w:eastAsia="pt-BR"/>
+        </w:rPr>
+        <w:t>que original;</w:t>
+      </w:r>
+    </w:p>
+    <w:p>
+      <w:pPr>
+        <w:pStyle w:val="PargrafodaLista"/>
+        <w:numPr>
+          <w:ilvl w:val="0"/>
+          <w:numId w:val="28"/>
+        </w:numPr>
+        <w:spacing w:after="0"/>
+        <w:rPr>
+          <w:rFonts w:ascii="Times New Roman" w:eastAsia="Times New Roman" w:hAnsi="Times New Roman" w:cs="Times New Roman"/>
+          <w:b/>
+          <w:bCs/>
+          <w:color w:val="FF0000"/>
+          <w:lang w:eastAsia="pt-BR"/>
+        </w:rPr>
+      </w:pPr>
+      <w:r>
+        <w:rPr>
+          <w:rFonts w:ascii="Times New Roman" w:eastAsia="Times New Roman" w:hAnsi="Times New Roman" w:cs="Times New Roman"/>
+          <w:bCs/>
+          <w:lang w:eastAsia="pt-BR"/>
+        </w:rPr>
+        <w:t xml:space="preserve">Para </w:t>
+      </w:r>
+      <w:r>
+        <w:rPr>
+          <w:rFonts w:ascii="Times New Roman" w:eastAsia="Times New Roman" w:hAnsi="Times New Roman" w:cs="Times New Roman"/>
+          <w:b/>
+          <w:bCs/>
+          <w:color w:val="00B0F0"/>
+          <w:lang w:eastAsia="pt-BR"/>
+        </w:rPr>
+        <w:t>baixo</w:t>
+      </w:r>
+      <w:r>
+        <w:rPr>
+          <w:rFonts w:ascii="Times New Roman" w:eastAsia="Times New Roman" w:hAnsi="Times New Roman" w:cs="Times New Roman"/>
+          <w:bCs/>
+          <w:lang w:eastAsia="pt-BR"/>
+        </w:rPr>
+        <w:t>:</w:t>
+      </w:r>
+      <w:r>
+        <w:rPr>
+          <w:rFonts w:ascii="Times New Roman" w:eastAsia="Times New Roman" w:hAnsi="Times New Roman" w:cs="Times New Roman"/>
+          <w:bCs/>
+          <w:color w:val="FF0000"/>
+          <w:lang w:eastAsia="pt-BR"/>
+        </w:rPr>
+        <w:t xml:space="preserve"> </w:t>
+      </w:r>
+      <w:r>
+        <w:rPr>
+          <w:rFonts w:ascii="Times New Roman" w:eastAsia="Times New Roman" w:hAnsi="Times New Roman" w:cs="Times New Roman"/>
+          <w:bCs/>
+          <w:lang w:eastAsia="pt-BR"/>
+        </w:rPr>
+        <w:t xml:space="preserve">valores </w:t>
+      </w:r>
+      <w:r>
+        <w:rPr>
+          <w:rFonts w:ascii="Times New Roman" w:eastAsia="Times New Roman" w:hAnsi="Times New Roman" w:cs="Times New Roman"/>
+          <w:b/>
+          <w:bCs/>
+          <w:color w:val="00B0F0"/>
+          <w:lang w:eastAsia="pt-BR"/>
+        </w:rPr>
+        <w:t>maiores</w:t>
+      </w:r>
+      <w:r>
+        <w:rPr>
+          <w:rFonts w:ascii="Times New Roman" w:eastAsia="Times New Roman" w:hAnsi="Times New Roman" w:cs="Times New Roman"/>
+          <w:bCs/>
+          <w:color w:val="00B0F0"/>
+          <w:lang w:eastAsia="pt-BR"/>
+        </w:rPr>
+        <w:t xml:space="preserve"> </w:t>
+      </w:r>
+      <w:r>
+        <w:rPr>
+          <w:rFonts w:ascii="Times New Roman" w:eastAsia="Times New Roman" w:hAnsi="Times New Roman" w:cs="Times New Roman"/>
+          <w:bCs/>
+          <w:lang w:eastAsia="pt-BR"/>
+        </w:rPr>
+        <w:t>que original</w:t>
+      </w:r>
+      <w:r>
+        <w:rPr>
+          <w:rFonts w:ascii="Times New Roman" w:eastAsia="Times New Roman" w:hAnsi="Times New Roman" w:cs="Times New Roman"/>
+          <w:b/>
+          <w:bCs/>
+          <w:lang w:eastAsia="pt-BR"/>
+        </w:rPr>
+        <w:t>;</w:t>
+      </w:r>
+    </w:p>
+    <w:p>
+      <w:pPr>
+        <w:pStyle w:val="PargrafodaLista"/>
+        <w:spacing w:after="0"/>
+        <w:rPr>
+          <w:rFonts w:ascii="Times New Roman" w:eastAsia="Times New Roman" w:hAnsi="Times New Roman" w:cs="Times New Roman"/>
+          <w:b/>
+          <w:bCs/>
+          <w:color w:val="FF0000"/>
+          <w:lang w:eastAsia="pt-BR"/>
+        </w:rPr>
+      </w:pPr>
     </w:p>
     <w:p>
       <w:pPr>
@@ -2035,6 +2719,7 @@
           <w:color w:val="004E9A"/>
           <w:lang w:eastAsia="pt-BR"/>
         </w:rPr>
+        <w:lastRenderedPageBreak/>
         <w:t>inline</w:t>
       </w:r>
       <w:proofErr w:type="spellEnd"/>
@@ -2273,30 +2958,21 @@
           <w:lang w:eastAsia="pt-BR"/>
         </w:rPr>
       </w:pPr>
-    </w:p>
-    <w:p>
-      <w:pPr>
-        <w:spacing w:after="0"/>
-        <w:rPr>
-          <w:rFonts w:eastAsia="Times New Roman"/>
-          <w:lang w:eastAsia="pt-BR"/>
-        </w:rPr>
-      </w:pPr>
       <w:r>
         <w:rPr>
           <w:noProof/>
           <w:lang w:eastAsia="pt-BR"/>
         </w:rPr>
         <w:drawing>
-          <wp:anchor distT="0" distB="0" distL="114300" distR="114300" simplePos="0" relativeHeight="251685888" behindDoc="1" locked="0" layoutInCell="1" allowOverlap="1" wp14:anchorId="6C245F29" wp14:editId="1C78F086">
+          <wp:anchor distT="0" distB="0" distL="114300" distR="114300" simplePos="0" relativeHeight="251685888" behindDoc="1" locked="0" layoutInCell="1" allowOverlap="1" wp14:anchorId="6C245F29" wp14:editId="014E4765">
             <wp:simplePos x="0" y="0"/>
             <wp:positionH relativeFrom="column">
-              <wp:posOffset>134992</wp:posOffset>
+              <wp:posOffset>139065</wp:posOffset>
             </wp:positionH>
             <wp:positionV relativeFrom="paragraph">
-              <wp:posOffset>6985</wp:posOffset>
+              <wp:posOffset>38735</wp:posOffset>
             </wp:positionV>
-            <wp:extent cx="5400040" cy="4286885"/>
+            <wp:extent cx="5398770" cy="3638550"/>
             <wp:effectExtent l="0" t="0" r="0" b="0"/>
             <wp:wrapNone/>
             <wp:docPr id="799620976" name="Imagem 1"/>
@@ -2311,7 +2987,7 @@
                     <pic:cNvPicPr/>
                   </pic:nvPicPr>
                   <pic:blipFill>
-                    <a:blip r:embed="rId7">
+                    <a:blip r:embed="rId8">
                       <a:extLst>
                         <a:ext uri="{28A0092B-C50C-407E-A947-70E740481C1C}">
                           <a14:useLocalDpi xmlns:a14="http://schemas.microsoft.com/office/drawing/2010/main" val="0"/>
@@ -2325,7 +3001,7 @@
                   <pic:spPr>
                     <a:xfrm>
                       <a:off x="0" y="0"/>
-                      <a:ext cx="5400040" cy="4286885"/>
+                      <a:ext cx="5398770" cy="3638550"/>
                     </a:xfrm>
                     <a:prstGeom prst="rect">
                       <a:avLst/>
@@ -2343,87 +3019,6 @@
           </wp:anchor>
         </w:drawing>
       </w:r>
-    </w:p>
-    <w:p>
-      <w:pPr>
-        <w:spacing w:after="0"/>
-        <w:rPr>
-          <w:rFonts w:eastAsia="Times New Roman"/>
-          <w:lang w:eastAsia="pt-BR"/>
-        </w:rPr>
-      </w:pPr>
-    </w:p>
-    <w:p>
-      <w:pPr>
-        <w:spacing w:after="0"/>
-        <w:rPr>
-          <w:rFonts w:eastAsia="Times New Roman"/>
-          <w:lang w:eastAsia="pt-BR"/>
-        </w:rPr>
-      </w:pPr>
-    </w:p>
-    <w:p>
-      <w:pPr>
-        <w:spacing w:after="0"/>
-        <w:rPr>
-          <w:rFonts w:eastAsia="Times New Roman"/>
-          <w:lang w:eastAsia="pt-BR"/>
-        </w:rPr>
-      </w:pPr>
-    </w:p>
-    <w:p>
-      <w:pPr>
-        <w:spacing w:after="0"/>
-        <w:rPr>
-          <w:rFonts w:eastAsia="Times New Roman"/>
-          <w:lang w:eastAsia="pt-BR"/>
-        </w:rPr>
-      </w:pPr>
-    </w:p>
-    <w:p>
-      <w:pPr>
-        <w:spacing w:after="0"/>
-        <w:rPr>
-          <w:rFonts w:eastAsia="Times New Roman"/>
-          <w:lang w:eastAsia="pt-BR"/>
-        </w:rPr>
-      </w:pPr>
-    </w:p>
-    <w:p>
-      <w:pPr>
-        <w:spacing w:after="0"/>
-        <w:rPr>
-          <w:rFonts w:eastAsia="Times New Roman"/>
-          <w:lang w:eastAsia="pt-BR"/>
-        </w:rPr>
-      </w:pPr>
-    </w:p>
-    <w:p>
-      <w:pPr>
-        <w:spacing w:after="0"/>
-        <w:rPr>
-          <w:rFonts w:eastAsia="Times New Roman"/>
-          <w:lang w:eastAsia="pt-BR"/>
-        </w:rPr>
-      </w:pPr>
-    </w:p>
-    <w:p>
-      <w:pPr>
-        <w:spacing w:after="0"/>
-        <w:rPr>
-          <w:rFonts w:eastAsia="Times New Roman"/>
-          <w:lang w:eastAsia="pt-BR"/>
-        </w:rPr>
-      </w:pPr>
-    </w:p>
-    <w:p>
-      <w:pPr>
-        <w:spacing w:after="0"/>
-        <w:rPr>
-          <w:rFonts w:eastAsia="Times New Roman"/>
-          <w:lang w:eastAsia="pt-BR"/>
-        </w:rPr>
-      </w:pPr>
     </w:p>
     <w:p>
       <w:pPr>
@@ -2570,7 +3165,7 @@
                     <pic:cNvPicPr/>
                   </pic:nvPicPr>
                   <pic:blipFill>
-                    <a:blip r:embed="rId8">
+                    <a:blip r:embed="rId9">
                       <a:extLst>
                         <a:ext uri="{28A0092B-C50C-407E-A947-70E740481C1C}">
                           <a14:useLocalDpi xmlns:a14="http://schemas.microsoft.com/office/drawing/2010/main" val="0"/>
@@ -3148,6 +3743,7 @@
           <w:color w:val="ED0000"/>
           <w:lang w:eastAsia="pt-BR"/>
         </w:rPr>
+        <w:lastRenderedPageBreak/>
         <w:t>left</w:t>
       </w:r>
       <w:proofErr w:type="spellEnd"/>
@@ -3965,7 +4561,6 @@
           <w:lang w:eastAsia="pt-BR"/>
           <w14:ligatures w14:val="none"/>
         </w:rPr>
-        <w:lastRenderedPageBreak/>
         <w:t>scrollbar</w:t>
       </w:r>
       <w:proofErr w:type="spellEnd"/>
@@ -5366,6 +5961,7 @@
           <w:lang w:eastAsia="pt-BR"/>
           <w14:ligatures w14:val="none"/>
         </w:rPr>
+        <w:lastRenderedPageBreak/>
         <w:t>font</w:t>
       </w:r>
       <w:proofErr w:type="spellEnd"/>
@@ -6416,7 +7012,6 @@
           <w:lang w:eastAsia="pt-BR"/>
           <w14:ligatures w14:val="none"/>
         </w:rPr>
-        <w:lastRenderedPageBreak/>
         <w:t>text</w:t>
       </w:r>
       <w:proofErr w:type="gramEnd"/>
@@ -7515,7 +8110,7 @@
                     <pic:cNvPicPr/>
                   </pic:nvPicPr>
                   <pic:blipFill>
-                    <a:blip r:embed="rId9">
+                    <a:blip r:embed="rId10">
                       <a:extLst>
                         <a:ext uri="{28A0092B-C50C-407E-A947-70E740481C1C}">
                           <a14:useLocalDpi xmlns:a14="http://schemas.microsoft.com/office/drawing/2010/main" val="0"/>
@@ -7576,7 +8171,7 @@
                     <pic:cNvPicPr/>
                   </pic:nvPicPr>
                   <pic:blipFill>
-                    <a:blip r:embed="rId10">
+                    <a:blip r:embed="rId11">
                       <a:extLst>
                         <a:ext uri="{28A0092B-C50C-407E-A947-70E740481C1C}">
                           <a14:useLocalDpi xmlns:a14="http://schemas.microsoft.com/office/drawing/2010/main" val="0"/>
@@ -8147,7 +8742,6 @@
           <w:color w:val="0070C0"/>
           <w:lang w:eastAsia="pt-BR"/>
         </w:rPr>
-        <w:lastRenderedPageBreak/>
         <w:t>background</w:t>
       </w:r>
       <w:proofErr w:type="gramEnd"/>
@@ -9706,6 +10300,7 @@
           <w:color w:val="007BB8"/>
           <w:lang w:eastAsia="pt-BR"/>
         </w:rPr>
+        <w:lastRenderedPageBreak/>
         <w:t>scrol</w:t>
       </w:r>
       <w:r>
@@ -10401,7 +10996,6 @@
           <w:color w:val="007BB8"/>
           <w:lang w:eastAsia="pt-BR"/>
         </w:rPr>
-        <w:lastRenderedPageBreak/>
         <w:t>invert</w:t>
       </w:r>
       <w:proofErr w:type="spellEnd"/>
@@ -11681,6 +12275,7 @@
           <w:color w:val="0070C0"/>
           <w:lang w:eastAsia="pt-BR"/>
         </w:rPr>
+        <w:lastRenderedPageBreak/>
         <w:t>border</w:t>
       </w:r>
       <w:proofErr w:type="gramEnd"/>
@@ -12761,7 +13356,6 @@
           <w:color w:val="004F88"/>
           <w:lang w:eastAsia="pt-BR"/>
         </w:rPr>
-        <w:lastRenderedPageBreak/>
         <w:t>matrix</w:t>
       </w:r>
       <w:proofErr w:type="spellEnd"/>
@@ -13459,8 +14053,14 @@
         </w:rPr>
         <w:t>enta ou diminui o tamanho do elemento.</w:t>
       </w:r>
-    </w:p>
-    <w:p/>
+      <w:r>
+        <w:rPr>
+          <w:rFonts w:eastAsia="Times New Roman" w:cs="Times New Roman"/>
+          <w:lang w:eastAsia="pt-BR"/>
+        </w:rPr>
+        <w:br/>
+      </w:r>
+    </w:p>
     <w:p>
       <w:pPr>
         <w:pStyle w:val="PargrafodaLista"/>
@@ -13754,6 +14354,7 @@
           <w:rFonts w:ascii="Times New Roman" w:eastAsia="Times New Roman" w:hAnsi="Times New Roman" w:cs="Times New Roman"/>
           <w:lang w:eastAsia="pt-BR"/>
         </w:rPr>
+        <w:lastRenderedPageBreak/>
         <w:t>Observação: As opções da tabela abaixo aparecem para todos os tipos de transição listados acima</w:t>
       </w:r>
     </w:p>
@@ -13799,7 +14400,7 @@
                     <pic:cNvPicPr/>
                   </pic:nvPicPr>
                   <pic:blipFill>
-                    <a:blip r:embed="rId11">
+                    <a:blip r:embed="rId12">
                       <a:extLst>
                         <a:ext uri="{28A0092B-C50C-407E-A947-70E740481C1C}">
                           <a14:useLocalDpi xmlns:a14="http://schemas.microsoft.com/office/drawing/2010/main" val="0"/>
@@ -14435,7 +15036,6 @@
           <w:color w:val="007BB8"/>
           <w:lang w:eastAsia="pt-BR"/>
         </w:rPr>
-        <w:lastRenderedPageBreak/>
         <w:t>animation</w:t>
       </w:r>
       <w:proofErr w:type="gramEnd"/>
@@ -15239,7 +15839,7 @@
                     <pic:cNvPicPr/>
                   </pic:nvPicPr>
                   <pic:blipFill>
-                    <a:blip r:embed="rId12"/>
+                    <a:blip r:embed="rId13"/>
                     <a:stretch>
                       <a:fillRect/>
                     </a:stretch>
@@ -15590,6 +16190,7 @@
           <w:rFonts w:eastAsia="Times New Roman"/>
           <w:lang w:eastAsia="pt-BR"/>
         </w:rPr>
+        <w:lastRenderedPageBreak/>
         <w:t>Serve para destacar ou tratar um único item.</w:t>
       </w:r>
     </w:p>
@@ -15777,7 +16378,7 @@
                     <pic:cNvPicPr/>
                   </pic:nvPicPr>
                   <pic:blipFill>
-                    <a:blip r:embed="rId13">
+                    <a:blip r:embed="rId14">
                       <a:extLst>
                         <a:ext uri="{28A0092B-C50C-407E-A947-70E740481C1C}">
                           <a14:useLocalDpi xmlns:a14="http://schemas.microsoft.com/office/drawing/2010/main" val="0"/>
@@ -15939,7 +16540,7 @@
                     <pic:cNvPicPr/>
                   </pic:nvPicPr>
                   <pic:blipFill>
-                    <a:blip r:embed="rId14">
+                    <a:blip r:embed="rId15">
                       <a:extLst>
                         <a:ext uri="{28A0092B-C50C-407E-A947-70E740481C1C}">
                           <a14:useLocalDpi xmlns:a14="http://schemas.microsoft.com/office/drawing/2010/main" val="0"/>
@@ -16058,7 +16659,6 @@
           <w:color w:val="004F88"/>
           <w:lang w:eastAsia="pt-BR"/>
         </w:rPr>
-        <w:lastRenderedPageBreak/>
         <w:t>class</w:t>
       </w:r>
       <w:proofErr w:type="spellEnd"/>
@@ -16517,7 +17117,7 @@
                           </pic:cNvPicPr>
                         </pic:nvPicPr>
                         <pic:blipFill>
-                          <a:blip r:embed="rId15">
+                          <a:blip r:embed="rId16">
                             <a:extLst>
                               <a:ext uri="{28A0092B-C50C-407E-A947-70E740481C1C}">
                                 <a14:useLocalDpi xmlns:a14="http://schemas.microsoft.com/office/drawing/2010/main" val="0"/>
@@ -16546,7 +17146,7 @@
                           </pic:cNvPicPr>
                         </pic:nvPicPr>
                         <pic:blipFill>
-                          <a:blip r:embed="rId16">
+                          <a:blip r:embed="rId17">
                             <a:extLst>
                               <a:ext uri="{28A0092B-C50C-407E-A947-70E740481C1C}">
                                 <a14:useLocalDpi xmlns:a14="http://schemas.microsoft.com/office/drawing/2010/main" val="0"/>
@@ -16599,10 +17199,10 @@
                   <o:lock v:ext="edit" aspectratio="t"/>
                 </v:shapetype>
                 <v:shape id="Imagem 1" o:spid="_x0000_s1027" type="#_x0000_t75" style="position:absolute;top:3048;width:31146;height:9010;visibility:visible;mso-wrap-style:square" o:gfxdata="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">
-                  <v:imagedata r:id="rId17" o:title=""/>
+                  <v:imagedata r:id="rId18" o:title=""/>
                 </v:shape>
                 <v:shape id="Imagem 1" o:spid="_x0000_s1028" type="#_x0000_t75" style="position:absolute;left:38957;top:444;width:14795;height:11614;visibility:visible;mso-wrap-style:square" o:gfxdata="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">
-                  <v:imagedata r:id="rId18" o:title=""/>
+                  <v:imagedata r:id="rId19" o:title=""/>
                 </v:shape>
               </v:group>
             </w:pict>
@@ -17035,6 +17635,7 @@
           <w:color w:val="004F88"/>
           <w:lang w:eastAsia="pt-BR"/>
         </w:rPr>
+        <w:lastRenderedPageBreak/>
         <w:t>:</w:t>
       </w:r>
       <w:proofErr w:type="spellStart"/>
@@ -17505,7 +18106,7 @@
                     <pic:cNvPicPr/>
                   </pic:nvPicPr>
                   <pic:blipFill>
-                    <a:blip r:embed="rId19">
+                    <a:blip r:embed="rId20">
                       <a:extLst>
                         <a:ext uri="{28A0092B-C50C-407E-A947-70E740481C1C}">
                           <a14:useLocalDpi xmlns:a14="http://schemas.microsoft.com/office/drawing/2010/main" val="0"/>
@@ -17783,7 +18384,6 @@
         </mc:AlternateContent>
       </w:r>
     </w:p>
-    <w:p/>
     <w:p>
       <w:pPr>
         <w:pStyle w:val="PargrafodaLista"/>
@@ -17834,7 +18434,7 @@
                     <pic:cNvPicPr/>
                   </pic:nvPicPr>
                   <pic:blipFill>
-                    <a:blip r:embed="rId20">
+                    <a:blip r:embed="rId21">
                       <a:extLst>
                         <a:ext uri="{28A0092B-C50C-407E-A947-70E740481C1C}">
                           <a14:useLocalDpi xmlns:a14="http://schemas.microsoft.com/office/drawing/2010/main" val="0"/>
@@ -18787,6 +19387,7 @@
           <w:lang w:eastAsia="pt-BR"/>
           <w14:ligatures w14:val="none"/>
         </w:rPr>
+        <w:lastRenderedPageBreak/>
         <w:t>&lt;</w:t>
       </w:r>
       <w:proofErr w:type="spellStart"/>
@@ -21813,6 +22414,7 @@
           <w:lang w:eastAsia="pt-BR"/>
           <w14:ligatures w14:val="none"/>
         </w:rPr>
+        <w:lastRenderedPageBreak/>
         <w:t>&lt;</w:t>
       </w:r>
       <w:proofErr w:type="spellStart"/>
@@ -25064,6 +25666,119 @@
     </w:lvl>
   </w:abstractNum>
   <w:abstractNum w:abstractNumId="22">
+    <w:nsid w:val="5C7A0CD7"/>
+    <w:multiLevelType w:val="hybridMultilevel"/>
+    <w:tmpl w:val="40847EB4"/>
+    <w:lvl w:ilvl="0" w:tplc="04160001">
+      <w:start w:val="1"/>
+      <w:numFmt w:val="bullet"/>
+      <w:lvlText w:val=""/>
+      <w:lvlJc w:val="left"/>
+      <w:pPr>
+        <w:ind w:left="1500" w:hanging="360"/>
+      </w:pPr>
+      <w:rPr>
+        <w:rFonts w:ascii="Symbol" w:hAnsi="Symbol" w:hint="default"/>
+      </w:rPr>
+    </w:lvl>
+    <w:lvl w:ilvl="1" w:tplc="04160003" w:tentative="1">
+      <w:start w:val="1"/>
+      <w:numFmt w:val="bullet"/>
+      <w:lvlText w:val="o"/>
+      <w:lvlJc w:val="left"/>
+      <w:pPr>
+        <w:ind w:left="2220" w:hanging="360"/>
+      </w:pPr>
+      <w:rPr>
+        <w:rFonts w:ascii="Courier New" w:hAnsi="Courier New" w:cs="Courier New" w:hint="default"/>
+      </w:rPr>
+    </w:lvl>
+    <w:lvl w:ilvl="2" w:tplc="04160005" w:tentative="1">
+      <w:start w:val="1"/>
+      <w:numFmt w:val="bullet"/>
+      <w:lvlText w:val=""/>
+      <w:lvlJc w:val="left"/>
+      <w:pPr>
+        <w:ind w:left="2940" w:hanging="360"/>
+      </w:pPr>
+      <w:rPr>
+        <w:rFonts w:ascii="Wingdings" w:hAnsi="Wingdings" w:hint="default"/>
+      </w:rPr>
+    </w:lvl>
+    <w:lvl w:ilvl="3" w:tplc="04160001" w:tentative="1">
+      <w:start w:val="1"/>
+      <w:numFmt w:val="bullet"/>
+      <w:lvlText w:val=""/>
+      <w:lvlJc w:val="left"/>
+      <w:pPr>
+        <w:ind w:left="3660" w:hanging="360"/>
+      </w:pPr>
+      <w:rPr>
+        <w:rFonts w:ascii="Symbol" w:hAnsi="Symbol" w:hint="default"/>
+      </w:rPr>
+    </w:lvl>
+    <w:lvl w:ilvl="4" w:tplc="04160003" w:tentative="1">
+      <w:start w:val="1"/>
+      <w:numFmt w:val="bullet"/>
+      <w:lvlText w:val="o"/>
+      <w:lvlJc w:val="left"/>
+      <w:pPr>
+        <w:ind w:left="4380" w:hanging="360"/>
+      </w:pPr>
+      <w:rPr>
+        <w:rFonts w:ascii="Courier New" w:hAnsi="Courier New" w:cs="Courier New" w:hint="default"/>
+      </w:rPr>
+    </w:lvl>
+    <w:lvl w:ilvl="5" w:tplc="04160005" w:tentative="1">
+      <w:start w:val="1"/>
+      <w:numFmt w:val="bullet"/>
+      <w:lvlText w:val=""/>
+      <w:lvlJc w:val="left"/>
+      <w:pPr>
+        <w:ind w:left="5100" w:hanging="360"/>
+      </w:pPr>
+      <w:rPr>
+        <w:rFonts w:ascii="Wingdings" w:hAnsi="Wingdings" w:hint="default"/>
+      </w:rPr>
+    </w:lvl>
+    <w:lvl w:ilvl="6" w:tplc="04160001" w:tentative="1">
+      <w:start w:val="1"/>
+      <w:numFmt w:val="bullet"/>
+      <w:lvlText w:val=""/>
+      <w:lvlJc w:val="left"/>
+      <w:pPr>
+        <w:ind w:left="5820" w:hanging="360"/>
+      </w:pPr>
+      <w:rPr>
+        <w:rFonts w:ascii="Symbol" w:hAnsi="Symbol" w:hint="default"/>
+      </w:rPr>
+    </w:lvl>
+    <w:lvl w:ilvl="7" w:tplc="04160003" w:tentative="1">
+      <w:start w:val="1"/>
+      <w:numFmt w:val="bullet"/>
+      <w:lvlText w:val="o"/>
+      <w:lvlJc w:val="left"/>
+      <w:pPr>
+        <w:ind w:left="6540" w:hanging="360"/>
+      </w:pPr>
+      <w:rPr>
+        <w:rFonts w:ascii="Courier New" w:hAnsi="Courier New" w:cs="Courier New" w:hint="default"/>
+      </w:rPr>
+    </w:lvl>
+    <w:lvl w:ilvl="8" w:tplc="04160005" w:tentative="1">
+      <w:start w:val="1"/>
+      <w:numFmt w:val="bullet"/>
+      <w:lvlText w:val=""/>
+      <w:lvlJc w:val="left"/>
+      <w:pPr>
+        <w:ind w:left="7260" w:hanging="360"/>
+      </w:pPr>
+      <w:rPr>
+        <w:rFonts w:ascii="Wingdings" w:hAnsi="Wingdings" w:hint="default"/>
+      </w:rPr>
+    </w:lvl>
+  </w:abstractNum>
+  <w:abstractNum w:abstractNumId="23">
     <w:nsid w:val="6591411F"/>
     <w:multiLevelType w:val="multilevel"/>
     <w:tmpl w:val="2F0AF23E"/>
@@ -25212,7 +25927,7 @@
       </w:rPr>
     </w:lvl>
   </w:abstractNum>
-  <w:abstractNum w:abstractNumId="23">
+  <w:abstractNum w:abstractNumId="24">
     <w:nsid w:val="6BB977C3"/>
     <w:multiLevelType w:val="multilevel"/>
     <w:tmpl w:val="DB1C62E8"/>
@@ -25361,7 +26076,7 @@
       </w:rPr>
     </w:lvl>
   </w:abstractNum>
-  <w:abstractNum w:abstractNumId="24">
+  <w:abstractNum w:abstractNumId="25">
     <w:nsid w:val="6E2974A9"/>
     <w:multiLevelType w:val="hybridMultilevel"/>
     <w:tmpl w:val="1916CB56"/>
@@ -25474,7 +26189,7 @@
       </w:rPr>
     </w:lvl>
   </w:abstractNum>
-  <w:abstractNum w:abstractNumId="25">
+  <w:abstractNum w:abstractNumId="26">
     <w:nsid w:val="72DF2250"/>
     <w:multiLevelType w:val="hybridMultilevel"/>
     <w:tmpl w:val="E5A212A6"/>
@@ -25587,7 +26302,7 @@
       </w:rPr>
     </w:lvl>
   </w:abstractNum>
-  <w:abstractNum w:abstractNumId="26">
+  <w:abstractNum w:abstractNumId="27">
     <w:nsid w:val="7B067A51"/>
     <w:multiLevelType w:val="hybridMultilevel"/>
     <w:tmpl w:val="9D64852E"/>
@@ -25704,13 +26419,13 @@
     <w:abstractNumId w:val="14"/>
   </w:num>
   <w:num w:numId="2">
-    <w:abstractNumId w:val="22"/>
+    <w:abstractNumId w:val="23"/>
   </w:num>
   <w:num w:numId="3">
     <w:abstractNumId w:val="4"/>
   </w:num>
   <w:num w:numId="4">
-    <w:abstractNumId w:val="23"/>
+    <w:abstractNumId w:val="24"/>
   </w:num>
   <w:num w:numId="5">
     <w:abstractNumId w:val="17"/>
@@ -25731,7 +26446,7 @@
     <w:abstractNumId w:val="19"/>
   </w:num>
   <w:num w:numId="11">
-    <w:abstractNumId w:val="25"/>
+    <w:abstractNumId w:val="26"/>
   </w:num>
   <w:num w:numId="12">
     <w:abstractNumId w:val="1"/>
@@ -25749,7 +26464,7 @@
     <w:abstractNumId w:val="15"/>
   </w:num>
   <w:num w:numId="17">
-    <w:abstractNumId w:val="24"/>
+    <w:abstractNumId w:val="25"/>
   </w:num>
   <w:num w:numId="18">
     <w:abstractNumId w:val="11"/>
@@ -25767,7 +26482,7 @@
     <w:abstractNumId w:val="10"/>
   </w:num>
   <w:num w:numId="23">
-    <w:abstractNumId w:val="26"/>
+    <w:abstractNumId w:val="27"/>
   </w:num>
   <w:num w:numId="24">
     <w:abstractNumId w:val="8"/>
@@ -25781,7 +26496,10 @@
   <w:num w:numId="27">
     <w:abstractNumId w:val="5"/>
   </w:num>
-  <w:numIdMacAtCleanup w:val="27"/>
+  <w:num w:numId="28">
+    <w:abstractNumId w:val="22"/>
+  </w:num>
+  <w:numIdMacAtCleanup w:val="28"/>
 </w:numbering>
 </file>
 

--- a/MODULOS DE ESTUDO/🎯 CSS.docx
+++ b/MODULOS DE ESTUDO/🎯 CSS.docx
@@ -865,18 +865,7 @@
           <w:sz w:val="24"/>
           <w:szCs w:val="24"/>
         </w:rPr>
-        <w:t>C</w:t>
-      </w:r>
-      <w:r>
-        <w:rPr>
-          <w:rStyle w:val="CdigoHTML"/>
-          <w:rFonts w:asciiTheme="minorHAnsi" w:eastAsiaTheme="majorEastAsia" w:hAnsiTheme="minorHAnsi" w:cstheme="minorHAnsi"/>
-          <w:b/>
-          <w:color w:val="00B0F0"/>
-          <w:sz w:val="24"/>
-          <w:szCs w:val="24"/>
-        </w:rPr>
-        <w:t>lear</w:t>
+        <w:t>Clear</w:t>
       </w:r>
       <w:proofErr w:type="spellEnd"/>
       <w:r>
@@ -951,17 +940,7 @@
           <w:color w:val="004982"/>
           <w:lang w:eastAsia="pt-BR"/>
         </w:rPr>
-        <w:t>O</w:t>
-      </w:r>
-      <w:r>
-        <w:rPr>
-          <w:rFonts w:eastAsia="Times New Roman" w:cstheme="minorHAnsi"/>
-          <w:b/>
-          <w:bCs/>
-          <w:color w:val="004982"/>
-          <w:lang w:eastAsia="pt-BR"/>
-        </w:rPr>
-        <w:t>verflow</w:t>
+        <w:t>Overflow</w:t>
       </w:r>
       <w:r>
         <w:rPr>
@@ -1122,29 +1101,17 @@
         <w:rPr>
           <w:color w:val="00B0F0"/>
         </w:rPr>
-        <w:t>R</w:t>
-      </w:r>
+        <w:t>Relative</w:t>
+      </w:r>
+      <w:proofErr w:type="spellEnd"/>
       <w:r>
         <w:rPr>
           <w:color w:val="00B0F0"/>
         </w:rPr>
-        <w:t>elative</w:t>
-      </w:r>
-      <w:proofErr w:type="spellEnd"/>
-      <w:r>
-        <w:rPr>
-          <w:color w:val="00B0F0"/>
-        </w:rPr>
         <w:t xml:space="preserve">: </w:t>
       </w:r>
       <w:r>
-        <w:t>P</w:t>
-      </w:r>
-      <w:r>
-        <w:t>osicionado em relação à sua posição original</w:t>
-      </w:r>
-      <w:r>
-        <w:t>.</w:t>
+        <w:t>Posicionado em relação à sua posição original.</w:t>
       </w:r>
       <w:r>
         <w:br/>
@@ -1155,10 +1122,7 @@
       </w:r>
       <w:proofErr w:type="gramEnd"/>
       <w:r>
-        <w:t>Propriedades de deslocamento:</w:t>
-      </w:r>
-      <w:r>
-        <w:t xml:space="preserve"> </w:t>
+        <w:t xml:space="preserve">Propriedades de deslocamento: </w:t>
       </w:r>
       <w:r>
         <w:rPr>
@@ -1318,19 +1282,10 @@
         <w:rPr>
           <w:rStyle w:val="Forte"/>
         </w:rPr>
-        <w:t xml:space="preserve"> </w:t>
-      </w:r>
-      <w:r>
-        <w:rPr>
-          <w:rStyle w:val="Forte"/>
-        </w:rPr>
-        <w:t>funcionam</w:t>
-      </w:r>
-      <w:r>
-        <w:t xml:space="preserve"> e posicionam o elemento fixo na tela.</w:t>
-      </w:r>
-      <w:r>
-        <w:t>)</w:t>
+        <w:t xml:space="preserve"> funcionam</w:t>
+      </w:r>
+      <w:r>
+        <w:t xml:space="preserve"> e posicionam o elemento fixo na tela.)</w:t>
       </w:r>
     </w:p>
     <w:p>
@@ -1353,10 +1308,7 @@
         <w:t xml:space="preserve">Stick: </w:t>
       </w:r>
       <w:r>
-        <w:t>A</w:t>
-      </w:r>
-      <w:r>
-        <w:t xml:space="preserve">lterna entre </w:t>
+        <w:t xml:space="preserve">Alterna entre </w:t>
       </w:r>
       <w:proofErr w:type="spellStart"/>
       <w:r>
@@ -1392,10 +1344,7 @@
         <w:t xml:space="preserve"> não funcionam</w:t>
       </w:r>
       <w:r>
-        <w:t xml:space="preserve"> aqui.</w:t>
-      </w:r>
-      <w:r>
-        <w:t>)</w:t>
+        <w:t xml:space="preserve"> aqui.)</w:t>
       </w:r>
     </w:p>
     <w:p>
@@ -1420,10 +1369,7 @@
       </w:r>
       <w:proofErr w:type="spellEnd"/>
       <w:r>
-        <w:t>: padrão; o elemento segue o fluxo normal da página</w:t>
-      </w:r>
-      <w:r>
-        <w:t>.</w:t>
+        <w:t>: padrão; o elemento segue o fluxo normal da página.</w:t>
       </w:r>
       <w:r>
         <w:br/>
@@ -1443,10 +1389,7 @@
         <w:t xml:space="preserve"> funcionam</w:t>
       </w:r>
       <w:r>
-        <w:t xml:space="preserve"> para dizer onde ele “gruda”.</w:t>
-      </w:r>
-      <w:r>
-        <w:t>)</w:t>
+        <w:t xml:space="preserve"> para dizer onde ele “gruda”.)</w:t>
       </w:r>
     </w:p>
     <w:p>
@@ -1592,13 +1535,7 @@
         <w:rPr>
           <w:color w:val="FF0000"/>
         </w:rPr>
-        <w:t xml:space="preserve">: </w:t>
-      </w:r>
-      <w:r>
-        <w:rPr>
-          <w:color w:val="FF0000"/>
-        </w:rPr>
-        <w:t xml:space="preserve">Requer cuidado: pode </w:t>
+        <w:t xml:space="preserve">: Requer cuidado: pode </w:t>
       </w:r>
       <w:r>
         <w:rPr>
@@ -1688,78 +1625,646 @@
           <w:lang w:eastAsia="pt-BR"/>
         </w:rPr>
       </w:pPr>
+      <w:r>
+        <w:rPr>
+          <w:rFonts w:ascii="Times New Roman" w:eastAsia="Times New Roman" w:hAnsi="Times New Roman" w:cs="Times New Roman"/>
+          <w:lang w:eastAsia="pt-BR"/>
+        </w:rPr>
+        <w:br/>
+      </w:r>
+    </w:p>
+    <w:p>
+      <w:pPr>
+        <w:spacing w:after="0"/>
+        <w:rPr>
+          <w:rFonts w:ascii="Times New Roman" w:eastAsia="Times New Roman" w:hAnsi="Times New Roman" w:cs="Times New Roman"/>
+          <w:lang w:eastAsia="pt-BR"/>
+        </w:rPr>
+      </w:pPr>
+    </w:p>
+    <w:p>
+      <w:pPr>
+        <w:pStyle w:val="PargrafodaLista"/>
+        <w:numPr>
+          <w:ilvl w:val="0"/>
+          <w:numId w:val="5"/>
+        </w:numPr>
+        <w:spacing w:after="0"/>
+        <w:rPr>
+          <w:rFonts w:ascii="Times New Roman" w:eastAsia="Times New Roman" w:hAnsi="Times New Roman" w:cs="Times New Roman"/>
+          <w:b/>
+          <w:bCs/>
+          <w:color w:val="004F88"/>
+          <w:lang w:eastAsia="pt-BR"/>
+        </w:rPr>
+      </w:pPr>
+      <w:r>
+        <w:rPr>
+          <w:rFonts w:ascii="Times New Roman" w:eastAsia="Times New Roman" w:hAnsi="Times New Roman" w:cs="Times New Roman"/>
+          <w:b/>
+          <w:bCs/>
+          <w:color w:val="004F88"/>
+          <w:lang w:eastAsia="pt-BR"/>
+        </w:rPr>
+        <w:t>@media</w:t>
+      </w:r>
+      <w:r>
+        <w:rPr>
+          <w:rFonts w:ascii="Times New Roman" w:eastAsia="Times New Roman" w:hAnsi="Times New Roman" w:cs="Times New Roman"/>
+          <w:b/>
+          <w:bCs/>
+          <w:color w:val="004F88"/>
+          <w:lang w:eastAsia="pt-BR"/>
+        </w:rPr>
+        <w:t xml:space="preserve"> </w:t>
+      </w:r>
+      <w:r>
+        <w:rPr>
+          <w:rFonts w:ascii="Times New Roman" w:eastAsia="Times New Roman" w:hAnsi="Times New Roman" w:cs="Times New Roman"/>
+          <w:b/>
+          <w:bCs/>
+          <w:lang w:eastAsia="pt-BR"/>
+        </w:rPr>
+        <w:t>usada para aplicar estilos condicionalmente, dependendo das características do dispositivo (largura, altura, tipo de tela, etc.). Ou seja: criar layouts responsivos, ou seja, que se adaptam a diferentes tamanhos de tela</w:t>
+      </w:r>
+      <w:r>
+        <w:rPr>
+          <w:rFonts w:ascii="Times New Roman" w:eastAsia="Times New Roman" w:hAnsi="Times New Roman" w:cs="Times New Roman"/>
+          <w:b/>
+          <w:bCs/>
+          <w:lang w:eastAsia="pt-BR"/>
+        </w:rPr>
+        <w:t>.</w:t>
+      </w:r>
+    </w:p>
+    <w:p>
+      <w:pPr>
+        <w:spacing w:after="0"/>
+        <w:rPr>
+          <w:rFonts w:ascii="Times New Roman" w:eastAsia="Times New Roman" w:hAnsi="Times New Roman" w:cs="Times New Roman"/>
+          <w:b/>
+          <w:bCs/>
+          <w:color w:val="004F88"/>
+          <w:lang w:eastAsia="pt-BR"/>
+        </w:rPr>
+      </w:pPr>
+      <w:r>
+        <w:rPr>
+          <w:noProof/>
+          <w:lang w:eastAsia="pt-BR"/>
+        </w:rPr>
+        <w:drawing>
+          <wp:inline distT="0" distB="0" distL="0" distR="0" wp14:anchorId="57623EAC" wp14:editId="6F0B3921">
+            <wp:extent cx="5162550" cy="1666875"/>
+            <wp:effectExtent l="0" t="0" r="0" b="9525"/>
+            <wp:docPr id="3" name="Imagem 3"/>
+            <wp:cNvGraphicFramePr>
+              <a:graphicFrameLocks xmlns:a="http://schemas.openxmlformats.org/drawingml/2006/main" noChangeAspect="1"/>
+            </wp:cNvGraphicFramePr>
+            <a:graphic xmlns:a="http://schemas.openxmlformats.org/drawingml/2006/main">
+              <a:graphicData uri="http://schemas.openxmlformats.org/drawingml/2006/picture">
+                <pic:pic xmlns:pic="http://schemas.openxmlformats.org/drawingml/2006/picture">
+                  <pic:nvPicPr>
+                    <pic:cNvPr id="0" name=""/>
+                    <pic:cNvPicPr/>
+                  </pic:nvPicPr>
+                  <pic:blipFill>
+                    <a:blip r:embed="rId8"/>
+                    <a:stretch>
+                      <a:fillRect/>
+                    </a:stretch>
+                  </pic:blipFill>
+                  <pic:spPr>
+                    <a:xfrm>
+                      <a:off x="0" y="0"/>
+                      <a:ext cx="5162550" cy="1666875"/>
+                    </a:xfrm>
+                    <a:prstGeom prst="rect">
+                      <a:avLst/>
+                    </a:prstGeom>
+                  </pic:spPr>
+                </pic:pic>
+              </a:graphicData>
+            </a:graphic>
+          </wp:inline>
+        </w:drawing>
+      </w:r>
+    </w:p>
+    <w:p>
+      <w:pPr>
+        <w:spacing w:after="0"/>
+        <w:ind w:left="360"/>
+        <w:rPr>
+          <w:rFonts w:ascii="Times New Roman" w:eastAsia="Times New Roman" w:hAnsi="Times New Roman" w:cs="Times New Roman"/>
+          <w:b/>
+          <w:bCs/>
+          <w:color w:val="FF0000"/>
+          <w:lang w:eastAsia="pt-BR"/>
+        </w:rPr>
+      </w:pPr>
+      <w:r>
+        <w:rPr>
+          <w:rFonts w:ascii="Times New Roman" w:eastAsia="Times New Roman" w:hAnsi="Times New Roman" w:cs="Times New Roman"/>
+          <w:b/>
+          <w:bCs/>
+          <w:color w:val="FF0000"/>
+          <w:lang w:eastAsia="pt-BR"/>
+        </w:rPr>
+        <w:t>OBS: Propriedades de descolamento:</w:t>
+      </w:r>
+    </w:p>
+    <w:p>
+      <w:pPr>
+        <w:pStyle w:val="PargrafodaLista"/>
+        <w:numPr>
+          <w:ilvl w:val="0"/>
+          <w:numId w:val="28"/>
+        </w:numPr>
+        <w:spacing w:after="0"/>
+        <w:rPr>
+          <w:rFonts w:ascii="Times New Roman" w:eastAsia="Times New Roman" w:hAnsi="Times New Roman" w:cs="Times New Roman"/>
+          <w:b/>
+          <w:bCs/>
+          <w:color w:val="FF0000"/>
+          <w:lang w:eastAsia="pt-BR"/>
+        </w:rPr>
+      </w:pPr>
+      <w:proofErr w:type="spellStart"/>
+      <w:proofErr w:type="gramStart"/>
+      <w:r>
+        <w:rPr>
+          <w:rFonts w:ascii="Times New Roman" w:eastAsia="Times New Roman" w:hAnsi="Times New Roman" w:cs="Times New Roman"/>
+          <w:b/>
+          <w:bCs/>
+          <w:lang w:eastAsia="pt-BR"/>
+        </w:rPr>
+        <w:t>top</w:t>
+      </w:r>
+      <w:proofErr w:type="gramEnd"/>
+      <w:r>
+        <w:rPr>
+          <w:rFonts w:ascii="Times New Roman" w:eastAsia="Times New Roman" w:hAnsi="Times New Roman" w:cs="Times New Roman"/>
+          <w:b/>
+          <w:bCs/>
+          <w:lang w:eastAsia="pt-BR"/>
+        </w:rPr>
+        <w:t>,right,botton,left</w:t>
+      </w:r>
+      <w:proofErr w:type="spellEnd"/>
+      <w:r>
+        <w:rPr>
+          <w:rFonts w:ascii="Times New Roman" w:eastAsia="Times New Roman" w:hAnsi="Times New Roman" w:cs="Times New Roman"/>
+          <w:b/>
+          <w:bCs/>
+          <w:lang w:eastAsia="pt-BR"/>
+        </w:rPr>
+        <w:t>.</w:t>
+      </w:r>
+      <w:r>
+        <w:rPr>
+          <w:rFonts w:ascii="Times New Roman" w:eastAsia="Times New Roman" w:hAnsi="Times New Roman" w:cs="Times New Roman"/>
+          <w:b/>
+          <w:bCs/>
+          <w:color w:val="FF0000"/>
+          <w:lang w:eastAsia="pt-BR"/>
+        </w:rPr>
+        <w:t xml:space="preserve"> </w:t>
+      </w:r>
+    </w:p>
+    <w:p>
+      <w:pPr>
+        <w:spacing w:after="0"/>
+        <w:rPr>
+          <w:rFonts w:ascii="Times New Roman" w:eastAsia="Times New Roman" w:hAnsi="Times New Roman" w:cs="Times New Roman"/>
+          <w:b/>
+          <w:bCs/>
+          <w:color w:val="FF0000"/>
+          <w:lang w:eastAsia="pt-BR"/>
+        </w:rPr>
+      </w:pPr>
+      <w:r>
+        <w:rPr>
+          <w:rFonts w:ascii="Times New Roman" w:eastAsia="Times New Roman" w:hAnsi="Times New Roman" w:cs="Times New Roman"/>
+          <w:b/>
+          <w:bCs/>
+          <w:lang w:eastAsia="pt-BR"/>
+        </w:rPr>
+        <w:t xml:space="preserve">      </w:t>
+      </w:r>
+      <w:r>
+        <w:rPr>
+          <w:rFonts w:ascii="Times New Roman" w:eastAsia="Times New Roman" w:hAnsi="Times New Roman" w:cs="Times New Roman"/>
+          <w:b/>
+          <w:bCs/>
+          <w:color w:val="FF0000"/>
+          <w:lang w:eastAsia="pt-BR"/>
+        </w:rPr>
+        <w:t>Valores de deslocamento:</w:t>
+      </w:r>
+    </w:p>
+    <w:p>
+      <w:pPr>
+        <w:pStyle w:val="PargrafodaLista"/>
+        <w:numPr>
+          <w:ilvl w:val="0"/>
+          <w:numId w:val="28"/>
+        </w:numPr>
+        <w:spacing w:after="0"/>
+        <w:rPr>
+          <w:rFonts w:ascii="Times New Roman" w:eastAsia="Times New Roman" w:hAnsi="Times New Roman" w:cs="Times New Roman"/>
+          <w:bCs/>
+          <w:color w:val="FF0000"/>
+          <w:lang w:eastAsia="pt-BR"/>
+        </w:rPr>
+      </w:pPr>
+      <w:r>
+        <w:rPr>
+          <w:rFonts w:ascii="Times New Roman" w:eastAsia="Times New Roman" w:hAnsi="Times New Roman" w:cs="Times New Roman"/>
+          <w:bCs/>
+          <w:lang w:eastAsia="pt-BR"/>
+        </w:rPr>
+        <w:t xml:space="preserve">Para </w:t>
+      </w:r>
+      <w:r>
+        <w:rPr>
+          <w:rFonts w:ascii="Times New Roman" w:eastAsia="Times New Roman" w:hAnsi="Times New Roman" w:cs="Times New Roman"/>
+          <w:b/>
+          <w:bCs/>
+          <w:color w:val="00B050"/>
+          <w:lang w:eastAsia="pt-BR"/>
+        </w:rPr>
+        <w:t>esquerda</w:t>
+      </w:r>
+      <w:r>
+        <w:rPr>
+          <w:rFonts w:ascii="Times New Roman" w:eastAsia="Times New Roman" w:hAnsi="Times New Roman" w:cs="Times New Roman"/>
+          <w:bCs/>
+          <w:lang w:eastAsia="pt-BR"/>
+        </w:rPr>
+        <w:t xml:space="preserve">: valores </w:t>
+      </w:r>
+      <w:r>
+        <w:rPr>
+          <w:rFonts w:ascii="Times New Roman" w:eastAsia="Times New Roman" w:hAnsi="Times New Roman" w:cs="Times New Roman"/>
+          <w:b/>
+          <w:bCs/>
+          <w:color w:val="00B050"/>
+          <w:lang w:eastAsia="pt-BR"/>
+        </w:rPr>
+        <w:t>menores</w:t>
+      </w:r>
+      <w:r>
+        <w:rPr>
+          <w:rFonts w:ascii="Times New Roman" w:eastAsia="Times New Roman" w:hAnsi="Times New Roman" w:cs="Times New Roman"/>
+          <w:bCs/>
+          <w:color w:val="00B050"/>
+          <w:lang w:eastAsia="pt-BR"/>
+        </w:rPr>
+        <w:t xml:space="preserve"> </w:t>
+      </w:r>
+      <w:r>
+        <w:rPr>
+          <w:rFonts w:ascii="Times New Roman" w:eastAsia="Times New Roman" w:hAnsi="Times New Roman" w:cs="Times New Roman"/>
+          <w:bCs/>
+          <w:lang w:eastAsia="pt-BR"/>
+        </w:rPr>
+        <w:t>que original;</w:t>
+      </w:r>
+    </w:p>
+    <w:p>
+      <w:pPr>
+        <w:pStyle w:val="PargrafodaLista"/>
+        <w:numPr>
+          <w:ilvl w:val="0"/>
+          <w:numId w:val="28"/>
+        </w:numPr>
+        <w:spacing w:after="0"/>
+        <w:rPr>
+          <w:rFonts w:ascii="Times New Roman" w:eastAsia="Times New Roman" w:hAnsi="Times New Roman" w:cs="Times New Roman"/>
+          <w:bCs/>
+          <w:color w:val="FF0000"/>
+          <w:lang w:eastAsia="pt-BR"/>
+        </w:rPr>
+      </w:pPr>
+      <w:r>
+        <w:rPr>
+          <w:rFonts w:ascii="Times New Roman" w:eastAsia="Times New Roman" w:hAnsi="Times New Roman" w:cs="Times New Roman"/>
+          <w:bCs/>
+          <w:lang w:eastAsia="pt-BR"/>
+        </w:rPr>
+        <w:t xml:space="preserve">Para </w:t>
+      </w:r>
+      <w:r>
+        <w:rPr>
+          <w:rFonts w:ascii="Times New Roman" w:eastAsia="Times New Roman" w:hAnsi="Times New Roman" w:cs="Times New Roman"/>
+          <w:b/>
+          <w:bCs/>
+          <w:color w:val="00B0F0"/>
+          <w:lang w:eastAsia="pt-BR"/>
+        </w:rPr>
+        <w:t>direita</w:t>
+      </w:r>
+      <w:r>
+        <w:rPr>
+          <w:rFonts w:ascii="Times New Roman" w:eastAsia="Times New Roman" w:hAnsi="Times New Roman" w:cs="Times New Roman"/>
+          <w:bCs/>
+          <w:lang w:eastAsia="pt-BR"/>
+        </w:rPr>
+        <w:t>:</w:t>
+      </w:r>
+      <w:r>
+        <w:rPr>
+          <w:rFonts w:ascii="Times New Roman" w:eastAsia="Times New Roman" w:hAnsi="Times New Roman" w:cs="Times New Roman"/>
+          <w:bCs/>
+          <w:color w:val="FF0000"/>
+          <w:lang w:eastAsia="pt-BR"/>
+        </w:rPr>
+        <w:t xml:space="preserve"> </w:t>
+      </w:r>
+      <w:r>
+        <w:rPr>
+          <w:rFonts w:ascii="Times New Roman" w:eastAsia="Times New Roman" w:hAnsi="Times New Roman" w:cs="Times New Roman"/>
+          <w:bCs/>
+          <w:lang w:eastAsia="pt-BR"/>
+        </w:rPr>
+        <w:t xml:space="preserve">valores </w:t>
+      </w:r>
+      <w:r>
+        <w:rPr>
+          <w:rFonts w:ascii="Times New Roman" w:eastAsia="Times New Roman" w:hAnsi="Times New Roman" w:cs="Times New Roman"/>
+          <w:b/>
+          <w:bCs/>
+          <w:color w:val="00B0F0"/>
+          <w:lang w:eastAsia="pt-BR"/>
+        </w:rPr>
+        <w:t>maiores</w:t>
+      </w:r>
+      <w:r>
+        <w:rPr>
+          <w:rFonts w:ascii="Times New Roman" w:eastAsia="Times New Roman" w:hAnsi="Times New Roman" w:cs="Times New Roman"/>
+          <w:bCs/>
+          <w:color w:val="00B0F0"/>
+          <w:lang w:eastAsia="pt-BR"/>
+        </w:rPr>
+        <w:t xml:space="preserve"> </w:t>
+      </w:r>
+      <w:r>
+        <w:rPr>
+          <w:rFonts w:ascii="Times New Roman" w:eastAsia="Times New Roman" w:hAnsi="Times New Roman" w:cs="Times New Roman"/>
+          <w:bCs/>
+          <w:lang w:eastAsia="pt-BR"/>
+        </w:rPr>
+        <w:t>que original;</w:t>
+      </w:r>
+    </w:p>
+    <w:p>
+      <w:pPr>
+        <w:pStyle w:val="PargrafodaLista"/>
+        <w:numPr>
+          <w:ilvl w:val="0"/>
+          <w:numId w:val="28"/>
+        </w:numPr>
+        <w:spacing w:after="0"/>
+        <w:rPr>
+          <w:rFonts w:ascii="Times New Roman" w:eastAsia="Times New Roman" w:hAnsi="Times New Roman" w:cs="Times New Roman"/>
+          <w:bCs/>
+          <w:color w:val="FF0000"/>
+          <w:lang w:eastAsia="pt-BR"/>
+        </w:rPr>
+      </w:pPr>
+      <w:r>
+        <w:rPr>
+          <w:rFonts w:ascii="Times New Roman" w:eastAsia="Times New Roman" w:hAnsi="Times New Roman" w:cs="Times New Roman"/>
+          <w:bCs/>
+          <w:lang w:eastAsia="pt-BR"/>
+        </w:rPr>
+        <w:t xml:space="preserve">Para </w:t>
+      </w:r>
+      <w:r>
+        <w:rPr>
+          <w:rFonts w:ascii="Times New Roman" w:eastAsia="Times New Roman" w:hAnsi="Times New Roman" w:cs="Times New Roman"/>
+          <w:b/>
+          <w:bCs/>
+          <w:color w:val="00B050"/>
+          <w:lang w:eastAsia="pt-BR"/>
+        </w:rPr>
+        <w:t>cima</w:t>
+      </w:r>
+      <w:r>
+        <w:rPr>
+          <w:rFonts w:ascii="Times New Roman" w:eastAsia="Times New Roman" w:hAnsi="Times New Roman" w:cs="Times New Roman"/>
+          <w:bCs/>
+          <w:lang w:eastAsia="pt-BR"/>
+        </w:rPr>
+        <w:t>:</w:t>
+      </w:r>
+      <w:r>
+        <w:rPr>
+          <w:rFonts w:ascii="Times New Roman" w:eastAsia="Times New Roman" w:hAnsi="Times New Roman" w:cs="Times New Roman"/>
+          <w:bCs/>
+          <w:color w:val="FF0000"/>
+          <w:lang w:eastAsia="pt-BR"/>
+        </w:rPr>
+        <w:t xml:space="preserve"> </w:t>
+      </w:r>
+      <w:r>
+        <w:rPr>
+          <w:rFonts w:ascii="Times New Roman" w:eastAsia="Times New Roman" w:hAnsi="Times New Roman" w:cs="Times New Roman"/>
+          <w:bCs/>
+          <w:lang w:eastAsia="pt-BR"/>
+        </w:rPr>
+        <w:t xml:space="preserve">valores </w:t>
+      </w:r>
+      <w:r>
+        <w:rPr>
+          <w:rFonts w:ascii="Times New Roman" w:eastAsia="Times New Roman" w:hAnsi="Times New Roman" w:cs="Times New Roman"/>
+          <w:b/>
+          <w:bCs/>
+          <w:color w:val="00B050"/>
+          <w:lang w:eastAsia="pt-BR"/>
+        </w:rPr>
+        <w:t>menores</w:t>
+      </w:r>
+      <w:r>
+        <w:rPr>
+          <w:rFonts w:ascii="Times New Roman" w:eastAsia="Times New Roman" w:hAnsi="Times New Roman" w:cs="Times New Roman"/>
+          <w:bCs/>
+          <w:color w:val="00B050"/>
+          <w:lang w:eastAsia="pt-BR"/>
+        </w:rPr>
+        <w:t xml:space="preserve"> </w:t>
+      </w:r>
+      <w:r>
+        <w:rPr>
+          <w:rFonts w:ascii="Times New Roman" w:eastAsia="Times New Roman" w:hAnsi="Times New Roman" w:cs="Times New Roman"/>
+          <w:bCs/>
+          <w:lang w:eastAsia="pt-BR"/>
+        </w:rPr>
+        <w:t>que original;</w:t>
+      </w:r>
+    </w:p>
+    <w:p>
+      <w:pPr>
+        <w:pStyle w:val="PargrafodaLista"/>
+        <w:numPr>
+          <w:ilvl w:val="0"/>
+          <w:numId w:val="28"/>
+        </w:numPr>
+        <w:spacing w:after="0"/>
+        <w:rPr>
+          <w:rFonts w:ascii="Times New Roman" w:eastAsia="Times New Roman" w:hAnsi="Times New Roman" w:cs="Times New Roman"/>
+          <w:b/>
+          <w:bCs/>
+          <w:color w:val="FF0000"/>
+          <w:lang w:eastAsia="pt-BR"/>
+        </w:rPr>
+      </w:pPr>
+      <w:r>
+        <w:rPr>
+          <w:rFonts w:ascii="Times New Roman" w:eastAsia="Times New Roman" w:hAnsi="Times New Roman" w:cs="Times New Roman"/>
+          <w:bCs/>
+          <w:lang w:eastAsia="pt-BR"/>
+        </w:rPr>
+        <w:t xml:space="preserve">Para </w:t>
+      </w:r>
+      <w:r>
+        <w:rPr>
+          <w:rFonts w:ascii="Times New Roman" w:eastAsia="Times New Roman" w:hAnsi="Times New Roman" w:cs="Times New Roman"/>
+          <w:b/>
+          <w:bCs/>
+          <w:color w:val="00B0F0"/>
+          <w:lang w:eastAsia="pt-BR"/>
+        </w:rPr>
+        <w:t>baixo</w:t>
+      </w:r>
+      <w:r>
+        <w:rPr>
+          <w:rFonts w:ascii="Times New Roman" w:eastAsia="Times New Roman" w:hAnsi="Times New Roman" w:cs="Times New Roman"/>
+          <w:bCs/>
+          <w:lang w:eastAsia="pt-BR"/>
+        </w:rPr>
+        <w:t>:</w:t>
+      </w:r>
+      <w:r>
+        <w:rPr>
+          <w:rFonts w:ascii="Times New Roman" w:eastAsia="Times New Roman" w:hAnsi="Times New Roman" w:cs="Times New Roman"/>
+          <w:bCs/>
+          <w:color w:val="FF0000"/>
+          <w:lang w:eastAsia="pt-BR"/>
+        </w:rPr>
+        <w:t xml:space="preserve"> </w:t>
+      </w:r>
+      <w:r>
+        <w:rPr>
+          <w:rFonts w:ascii="Times New Roman" w:eastAsia="Times New Roman" w:hAnsi="Times New Roman" w:cs="Times New Roman"/>
+          <w:bCs/>
+          <w:lang w:eastAsia="pt-BR"/>
+        </w:rPr>
+        <w:t xml:space="preserve">valores </w:t>
+      </w:r>
+      <w:r>
+        <w:rPr>
+          <w:rFonts w:ascii="Times New Roman" w:eastAsia="Times New Roman" w:hAnsi="Times New Roman" w:cs="Times New Roman"/>
+          <w:b/>
+          <w:bCs/>
+          <w:color w:val="00B0F0"/>
+          <w:lang w:eastAsia="pt-BR"/>
+        </w:rPr>
+        <w:t>maiores</w:t>
+      </w:r>
+      <w:r>
+        <w:rPr>
+          <w:rFonts w:ascii="Times New Roman" w:eastAsia="Times New Roman" w:hAnsi="Times New Roman" w:cs="Times New Roman"/>
+          <w:bCs/>
+          <w:color w:val="00B0F0"/>
+          <w:lang w:eastAsia="pt-BR"/>
+        </w:rPr>
+        <w:t xml:space="preserve"> </w:t>
+      </w:r>
+      <w:r>
+        <w:rPr>
+          <w:rFonts w:ascii="Times New Roman" w:eastAsia="Times New Roman" w:hAnsi="Times New Roman" w:cs="Times New Roman"/>
+          <w:bCs/>
+          <w:lang w:eastAsia="pt-BR"/>
+        </w:rPr>
+        <w:t>que original</w:t>
+      </w:r>
+      <w:r>
+        <w:rPr>
+          <w:rFonts w:ascii="Times New Roman" w:eastAsia="Times New Roman" w:hAnsi="Times New Roman" w:cs="Times New Roman"/>
+          <w:b/>
+          <w:bCs/>
+          <w:lang w:eastAsia="pt-BR"/>
+        </w:rPr>
+        <w:t>;</w:t>
+      </w:r>
+    </w:p>
+    <w:p>
+      <w:pPr>
+        <w:spacing w:after="0"/>
+        <w:rPr>
+          <w:rFonts w:ascii="Times New Roman" w:eastAsia="Times New Roman" w:hAnsi="Times New Roman" w:cs="Times New Roman"/>
+          <w:b/>
+          <w:bCs/>
+          <w:color w:val="FF0000"/>
+          <w:lang w:eastAsia="pt-BR"/>
+        </w:rPr>
+      </w:pPr>
+    </w:p>
+    <w:p>
+      <w:pPr>
+        <w:spacing w:after="0"/>
+        <w:rPr>
+          <w:rFonts w:ascii="Times New Roman" w:eastAsia="Times New Roman" w:hAnsi="Times New Roman" w:cs="Times New Roman"/>
+          <w:b/>
+          <w:bCs/>
+          <w:color w:val="FF0000"/>
+          <w:lang w:eastAsia="pt-BR"/>
+        </w:rPr>
+      </w:pPr>
+    </w:p>
+    <w:p>
+      <w:pPr>
+        <w:spacing w:after="0"/>
+        <w:rPr>
+          <w:rFonts w:ascii="Times New Roman" w:eastAsia="Times New Roman" w:hAnsi="Times New Roman" w:cs="Times New Roman"/>
+          <w:b/>
+          <w:bCs/>
+          <w:color w:val="FF0000"/>
+          <w:lang w:eastAsia="pt-BR"/>
+        </w:rPr>
+      </w:pPr>
+    </w:p>
+    <w:p>
+      <w:pPr>
+        <w:spacing w:after="0"/>
+        <w:rPr>
+          <w:rFonts w:ascii="Times New Roman" w:eastAsia="Times New Roman" w:hAnsi="Times New Roman" w:cs="Times New Roman"/>
+          <w:b/>
+          <w:bCs/>
+          <w:color w:val="FF0000"/>
+          <w:lang w:eastAsia="pt-BR"/>
+        </w:rPr>
+      </w:pPr>
       <w:bookmarkStart w:id="0" w:name="_GoBack"/>
       <w:bookmarkEnd w:id="0"/>
-      <w:r>
-        <w:rPr>
-          <w:rFonts w:ascii="Times New Roman" w:eastAsia="Times New Roman" w:hAnsi="Times New Roman" w:cs="Times New Roman"/>
-          <w:lang w:eastAsia="pt-BR"/>
-        </w:rPr>
-        <w:br/>
-      </w:r>
-    </w:p>
-    <w:p>
-      <w:pPr>
-        <w:spacing w:after="0"/>
-        <w:rPr>
-          <w:rFonts w:ascii="Times New Roman" w:eastAsia="Times New Roman" w:hAnsi="Times New Roman" w:cs="Times New Roman"/>
-          <w:lang w:eastAsia="pt-BR"/>
-        </w:rPr>
-      </w:pPr>
-    </w:p>
-    <w:p>
-      <w:pPr>
-        <w:pStyle w:val="PargrafodaLista"/>
+    </w:p>
+    <w:p>
+      <w:pPr>
         <w:numPr>
           <w:ilvl w:val="0"/>
-          <w:numId w:val="5"/>
-        </w:numPr>
-        <w:spacing w:after="0"/>
-        <w:rPr>
-          <w:rFonts w:ascii="Times New Roman" w:eastAsia="Times New Roman" w:hAnsi="Times New Roman" w:cs="Times New Roman"/>
-          <w:b/>
-          <w:bCs/>
-          <w:color w:val="004F88"/>
-          <w:lang w:eastAsia="pt-BR"/>
-        </w:rPr>
-      </w:pPr>
-      <w:r>
-        <w:rPr>
-          <w:rFonts w:ascii="Times New Roman" w:eastAsia="Times New Roman" w:hAnsi="Times New Roman" w:cs="Times New Roman"/>
-          <w:b/>
-          <w:bCs/>
-          <w:color w:val="004F88"/>
-          <w:lang w:eastAsia="pt-BR"/>
-        </w:rPr>
-        <w:t>@media</w:t>
-      </w:r>
-      <w:r>
-        <w:rPr>
-          <w:rFonts w:ascii="Times New Roman" w:eastAsia="Times New Roman" w:hAnsi="Times New Roman" w:cs="Times New Roman"/>
-          <w:b/>
-          <w:bCs/>
-          <w:color w:val="004F88"/>
-          <w:lang w:eastAsia="pt-BR"/>
-        </w:rPr>
-        <w:t xml:space="preserve"> </w:t>
-      </w:r>
-      <w:r>
-        <w:rPr>
-          <w:rFonts w:ascii="Times New Roman" w:eastAsia="Times New Roman" w:hAnsi="Times New Roman" w:cs="Times New Roman"/>
-          <w:b/>
-          <w:bCs/>
-          <w:lang w:eastAsia="pt-BR"/>
-        </w:rPr>
-        <w:t>usada para aplicar estilos condicionalmente, dependendo das características do dispositivo (largura, altura, tipo de tela, etc.). Ou seja: criar layouts responsivos, ou seja, que se adaptam a diferentes tamanhos de tela</w:t>
-      </w:r>
-      <w:r>
-        <w:rPr>
-          <w:rFonts w:ascii="Times New Roman" w:eastAsia="Times New Roman" w:hAnsi="Times New Roman" w:cs="Times New Roman"/>
-          <w:b/>
-          <w:bCs/>
-          <w:lang w:eastAsia="pt-BR"/>
-        </w:rPr>
-        <w:t>.</w:t>
+          <w:numId w:val="4"/>
+        </w:numPr>
+      </w:pPr>
+      <w:r>
+        <w:rPr>
+          <w:rFonts w:ascii="Segoe UI Emoji" w:hAnsi="Segoe UI Emoji" w:cs="Segoe UI Emoji"/>
+        </w:rPr>
+        <w:lastRenderedPageBreak/>
+        <w:t>📌</w:t>
+      </w:r>
+      <w:r>
+        <w:t xml:space="preserve"> FLEXBOX/GRID – ORGANIZA LAYOUTS DE FORMA DINÂMICA</w:t>
       </w:r>
     </w:p>
     <w:p>
@@ -1767,513 +2272,50 @@
         <w:spacing w:after="0"/>
         <w:ind w:left="360"/>
         <w:rPr>
-          <w:rFonts w:ascii="Times New Roman" w:eastAsia="Times New Roman" w:hAnsi="Times New Roman" w:cs="Times New Roman"/>
-          <w:b/>
-          <w:bCs/>
-          <w:color w:val="FF0000"/>
-          <w:lang w:eastAsia="pt-BR"/>
-        </w:rPr>
-      </w:pPr>
-      <w:r>
-        <w:rPr>
-          <w:rFonts w:ascii="Times New Roman" w:eastAsia="Times New Roman" w:hAnsi="Times New Roman" w:cs="Times New Roman"/>
-          <w:b/>
-          <w:bCs/>
-          <w:color w:val="FF0000"/>
-          <w:lang w:eastAsia="pt-BR"/>
-        </w:rPr>
-        <w:t>OBS: Propriedades de descolamento:</w:t>
-      </w:r>
-    </w:p>
-    <w:p>
-      <w:pPr>
-        <w:pStyle w:val="PargrafodaLista"/>
-        <w:numPr>
-          <w:ilvl w:val="0"/>
-          <w:numId w:val="28"/>
-        </w:numPr>
-        <w:spacing w:after="0"/>
-        <w:rPr>
-          <w:rFonts w:ascii="Times New Roman" w:eastAsia="Times New Roman" w:hAnsi="Times New Roman" w:cs="Times New Roman"/>
-          <w:b/>
-          <w:bCs/>
-          <w:color w:val="FF0000"/>
-          <w:lang w:eastAsia="pt-BR"/>
-        </w:rPr>
-      </w:pPr>
-      <w:proofErr w:type="spellStart"/>
+          <w:rFonts w:eastAsia="Times New Roman"/>
+          <w:lang w:eastAsia="pt-BR"/>
+        </w:rPr>
+      </w:pPr>
       <w:proofErr w:type="gramStart"/>
       <w:r>
         <w:rPr>
-          <w:rFonts w:ascii="Times New Roman" w:eastAsia="Times New Roman" w:hAnsi="Times New Roman" w:cs="Times New Roman"/>
-          <w:b/>
-          <w:bCs/>
-          <w:lang w:eastAsia="pt-BR"/>
-        </w:rPr>
-        <w:t>top</w:t>
+          <w:rFonts w:eastAsia="Times New Roman"/>
+          <w:color w:val="004E9A"/>
+          <w:lang w:eastAsia="pt-BR"/>
+        </w:rPr>
+        <w:t>display</w:t>
       </w:r>
       <w:proofErr w:type="gramEnd"/>
       <w:r>
         <w:rPr>
-          <w:rFonts w:ascii="Times New Roman" w:eastAsia="Times New Roman" w:hAnsi="Times New Roman" w:cs="Times New Roman"/>
-          <w:b/>
-          <w:bCs/>
-          <w:lang w:eastAsia="pt-BR"/>
-        </w:rPr>
-        <w:t>,right,botton,left</w:t>
-      </w:r>
-      <w:proofErr w:type="spellEnd"/>
-      <w:r>
-        <w:rPr>
-          <w:rFonts w:ascii="Times New Roman" w:eastAsia="Times New Roman" w:hAnsi="Times New Roman" w:cs="Times New Roman"/>
-          <w:b/>
-          <w:bCs/>
-          <w:lang w:eastAsia="pt-BR"/>
-        </w:rPr>
-        <w:t>.</w:t>
-      </w:r>
-      <w:r>
-        <w:rPr>
-          <w:rFonts w:ascii="Times New Roman" w:eastAsia="Times New Roman" w:hAnsi="Times New Roman" w:cs="Times New Roman"/>
-          <w:b/>
-          <w:bCs/>
-          <w:color w:val="FF0000"/>
-          <w:lang w:eastAsia="pt-BR"/>
-        </w:rPr>
-        <w:t xml:space="preserve"> </w:t>
-      </w:r>
-    </w:p>
-    <w:p>
-      <w:pPr>
-        <w:spacing w:after="0"/>
-        <w:rPr>
-          <w:rFonts w:ascii="Times New Roman" w:eastAsia="Times New Roman" w:hAnsi="Times New Roman" w:cs="Times New Roman"/>
-          <w:b/>
-          <w:bCs/>
-          <w:color w:val="FF0000"/>
-          <w:lang w:eastAsia="pt-BR"/>
-        </w:rPr>
-      </w:pPr>
-      <w:r>
-        <w:rPr>
-          <w:rFonts w:ascii="Times New Roman" w:eastAsia="Times New Roman" w:hAnsi="Times New Roman" w:cs="Times New Roman"/>
-          <w:b/>
-          <w:bCs/>
-          <w:lang w:eastAsia="pt-BR"/>
-        </w:rPr>
-        <w:t xml:space="preserve">      </w:t>
-      </w:r>
-      <w:r>
-        <w:rPr>
-          <w:rFonts w:ascii="Times New Roman" w:eastAsia="Times New Roman" w:hAnsi="Times New Roman" w:cs="Times New Roman"/>
-          <w:b/>
-          <w:bCs/>
-          <w:color w:val="FF0000"/>
-          <w:lang w:eastAsia="pt-BR"/>
-        </w:rPr>
-        <w:t>Valores de deslocamento:</w:t>
-      </w:r>
-    </w:p>
-    <w:p>
-      <w:pPr>
-        <w:pStyle w:val="PargrafodaLista"/>
-        <w:numPr>
-          <w:ilvl w:val="0"/>
-          <w:numId w:val="28"/>
-        </w:numPr>
-        <w:spacing w:after="0"/>
-        <w:rPr>
-          <w:rFonts w:ascii="Times New Roman" w:eastAsia="Times New Roman" w:hAnsi="Times New Roman" w:cs="Times New Roman"/>
-          <w:bCs/>
-          <w:color w:val="FF0000"/>
-          <w:lang w:eastAsia="pt-BR"/>
-        </w:rPr>
-      </w:pPr>
-      <w:r>
-        <w:rPr>
-          <w:rFonts w:ascii="Times New Roman" w:eastAsia="Times New Roman" w:hAnsi="Times New Roman" w:cs="Times New Roman"/>
-          <w:bCs/>
-          <w:lang w:eastAsia="pt-BR"/>
-        </w:rPr>
-        <w:t xml:space="preserve">Para </w:t>
-      </w:r>
-      <w:r>
-        <w:rPr>
-          <w:rFonts w:ascii="Times New Roman" w:eastAsia="Times New Roman" w:hAnsi="Times New Roman" w:cs="Times New Roman"/>
-          <w:b/>
-          <w:bCs/>
-          <w:color w:val="00B050"/>
-          <w:lang w:eastAsia="pt-BR"/>
-        </w:rPr>
-        <w:t>esquerda</w:t>
-      </w:r>
-      <w:r>
-        <w:rPr>
-          <w:rFonts w:ascii="Times New Roman" w:eastAsia="Times New Roman" w:hAnsi="Times New Roman" w:cs="Times New Roman"/>
-          <w:bCs/>
-          <w:lang w:eastAsia="pt-BR"/>
-        </w:rPr>
-        <w:t xml:space="preserve">: valores </w:t>
-      </w:r>
-      <w:r>
-        <w:rPr>
-          <w:rFonts w:ascii="Times New Roman" w:eastAsia="Times New Roman" w:hAnsi="Times New Roman" w:cs="Times New Roman"/>
-          <w:b/>
-          <w:bCs/>
-          <w:color w:val="00B050"/>
-          <w:lang w:eastAsia="pt-BR"/>
-        </w:rPr>
-        <w:t>menores</w:t>
-      </w:r>
-      <w:r>
-        <w:rPr>
-          <w:rFonts w:ascii="Times New Roman" w:eastAsia="Times New Roman" w:hAnsi="Times New Roman" w:cs="Times New Roman"/>
-          <w:bCs/>
-          <w:color w:val="00B050"/>
-          <w:lang w:eastAsia="pt-BR"/>
-        </w:rPr>
-        <w:t xml:space="preserve"> </w:t>
-      </w:r>
-      <w:r>
-        <w:rPr>
-          <w:rFonts w:ascii="Times New Roman" w:eastAsia="Times New Roman" w:hAnsi="Times New Roman" w:cs="Times New Roman"/>
-          <w:bCs/>
-          <w:lang w:eastAsia="pt-BR"/>
-        </w:rPr>
-        <w:t>que original;</w:t>
-      </w:r>
-    </w:p>
-    <w:p>
-      <w:pPr>
-        <w:pStyle w:val="PargrafodaLista"/>
-        <w:numPr>
-          <w:ilvl w:val="0"/>
-          <w:numId w:val="28"/>
-        </w:numPr>
-        <w:spacing w:after="0"/>
-        <w:rPr>
-          <w:rFonts w:ascii="Times New Roman" w:eastAsia="Times New Roman" w:hAnsi="Times New Roman" w:cs="Times New Roman"/>
-          <w:bCs/>
-          <w:color w:val="FF0000"/>
-          <w:lang w:eastAsia="pt-BR"/>
-        </w:rPr>
-      </w:pPr>
-      <w:r>
-        <w:rPr>
-          <w:rFonts w:ascii="Times New Roman" w:eastAsia="Times New Roman" w:hAnsi="Times New Roman" w:cs="Times New Roman"/>
-          <w:bCs/>
-          <w:lang w:eastAsia="pt-BR"/>
-        </w:rPr>
-        <w:t xml:space="preserve">Para </w:t>
-      </w:r>
-      <w:r>
-        <w:rPr>
-          <w:rFonts w:ascii="Times New Roman" w:eastAsia="Times New Roman" w:hAnsi="Times New Roman" w:cs="Times New Roman"/>
-          <w:b/>
-          <w:bCs/>
-          <w:color w:val="00B0F0"/>
-          <w:lang w:eastAsia="pt-BR"/>
-        </w:rPr>
-        <w:t>direita</w:t>
-      </w:r>
-      <w:r>
-        <w:rPr>
-          <w:rFonts w:ascii="Times New Roman" w:eastAsia="Times New Roman" w:hAnsi="Times New Roman" w:cs="Times New Roman"/>
-          <w:bCs/>
-          <w:lang w:eastAsia="pt-BR"/>
-        </w:rPr>
-        <w:t>:</w:t>
-      </w:r>
-      <w:r>
-        <w:rPr>
-          <w:rFonts w:ascii="Times New Roman" w:eastAsia="Times New Roman" w:hAnsi="Times New Roman" w:cs="Times New Roman"/>
-          <w:bCs/>
-          <w:color w:val="FF0000"/>
-          <w:lang w:eastAsia="pt-BR"/>
-        </w:rPr>
-        <w:t xml:space="preserve"> </w:t>
-      </w:r>
-      <w:r>
-        <w:rPr>
-          <w:rFonts w:ascii="Times New Roman" w:eastAsia="Times New Roman" w:hAnsi="Times New Roman" w:cs="Times New Roman"/>
-          <w:bCs/>
-          <w:lang w:eastAsia="pt-BR"/>
-        </w:rPr>
-        <w:t xml:space="preserve">valores </w:t>
-      </w:r>
-      <w:r>
-        <w:rPr>
-          <w:rFonts w:ascii="Times New Roman" w:eastAsia="Times New Roman" w:hAnsi="Times New Roman" w:cs="Times New Roman"/>
-          <w:b/>
-          <w:bCs/>
-          <w:color w:val="00B0F0"/>
-          <w:lang w:eastAsia="pt-BR"/>
-        </w:rPr>
-        <w:t>maiores</w:t>
-      </w:r>
-      <w:r>
-        <w:rPr>
-          <w:rFonts w:ascii="Times New Roman" w:eastAsia="Times New Roman" w:hAnsi="Times New Roman" w:cs="Times New Roman"/>
-          <w:bCs/>
-          <w:color w:val="00B0F0"/>
-          <w:lang w:eastAsia="pt-BR"/>
-        </w:rPr>
-        <w:t xml:space="preserve"> </w:t>
-      </w:r>
-      <w:r>
-        <w:rPr>
-          <w:rFonts w:ascii="Times New Roman" w:eastAsia="Times New Roman" w:hAnsi="Times New Roman" w:cs="Times New Roman"/>
-          <w:bCs/>
-          <w:lang w:eastAsia="pt-BR"/>
-        </w:rPr>
-        <w:t>que original;</w:t>
-      </w:r>
-    </w:p>
-    <w:p>
-      <w:pPr>
-        <w:pStyle w:val="PargrafodaLista"/>
-        <w:numPr>
-          <w:ilvl w:val="0"/>
-          <w:numId w:val="28"/>
-        </w:numPr>
-        <w:spacing w:after="0"/>
-        <w:rPr>
-          <w:rFonts w:ascii="Times New Roman" w:eastAsia="Times New Roman" w:hAnsi="Times New Roman" w:cs="Times New Roman"/>
-          <w:bCs/>
-          <w:color w:val="FF0000"/>
-          <w:lang w:eastAsia="pt-BR"/>
-        </w:rPr>
-      </w:pPr>
-      <w:r>
-        <w:rPr>
-          <w:rFonts w:ascii="Times New Roman" w:eastAsia="Times New Roman" w:hAnsi="Times New Roman" w:cs="Times New Roman"/>
-          <w:bCs/>
-          <w:lang w:eastAsia="pt-BR"/>
-        </w:rPr>
-        <w:t xml:space="preserve">Para </w:t>
-      </w:r>
-      <w:r>
-        <w:rPr>
-          <w:rFonts w:ascii="Times New Roman" w:eastAsia="Times New Roman" w:hAnsi="Times New Roman" w:cs="Times New Roman"/>
-          <w:b/>
-          <w:bCs/>
-          <w:color w:val="00B050"/>
-          <w:lang w:eastAsia="pt-BR"/>
-        </w:rPr>
-        <w:t>cima</w:t>
-      </w:r>
-      <w:r>
-        <w:rPr>
-          <w:rFonts w:ascii="Times New Roman" w:eastAsia="Times New Roman" w:hAnsi="Times New Roman" w:cs="Times New Roman"/>
-          <w:bCs/>
-          <w:lang w:eastAsia="pt-BR"/>
-        </w:rPr>
-        <w:t>:</w:t>
-      </w:r>
-      <w:r>
-        <w:rPr>
-          <w:rFonts w:ascii="Times New Roman" w:eastAsia="Times New Roman" w:hAnsi="Times New Roman" w:cs="Times New Roman"/>
-          <w:bCs/>
-          <w:color w:val="FF0000"/>
-          <w:lang w:eastAsia="pt-BR"/>
-        </w:rPr>
-        <w:t xml:space="preserve"> </w:t>
-      </w:r>
-      <w:r>
-        <w:rPr>
-          <w:rFonts w:ascii="Times New Roman" w:eastAsia="Times New Roman" w:hAnsi="Times New Roman" w:cs="Times New Roman"/>
-          <w:bCs/>
-          <w:lang w:eastAsia="pt-BR"/>
-        </w:rPr>
-        <w:t xml:space="preserve">valores </w:t>
-      </w:r>
-      <w:r>
-        <w:rPr>
-          <w:rFonts w:ascii="Times New Roman" w:eastAsia="Times New Roman" w:hAnsi="Times New Roman" w:cs="Times New Roman"/>
-          <w:b/>
-          <w:bCs/>
-          <w:color w:val="00B050"/>
-          <w:lang w:eastAsia="pt-BR"/>
-        </w:rPr>
-        <w:t>menores</w:t>
-      </w:r>
-      <w:r>
-        <w:rPr>
-          <w:rFonts w:ascii="Times New Roman" w:eastAsia="Times New Roman" w:hAnsi="Times New Roman" w:cs="Times New Roman"/>
-          <w:bCs/>
-          <w:color w:val="00B050"/>
-          <w:lang w:eastAsia="pt-BR"/>
-        </w:rPr>
-        <w:t xml:space="preserve"> </w:t>
-      </w:r>
-      <w:r>
-        <w:rPr>
-          <w:rFonts w:ascii="Times New Roman" w:eastAsia="Times New Roman" w:hAnsi="Times New Roman" w:cs="Times New Roman"/>
-          <w:bCs/>
-          <w:lang w:eastAsia="pt-BR"/>
-        </w:rPr>
-        <w:t>que original;</w:t>
-      </w:r>
-    </w:p>
-    <w:p>
-      <w:pPr>
-        <w:pStyle w:val="PargrafodaLista"/>
-        <w:numPr>
-          <w:ilvl w:val="0"/>
-          <w:numId w:val="28"/>
-        </w:numPr>
-        <w:spacing w:after="0"/>
-        <w:rPr>
-          <w:rFonts w:ascii="Times New Roman" w:eastAsia="Times New Roman" w:hAnsi="Times New Roman" w:cs="Times New Roman"/>
-          <w:b/>
-          <w:bCs/>
-          <w:color w:val="FF0000"/>
-          <w:lang w:eastAsia="pt-BR"/>
-        </w:rPr>
-      </w:pPr>
-      <w:r>
-        <w:rPr>
-          <w:rFonts w:ascii="Times New Roman" w:eastAsia="Times New Roman" w:hAnsi="Times New Roman" w:cs="Times New Roman"/>
-          <w:bCs/>
-          <w:lang w:eastAsia="pt-BR"/>
-        </w:rPr>
-        <w:t xml:space="preserve">Para </w:t>
-      </w:r>
-      <w:r>
-        <w:rPr>
-          <w:rFonts w:ascii="Times New Roman" w:eastAsia="Times New Roman" w:hAnsi="Times New Roman" w:cs="Times New Roman"/>
-          <w:b/>
-          <w:bCs/>
-          <w:color w:val="00B0F0"/>
-          <w:lang w:eastAsia="pt-BR"/>
-        </w:rPr>
-        <w:t>baixo</w:t>
-      </w:r>
-      <w:r>
-        <w:rPr>
-          <w:rFonts w:ascii="Times New Roman" w:eastAsia="Times New Roman" w:hAnsi="Times New Roman" w:cs="Times New Roman"/>
-          <w:bCs/>
-          <w:lang w:eastAsia="pt-BR"/>
-        </w:rPr>
-        <w:t>:</w:t>
-      </w:r>
-      <w:r>
-        <w:rPr>
-          <w:rFonts w:ascii="Times New Roman" w:eastAsia="Times New Roman" w:hAnsi="Times New Roman" w:cs="Times New Roman"/>
-          <w:bCs/>
-          <w:color w:val="FF0000"/>
-          <w:lang w:eastAsia="pt-BR"/>
-        </w:rPr>
-        <w:t xml:space="preserve"> </w:t>
-      </w:r>
-      <w:r>
-        <w:rPr>
-          <w:rFonts w:ascii="Times New Roman" w:eastAsia="Times New Roman" w:hAnsi="Times New Roman" w:cs="Times New Roman"/>
-          <w:bCs/>
-          <w:lang w:eastAsia="pt-BR"/>
-        </w:rPr>
-        <w:t xml:space="preserve">valores </w:t>
-      </w:r>
-      <w:r>
-        <w:rPr>
-          <w:rFonts w:ascii="Times New Roman" w:eastAsia="Times New Roman" w:hAnsi="Times New Roman" w:cs="Times New Roman"/>
-          <w:b/>
-          <w:bCs/>
-          <w:color w:val="00B0F0"/>
-          <w:lang w:eastAsia="pt-BR"/>
-        </w:rPr>
-        <w:t>maiores</w:t>
-      </w:r>
-      <w:r>
-        <w:rPr>
-          <w:rFonts w:ascii="Times New Roman" w:eastAsia="Times New Roman" w:hAnsi="Times New Roman" w:cs="Times New Roman"/>
-          <w:bCs/>
-          <w:color w:val="00B0F0"/>
-          <w:lang w:eastAsia="pt-BR"/>
-        </w:rPr>
-        <w:t xml:space="preserve"> </w:t>
-      </w:r>
-      <w:r>
-        <w:rPr>
-          <w:rFonts w:ascii="Times New Roman" w:eastAsia="Times New Roman" w:hAnsi="Times New Roman" w:cs="Times New Roman"/>
-          <w:bCs/>
-          <w:lang w:eastAsia="pt-BR"/>
-        </w:rPr>
-        <w:t>que original</w:t>
-      </w:r>
-      <w:r>
-        <w:rPr>
-          <w:rFonts w:ascii="Times New Roman" w:eastAsia="Times New Roman" w:hAnsi="Times New Roman" w:cs="Times New Roman"/>
-          <w:b/>
-          <w:bCs/>
-          <w:lang w:eastAsia="pt-BR"/>
-        </w:rPr>
-        <w:t>;</w:t>
-      </w:r>
-    </w:p>
-    <w:p>
-      <w:pPr>
-        <w:pStyle w:val="PargrafodaLista"/>
-        <w:spacing w:after="0"/>
-        <w:rPr>
-          <w:rFonts w:ascii="Times New Roman" w:eastAsia="Times New Roman" w:hAnsi="Times New Roman" w:cs="Times New Roman"/>
-          <w:b/>
-          <w:bCs/>
-          <w:color w:val="FF0000"/>
-          <w:lang w:eastAsia="pt-BR"/>
-        </w:rPr>
-      </w:pPr>
-    </w:p>
-    <w:p>
-      <w:pPr>
-        <w:numPr>
-          <w:ilvl w:val="0"/>
-          <w:numId w:val="4"/>
-        </w:numPr>
-      </w:pPr>
-      <w:r>
-        <w:rPr>
-          <w:rFonts w:ascii="Segoe UI Emoji" w:hAnsi="Segoe UI Emoji" w:cs="Segoe UI Emoji"/>
-        </w:rPr>
-        <w:t>📌</w:t>
-      </w:r>
-      <w:r>
-        <w:t xml:space="preserve"> FLEXBOX/GRID – ORGANIZA LAYOUTS DE FORMA DINÂMICA</w:t>
-      </w:r>
-    </w:p>
-    <w:p>
-      <w:pPr>
-        <w:spacing w:after="0"/>
-        <w:ind w:left="360"/>
-        <w:rPr>
-          <w:rFonts w:eastAsia="Times New Roman"/>
-          <w:lang w:eastAsia="pt-BR"/>
-        </w:rPr>
-      </w:pPr>
+          <w:rFonts w:eastAsia="Times New Roman"/>
+          <w:color w:val="004E9A"/>
+          <w:lang w:eastAsia="pt-BR"/>
+        </w:rPr>
+        <w:t xml:space="preserve">: </w:t>
+      </w:r>
+      <w:r>
+        <w:rPr>
+          <w:rFonts w:eastAsia="Times New Roman"/>
+          <w:lang w:eastAsia="pt-BR"/>
+        </w:rPr>
+        <w:t xml:space="preserve">Define como o elemento será exibido na página (comportamento no </w:t>
+      </w:r>
       <w:proofErr w:type="gramStart"/>
       <w:r>
         <w:rPr>
           <w:rFonts w:eastAsia="Times New Roman"/>
-          <w:color w:val="004E9A"/>
-          <w:lang w:eastAsia="pt-BR"/>
-        </w:rPr>
-        <w:t>display</w:t>
+          <w:lang w:eastAsia="pt-BR"/>
+        </w:rPr>
+        <w:t>layout</w:t>
       </w:r>
       <w:proofErr w:type="gramEnd"/>
       <w:r>
         <w:rPr>
           <w:rFonts w:eastAsia="Times New Roman"/>
-          <w:color w:val="004E9A"/>
-          <w:lang w:eastAsia="pt-BR"/>
-        </w:rPr>
-        <w:t xml:space="preserve">: </w:t>
-      </w:r>
-      <w:r>
-        <w:rPr>
-          <w:rFonts w:eastAsia="Times New Roman"/>
-          <w:lang w:eastAsia="pt-BR"/>
-        </w:rPr>
-        <w:t>Define como o elemento será exibido na página (comportamento no layout).</w:t>
+          <w:lang w:eastAsia="pt-BR"/>
+        </w:rPr>
+        <w:t>).</w:t>
       </w:r>
     </w:p>
     <w:p>
@@ -2719,7 +2761,6 @@
           <w:color w:val="004E9A"/>
           <w:lang w:eastAsia="pt-BR"/>
         </w:rPr>
-        <w:lastRenderedPageBreak/>
         <w:t>inline</w:t>
       </w:r>
       <w:proofErr w:type="spellEnd"/>
@@ -2987,7 +3028,7 @@
                     <pic:cNvPicPr/>
                   </pic:nvPicPr>
                   <pic:blipFill>
-                    <a:blip r:embed="rId8">
+                    <a:blip r:embed="rId9">
                       <a:extLst>
                         <a:ext uri="{28A0092B-C50C-407E-A947-70E740481C1C}">
                           <a14:useLocalDpi xmlns:a14="http://schemas.microsoft.com/office/drawing/2010/main" val="0"/>
@@ -3165,7 +3206,7 @@
                     <pic:cNvPicPr/>
                   </pic:nvPicPr>
                   <pic:blipFill>
-                    <a:blip r:embed="rId9">
+                    <a:blip r:embed="rId10">
                       <a:extLst>
                         <a:ext uri="{28A0092B-C50C-407E-A947-70E740481C1C}">
                           <a14:useLocalDpi xmlns:a14="http://schemas.microsoft.com/office/drawing/2010/main" val="0"/>
@@ -3743,7 +3784,6 @@
           <w:color w:val="ED0000"/>
           <w:lang w:eastAsia="pt-BR"/>
         </w:rPr>
-        <w:lastRenderedPageBreak/>
         <w:t>left</w:t>
       </w:r>
       <w:proofErr w:type="spellEnd"/>
@@ -5402,6 +5442,7 @@
           <w:kern w:val="0"/>
           <w:lang w:eastAsia="pt-BR"/>
         </w:rPr>
+        <w:lastRenderedPageBreak/>
         <mc:AlternateContent>
           <mc:Choice Requires="wpg">
             <w:drawing>
@@ -5961,7 +6002,6 @@
           <w:lang w:eastAsia="pt-BR"/>
           <w14:ligatures w14:val="none"/>
         </w:rPr>
-        <w:lastRenderedPageBreak/>
         <w:t>font</w:t>
       </w:r>
       <w:proofErr w:type="spellEnd"/>
@@ -7892,6 +7932,7 @@
           <w:lang w:eastAsia="pt-BR"/>
           <w14:ligatures w14:val="none"/>
         </w:rPr>
+        <w:lastRenderedPageBreak/>
         <w:t>obs</w:t>
       </w:r>
       <w:proofErr w:type="spellEnd"/>
@@ -8110,7 +8151,7 @@
                     <pic:cNvPicPr/>
                   </pic:nvPicPr>
                   <pic:blipFill>
-                    <a:blip r:embed="rId10">
+                    <a:blip r:embed="rId11">
                       <a:extLst>
                         <a:ext uri="{28A0092B-C50C-407E-A947-70E740481C1C}">
                           <a14:useLocalDpi xmlns:a14="http://schemas.microsoft.com/office/drawing/2010/main" val="0"/>
@@ -8171,7 +8212,7 @@
                     <pic:cNvPicPr/>
                   </pic:nvPicPr>
                   <pic:blipFill>
-                    <a:blip r:embed="rId11">
+                    <a:blip r:embed="rId12">
                       <a:extLst>
                         <a:ext uri="{28A0092B-C50C-407E-A947-70E740481C1C}">
                           <a14:useLocalDpi xmlns:a14="http://schemas.microsoft.com/office/drawing/2010/main" val="0"/>
@@ -10300,7 +10341,6 @@
           <w:color w:val="007BB8"/>
           <w:lang w:eastAsia="pt-BR"/>
         </w:rPr>
-        <w:lastRenderedPageBreak/>
         <w:t>scrol</w:t>
       </w:r>
       <w:r>
@@ -11839,6 +11879,7 @@
           <w:kern w:val="0"/>
           <w:lang w:eastAsia="pt-BR"/>
         </w:rPr>
+        <w:lastRenderedPageBreak/>
         <mc:AlternateContent>
           <mc:Choice Requires="wpg">
             <w:drawing>
@@ -12275,7 +12316,6 @@
           <w:color w:val="0070C0"/>
           <w:lang w:eastAsia="pt-BR"/>
         </w:rPr>
-        <w:lastRenderedPageBreak/>
         <w:t>border</w:t>
       </w:r>
       <w:proofErr w:type="gramEnd"/>
@@ -14034,6 +14074,7 @@
           <w:color w:val="007BB8"/>
           <w:lang w:eastAsia="pt-BR"/>
         </w:rPr>
+        <w:lastRenderedPageBreak/>
         <w:t>scale</w:t>
       </w:r>
       <w:proofErr w:type="spellEnd"/>
@@ -14354,7 +14395,6 @@
           <w:rFonts w:ascii="Times New Roman" w:eastAsia="Times New Roman" w:hAnsi="Times New Roman" w:cs="Times New Roman"/>
           <w:lang w:eastAsia="pt-BR"/>
         </w:rPr>
-        <w:lastRenderedPageBreak/>
         <w:t>Observação: As opções da tabela abaixo aparecem para todos os tipos de transição listados acima</w:t>
       </w:r>
     </w:p>
@@ -14400,7 +14440,7 @@
                     <pic:cNvPicPr/>
                   </pic:nvPicPr>
                   <pic:blipFill>
-                    <a:blip r:embed="rId12">
+                    <a:blip r:embed="rId13">
                       <a:extLst>
                         <a:ext uri="{28A0092B-C50C-407E-A947-70E740481C1C}">
                           <a14:useLocalDpi xmlns:a14="http://schemas.microsoft.com/office/drawing/2010/main" val="0"/>
@@ -15839,7 +15879,7 @@
                     <pic:cNvPicPr/>
                   </pic:nvPicPr>
                   <pic:blipFill>
-                    <a:blip r:embed="rId13"/>
+                    <a:blip r:embed="rId14"/>
                     <a:stretch>
                       <a:fillRect/>
                     </a:stretch>
@@ -15871,6 +15911,7 @@
           <w:kern w:val="0"/>
           <w:lang w:eastAsia="pt-BR"/>
         </w:rPr>
+        <w:lastRenderedPageBreak/>
         <mc:AlternateContent>
           <mc:Choice Requires="wpg">
             <w:drawing>
@@ -16190,7 +16231,6 @@
           <w:rFonts w:eastAsia="Times New Roman"/>
           <w:lang w:eastAsia="pt-BR"/>
         </w:rPr>
-        <w:lastRenderedPageBreak/>
         <w:t>Serve para destacar ou tratar um único item.</w:t>
       </w:r>
     </w:p>
@@ -16378,7 +16418,7 @@
                     <pic:cNvPicPr/>
                   </pic:nvPicPr>
                   <pic:blipFill>
-                    <a:blip r:embed="rId14">
+                    <a:blip r:embed="rId15">
                       <a:extLst>
                         <a:ext uri="{28A0092B-C50C-407E-A947-70E740481C1C}">
                           <a14:useLocalDpi xmlns:a14="http://schemas.microsoft.com/office/drawing/2010/main" val="0"/>
@@ -16540,7 +16580,7 @@
                     <pic:cNvPicPr/>
                   </pic:nvPicPr>
                   <pic:blipFill>
-                    <a:blip r:embed="rId15">
+                    <a:blip r:embed="rId16">
                       <a:extLst>
                         <a:ext uri="{28A0092B-C50C-407E-A947-70E740481C1C}">
                           <a14:useLocalDpi xmlns:a14="http://schemas.microsoft.com/office/drawing/2010/main" val="0"/>
@@ -17117,7 +17157,7 @@
                           </pic:cNvPicPr>
                         </pic:nvPicPr>
                         <pic:blipFill>
-                          <a:blip r:embed="rId16">
+                          <a:blip r:embed="rId17">
                             <a:extLst>
                               <a:ext uri="{28A0092B-C50C-407E-A947-70E740481C1C}">
                                 <a14:useLocalDpi xmlns:a14="http://schemas.microsoft.com/office/drawing/2010/main" val="0"/>
@@ -17146,7 +17186,7 @@
                           </pic:cNvPicPr>
                         </pic:nvPicPr>
                         <pic:blipFill>
-                          <a:blip r:embed="rId17">
+                          <a:blip r:embed="rId18">
                             <a:extLst>
                               <a:ext uri="{28A0092B-C50C-407E-A947-70E740481C1C}">
                                 <a14:useLocalDpi xmlns:a14="http://schemas.microsoft.com/office/drawing/2010/main" val="0"/>
@@ -17176,7 +17216,7 @@
               </wp:anchor>
             </w:drawing>
           </mc:Choice>
-          <mc:Fallback xmlns:w16se="http://schemas.microsoft.com/office/word/2015/wordml/symex" xmlns:w16sdtfl="http://schemas.microsoft.com/office/word/2024/wordml/sdtformatlock" xmlns:w16sdtdh="http://schemas.microsoft.com/office/word/2020/wordml/sdtdatahash" xmlns:w16du="http://schemas.microsoft.com/office/word/2023/wordml/word16du" xmlns:w16="http://schemas.microsoft.com/office/word/2018/wordml" xmlns:w16cid="http://schemas.microsoft.com/office/word/2016/wordml/cid" xmlns:w16cex="http://schemas.microsoft.com/office/word/2018/wordml/cex" xmlns:w15="http://schemas.microsoft.com/office/word/2012/wordml" xmlns:oel="http://schemas.microsoft.com/office/2019/extlst" xmlns:am3d="http://schemas.microsoft.com/office/drawing/2017/model3d" xmlns:aink="http://schemas.microsoft.com/office/drawing/2016/ink" xmlns:cx8="http://schemas.microsoft.com/office/drawing/2016/5/14/chartex" xmlns:cx7="http://schemas.microsoft.com/office/drawing/2016/5/13/chartex" xmlns:cx6="http://schemas.microsoft.com/office/drawing/2016/5/12/chartex" xmlns:cx5="http://schemas.microsoft.com/office/drawing/2016/5/11/chartex" xmlns:cx4="http://schemas.microsoft.com/office/drawing/2016/5/10/chartex" xmlns:cx3="http://schemas.microsoft.com/office/drawing/2016/5/9/chartex" xmlns:cx2="http://schemas.microsoft.com/office/drawing/2015/10/21/chartex" xmlns:cx1="http://schemas.microsoft.com/office/drawing/2015/9/8/chartex" xmlns:cx="http://schemas.microsoft.com/office/drawing/2014/chartex">
+          <mc:Fallback xmlns:cx="http://schemas.microsoft.com/office/drawing/2014/chartex" xmlns:cx1="http://schemas.microsoft.com/office/drawing/2015/9/8/chartex" xmlns:cx2="http://schemas.microsoft.com/office/drawing/2015/10/21/chartex" xmlns:cx3="http://schemas.microsoft.com/office/drawing/2016/5/9/chartex" xmlns:cx4="http://schemas.microsoft.com/office/drawing/2016/5/10/chartex" xmlns:cx5="http://schemas.microsoft.com/office/drawing/2016/5/11/chartex" xmlns:cx6="http://schemas.microsoft.com/office/drawing/2016/5/12/chartex" xmlns:cx7="http://schemas.microsoft.com/office/drawing/2016/5/13/chartex" xmlns:cx8="http://schemas.microsoft.com/office/drawing/2016/5/14/chartex" xmlns:aink="http://schemas.microsoft.com/office/drawing/2016/ink" xmlns:am3d="http://schemas.microsoft.com/office/drawing/2017/model3d" xmlns:oel="http://schemas.microsoft.com/office/2019/extlst" xmlns:w15="http://schemas.microsoft.com/office/word/2012/wordml" xmlns:w16cex="http://schemas.microsoft.com/office/word/2018/wordml/cex" xmlns:w16cid="http://schemas.microsoft.com/office/word/2016/wordml/cid" xmlns:w16="http://schemas.microsoft.com/office/word/2018/wordml" xmlns:w16du="http://schemas.microsoft.com/office/word/2023/wordml/word16du" xmlns:w16sdtdh="http://schemas.microsoft.com/office/word/2020/wordml/sdtdatahash" xmlns:w16sdtfl="http://schemas.microsoft.com/office/word/2024/wordml/sdtformatlock" xmlns:w16se="http://schemas.microsoft.com/office/word/2015/wordml/symex">
             <w:pict>
               <v:group w14:anchorId="4E6A5D1C" id="Agrupar 5" o:spid="_x0000_s1026" style="position:absolute;margin-left:22.95pt;margin-top:.8pt;width:423.25pt;height:91.45pt;z-index:-251638784;mso-height-relative:margin" coordorigin=",444" coordsize="53752,11614" o:gfxdata="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">
                 <v:shapetype id="_x0000_t75" coordsize="21600,21600" o:spt="75" o:preferrelative="t" path="m@4@5l@4@11@9@11@9@5xe" filled="f" stroked="f">
@@ -17199,10 +17239,10 @@
                   <o:lock v:ext="edit" aspectratio="t"/>
                 </v:shapetype>
                 <v:shape id="Imagem 1" o:spid="_x0000_s1027" type="#_x0000_t75" style="position:absolute;top:3048;width:31146;height:9010;visibility:visible;mso-wrap-style:square" o:gfxdata="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">
-                  <v:imagedata r:id="rId18" o:title=""/>
+                  <v:imagedata r:id="rId19" o:title=""/>
                 </v:shape>
                 <v:shape id="Imagem 1" o:spid="_x0000_s1028" type="#_x0000_t75" style="position:absolute;left:38957;top:444;width:14795;height:11614;visibility:visible;mso-wrap-style:square" o:gfxdata="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">
-                  <v:imagedata r:id="rId19" o:title=""/>
+                  <v:imagedata r:id="rId20" o:title=""/>
                 </v:shape>
               </v:group>
             </w:pict>
@@ -17283,6 +17323,7 @@
           <w:color w:val="004F88"/>
           <w:lang w:eastAsia="pt-BR"/>
         </w:rPr>
+        <w:lastRenderedPageBreak/>
         <w:t xml:space="preserve">PSEUDOCLASSES </w:t>
       </w:r>
       <w:r>
@@ -17635,7 +17676,6 @@
           <w:color w:val="004F88"/>
           <w:lang w:eastAsia="pt-BR"/>
         </w:rPr>
-        <w:lastRenderedPageBreak/>
         <w:t>:</w:t>
       </w:r>
       <w:proofErr w:type="spellStart"/>
@@ -18106,7 +18146,7 @@
                     <pic:cNvPicPr/>
                   </pic:nvPicPr>
                   <pic:blipFill>
-                    <a:blip r:embed="rId20">
+                    <a:blip r:embed="rId21">
                       <a:extLst>
                         <a:ext uri="{28A0092B-C50C-407E-A947-70E740481C1C}">
                           <a14:useLocalDpi xmlns:a14="http://schemas.microsoft.com/office/drawing/2010/main" val="0"/>
@@ -18434,7 +18474,7 @@
                     <pic:cNvPicPr/>
                   </pic:nvPicPr>
                   <pic:blipFill>
-                    <a:blip r:embed="rId21">
+                    <a:blip r:embed="rId22">
                       <a:extLst>
                         <a:ext uri="{28A0092B-C50C-407E-A947-70E740481C1C}">
                           <a14:useLocalDpi xmlns:a14="http://schemas.microsoft.com/office/drawing/2010/main" val="0"/>
@@ -18631,6 +18671,7 @@
           <w:rFonts w:ascii="Times New Roman" w:eastAsia="Times New Roman" w:hAnsi="Times New Roman" w:cs="Times New Roman"/>
           <w:lang w:eastAsia="pt-BR"/>
         </w:rPr>
+        <w:lastRenderedPageBreak/>
         <w:t xml:space="preserve">Permite </w:t>
       </w:r>
       <w:proofErr w:type="spellStart"/>
@@ -19387,7 +19428,6 @@
           <w:lang w:eastAsia="pt-BR"/>
           <w14:ligatures w14:val="none"/>
         </w:rPr>
-        <w:lastRenderedPageBreak/>
         <w:t>&lt;</w:t>
       </w:r>
       <w:proofErr w:type="spellStart"/>
@@ -21609,6 +21649,7 @@
           <w:lang w:eastAsia="pt-BR"/>
           <w14:ligatures w14:val="none"/>
         </w:rPr>
+        <w:lastRenderedPageBreak/>
         <w:t>&lt;i&gt;</w:t>
       </w:r>
       <w:r>
@@ -22414,7 +22455,6 @@
           <w:lang w:eastAsia="pt-BR"/>
           <w14:ligatures w14:val="none"/>
         </w:rPr>
-        <w:lastRenderedPageBreak/>
         <w:t>&lt;</w:t>
       </w:r>
       <w:proofErr w:type="spellStart"/>
@@ -28296,7 +28336,7 @@
   <a:extraClrSchemeLst/>
   <a:extLst>
     <a:ext uri="{05A4C25C-085E-4340-85A3-A5531E510DB2}">
-      <thm15:themeFamily xmlns:thm15="http://schemas.microsoft.com/office/thememl/2012/main" xmlns="" name="Office Theme" id="{62F939B6-93AF-4DB8-9C6B-D6C7DFDC589F}" vid="{4A3C46E8-61CC-4603-A589-7422A47A8E4A}"/>
+      <thm15:themeFamily xmlns="" xmlns:thm15="http://schemas.microsoft.com/office/thememl/2012/main" name="Office Theme" id="{62F939B6-93AF-4DB8-9C6B-D6C7DFDC589F}" vid="{4A3C46E8-61CC-4603-A589-7422A47A8E4A}"/>
     </a:ext>
   </a:extLst>
 </a:theme>

--- a/MODULOS DE ESTUDO/🎯 CSS.docx
+++ b/MODULOS DE ESTUDO/🎯 CSS.docx
@@ -2246,8 +2246,6 @@
           <w:lang w:eastAsia="pt-BR"/>
         </w:rPr>
       </w:pPr>
-      <w:bookmarkStart w:id="0" w:name="_GoBack"/>
-      <w:bookmarkEnd w:id="0"/>
     </w:p>
     <w:p>
       <w:pPr>
@@ -2299,23 +2297,7 @@
           <w:rFonts w:eastAsia="Times New Roman"/>
           <w:lang w:eastAsia="pt-BR"/>
         </w:rPr>
-        <w:t xml:space="preserve">Define como o elemento será exibido na página (comportamento no </w:t>
-      </w:r>
-      <w:proofErr w:type="gramStart"/>
-      <w:r>
-        <w:rPr>
-          <w:rFonts w:eastAsia="Times New Roman"/>
-          <w:lang w:eastAsia="pt-BR"/>
-        </w:rPr>
-        <w:t>layout</w:t>
-      </w:r>
-      <w:proofErr w:type="gramEnd"/>
-      <w:r>
-        <w:rPr>
-          <w:rFonts w:eastAsia="Times New Roman"/>
-          <w:lang w:eastAsia="pt-BR"/>
-        </w:rPr>
-        <w:t>).</w:t>
+        <w:t>Define como o elemento será exibido na página (comportamento no layout).</w:t>
       </w:r>
     </w:p>
     <w:p>
@@ -3005,15 +2987,15 @@
           <w:lang w:eastAsia="pt-BR"/>
         </w:rPr>
         <w:drawing>
-          <wp:anchor distT="0" distB="0" distL="114300" distR="114300" simplePos="0" relativeHeight="251685888" behindDoc="1" locked="0" layoutInCell="1" allowOverlap="1" wp14:anchorId="6C245F29" wp14:editId="014E4765">
+          <wp:anchor distT="0" distB="0" distL="114300" distR="114300" simplePos="0" relativeHeight="251685888" behindDoc="1" locked="0" layoutInCell="1" allowOverlap="1" wp14:anchorId="6C245F29" wp14:editId="426F5331">
             <wp:simplePos x="0" y="0"/>
             <wp:positionH relativeFrom="column">
-              <wp:posOffset>139065</wp:posOffset>
+              <wp:posOffset>-680085</wp:posOffset>
             </wp:positionH>
             <wp:positionV relativeFrom="paragraph">
-              <wp:posOffset>38735</wp:posOffset>
+              <wp:posOffset>196214</wp:posOffset>
             </wp:positionV>
-            <wp:extent cx="5398770" cy="3638550"/>
+            <wp:extent cx="4762789" cy="3209925"/>
             <wp:effectExtent l="0" t="0" r="0" b="0"/>
             <wp:wrapNone/>
             <wp:docPr id="799620976" name="Imagem 1"/>
@@ -3042,7 +3024,7 @@
                   <pic:spPr>
                     <a:xfrm>
                       <a:off x="0" y="0"/>
-                      <a:ext cx="5398770" cy="3638550"/>
+                      <a:ext cx="4762789" cy="3209925"/>
                     </a:xfrm>
                     <a:prstGeom prst="rect">
                       <a:avLst/>
@@ -3063,117 +3045,33 @@
     </w:p>
     <w:p>
       <w:pPr>
+        <w:pStyle w:val="PargrafodaLista"/>
         <w:spacing w:after="0"/>
-        <w:rPr>
-          <w:rFonts w:eastAsia="Times New Roman"/>
-          <w:lang w:eastAsia="pt-BR"/>
-        </w:rPr>
-      </w:pPr>
-    </w:p>
-    <w:p>
-      <w:pPr>
+        <w:ind w:left="1080"/>
+        <w:rPr>
+          <w:rFonts w:eastAsia="Times New Roman"/>
+          <w:lang w:eastAsia="pt-BR"/>
+        </w:rPr>
+      </w:pPr>
+    </w:p>
+    <w:p>
+      <w:pPr>
+        <w:pStyle w:val="PargrafodaLista"/>
         <w:spacing w:after="0"/>
-        <w:rPr>
-          <w:rFonts w:eastAsia="Times New Roman"/>
-          <w:lang w:eastAsia="pt-BR"/>
-        </w:rPr>
-      </w:pPr>
-    </w:p>
-    <w:p>
-      <w:pPr>
+        <w:ind w:left="1080"/>
+        <w:rPr>
+          <w:rFonts w:eastAsia="Times New Roman"/>
+          <w:lang w:eastAsia="pt-BR"/>
+        </w:rPr>
+      </w:pPr>
+    </w:p>
+    <w:p>
+      <w:pPr>
+        <w:pStyle w:val="PargrafodaLista"/>
         <w:spacing w:after="0"/>
-        <w:rPr>
-          <w:rFonts w:eastAsia="Times New Roman"/>
-          <w:lang w:eastAsia="pt-BR"/>
-        </w:rPr>
-      </w:pPr>
-    </w:p>
-    <w:p>
-      <w:pPr>
-        <w:spacing w:after="0"/>
-        <w:rPr>
-          <w:rFonts w:eastAsia="Times New Roman"/>
-          <w:lang w:eastAsia="pt-BR"/>
-        </w:rPr>
-      </w:pPr>
-    </w:p>
-    <w:p>
-      <w:pPr>
-        <w:spacing w:after="0"/>
-        <w:rPr>
-          <w:rFonts w:eastAsia="Times New Roman"/>
-          <w:lang w:eastAsia="pt-BR"/>
-        </w:rPr>
-      </w:pPr>
-    </w:p>
-    <w:p>
-      <w:pPr>
-        <w:spacing w:after="0"/>
-        <w:rPr>
-          <w:rFonts w:eastAsia="Times New Roman"/>
-          <w:lang w:eastAsia="pt-BR"/>
-        </w:rPr>
-      </w:pPr>
-    </w:p>
-    <w:p>
-      <w:pPr>
-        <w:spacing w:after="0"/>
-        <w:rPr>
-          <w:rFonts w:eastAsia="Times New Roman"/>
-          <w:lang w:eastAsia="pt-BR"/>
-        </w:rPr>
-      </w:pPr>
-    </w:p>
-    <w:p>
-      <w:pPr>
-        <w:spacing w:after="0"/>
-        <w:rPr>
-          <w:rFonts w:eastAsia="Times New Roman"/>
-          <w:lang w:eastAsia="pt-BR"/>
-        </w:rPr>
-      </w:pPr>
-    </w:p>
-    <w:p>
-      <w:pPr>
-        <w:spacing w:after="0"/>
-        <w:rPr>
-          <w:rFonts w:eastAsia="Times New Roman"/>
-          <w:lang w:eastAsia="pt-BR"/>
-        </w:rPr>
-      </w:pPr>
-    </w:p>
-    <w:p>
-      <w:pPr>
-        <w:spacing w:after="0"/>
-        <w:rPr>
-          <w:rFonts w:eastAsia="Times New Roman"/>
-          <w:lang w:eastAsia="pt-BR"/>
-        </w:rPr>
-      </w:pPr>
-    </w:p>
-    <w:p>
-      <w:pPr>
-        <w:spacing w:after="0"/>
-        <w:rPr>
-          <w:rFonts w:eastAsia="Times New Roman"/>
-          <w:lang w:eastAsia="pt-BR"/>
-        </w:rPr>
-      </w:pPr>
-    </w:p>
-    <w:p>
-      <w:pPr>
-        <w:spacing w:after="0"/>
-        <w:rPr>
-          <w:rFonts w:eastAsia="Times New Roman"/>
-          <w:lang w:eastAsia="pt-BR"/>
-        </w:rPr>
-      </w:pPr>
-    </w:p>
-    <w:p>
-      <w:pPr>
-        <w:spacing w:after="0"/>
-        <w:rPr>
-          <w:rFonts w:ascii="Times New Roman" w:eastAsia="Times New Roman" w:hAnsi="Times New Roman" w:cs="Times New Roman"/>
+        <w:ind w:left="1080"/>
+        <w:rPr>
+          <w:rFonts w:eastAsia="Times New Roman"/>
           <w:lang w:eastAsia="pt-BR"/>
         </w:rPr>
       </w:pPr>
@@ -3183,15 +3081,15 @@
           <w:lang w:eastAsia="pt-BR"/>
         </w:rPr>
         <w:drawing>
-          <wp:anchor distT="0" distB="0" distL="114300" distR="114300" simplePos="0" relativeHeight="251657216" behindDoc="1" locked="0" layoutInCell="1" allowOverlap="1" wp14:anchorId="31D08DEE" wp14:editId="5148F433">
+          <wp:anchor distT="0" distB="0" distL="114300" distR="114300" simplePos="0" relativeHeight="251657216" behindDoc="1" locked="0" layoutInCell="1" allowOverlap="1" wp14:anchorId="31D08DEE" wp14:editId="342C8CB5">
             <wp:simplePos x="0" y="0"/>
             <wp:positionH relativeFrom="column">
-              <wp:posOffset>1415415</wp:posOffset>
+              <wp:posOffset>4196715</wp:posOffset>
             </wp:positionH>
             <wp:positionV relativeFrom="paragraph">
-              <wp:posOffset>330835</wp:posOffset>
+              <wp:posOffset>45085</wp:posOffset>
             </wp:positionV>
-            <wp:extent cx="2066925" cy="2428637"/>
+            <wp:extent cx="2156650" cy="2533650"/>
             <wp:effectExtent l="0" t="0" r="0" b="0"/>
             <wp:wrapNone/>
             <wp:docPr id="1300040532" name="Imagem 1"/>
@@ -3220,7 +3118,7 @@
                   <pic:spPr>
                     <a:xfrm>
                       <a:off x="0" y="0"/>
-                      <a:ext cx="2066925" cy="2428637"/>
+                      <a:ext cx="2156650" cy="2533650"/>
                     </a:xfrm>
                     <a:prstGeom prst="rect">
                       <a:avLst/>
@@ -3238,6 +3136,169 @@
           </wp:anchor>
         </w:drawing>
       </w:r>
+    </w:p>
+    <w:p>
+      <w:pPr>
+        <w:pStyle w:val="PargrafodaLista"/>
+        <w:spacing w:after="0"/>
+        <w:ind w:left="1080"/>
+        <w:rPr>
+          <w:rFonts w:eastAsia="Times New Roman"/>
+          <w:lang w:eastAsia="pt-BR"/>
+        </w:rPr>
+      </w:pPr>
+    </w:p>
+    <w:p>
+      <w:pPr>
+        <w:pStyle w:val="PargrafodaLista"/>
+        <w:spacing w:after="0"/>
+        <w:ind w:left="1080"/>
+        <w:rPr>
+          <w:rFonts w:eastAsia="Times New Roman"/>
+          <w:lang w:eastAsia="pt-BR"/>
+        </w:rPr>
+      </w:pPr>
+    </w:p>
+    <w:p>
+      <w:pPr>
+        <w:pStyle w:val="PargrafodaLista"/>
+        <w:spacing w:after="0"/>
+        <w:ind w:left="1080"/>
+        <w:rPr>
+          <w:rFonts w:eastAsia="Times New Roman"/>
+          <w:lang w:eastAsia="pt-BR"/>
+        </w:rPr>
+      </w:pPr>
+    </w:p>
+    <w:p>
+      <w:pPr>
+        <w:pStyle w:val="PargrafodaLista"/>
+        <w:spacing w:after="0"/>
+        <w:ind w:left="1080"/>
+        <w:rPr>
+          <w:rFonts w:eastAsia="Times New Roman"/>
+          <w:lang w:eastAsia="pt-BR"/>
+        </w:rPr>
+      </w:pPr>
+    </w:p>
+    <w:p>
+      <w:pPr>
+        <w:pStyle w:val="PargrafodaLista"/>
+        <w:spacing w:after="0"/>
+        <w:ind w:left="1080"/>
+        <w:rPr>
+          <w:rFonts w:eastAsia="Times New Roman"/>
+          <w:lang w:eastAsia="pt-BR"/>
+        </w:rPr>
+      </w:pPr>
+    </w:p>
+    <w:p>
+      <w:pPr>
+        <w:pStyle w:val="PargrafodaLista"/>
+        <w:spacing w:after="0"/>
+        <w:ind w:left="1080"/>
+        <w:rPr>
+          <w:rFonts w:eastAsia="Times New Roman"/>
+          <w:lang w:eastAsia="pt-BR"/>
+        </w:rPr>
+      </w:pPr>
+    </w:p>
+    <w:p>
+      <w:pPr>
+        <w:pStyle w:val="PargrafodaLista"/>
+        <w:spacing w:after="0"/>
+        <w:ind w:left="1080"/>
+        <w:rPr>
+          <w:rFonts w:eastAsia="Times New Roman"/>
+          <w:lang w:eastAsia="pt-BR"/>
+        </w:rPr>
+      </w:pPr>
+    </w:p>
+    <w:p>
+      <w:pPr>
+        <w:pStyle w:val="PargrafodaLista"/>
+        <w:spacing w:after="0"/>
+        <w:ind w:left="1080"/>
+        <w:rPr>
+          <w:rFonts w:eastAsia="Times New Roman"/>
+          <w:lang w:eastAsia="pt-BR"/>
+        </w:rPr>
+      </w:pPr>
+    </w:p>
+    <w:p>
+      <w:pPr>
+        <w:pStyle w:val="PargrafodaLista"/>
+        <w:spacing w:after="0"/>
+        <w:ind w:left="1080"/>
+        <w:rPr>
+          <w:rFonts w:eastAsia="Times New Roman"/>
+          <w:lang w:eastAsia="pt-BR"/>
+        </w:rPr>
+      </w:pPr>
+    </w:p>
+    <w:p>
+      <w:pPr>
+        <w:pStyle w:val="PargrafodaLista"/>
+        <w:spacing w:after="0"/>
+        <w:ind w:left="1080"/>
+        <w:rPr>
+          <w:rFonts w:eastAsia="Times New Roman"/>
+          <w:lang w:eastAsia="pt-BR"/>
+        </w:rPr>
+      </w:pPr>
+    </w:p>
+    <w:p>
+      <w:pPr>
+        <w:pStyle w:val="PargrafodaLista"/>
+        <w:spacing w:after="0"/>
+        <w:ind w:left="1080"/>
+        <w:rPr>
+          <w:rFonts w:eastAsia="Times New Roman"/>
+          <w:lang w:eastAsia="pt-BR"/>
+        </w:rPr>
+      </w:pPr>
+    </w:p>
+    <w:p>
+      <w:pPr>
+        <w:pStyle w:val="PargrafodaLista"/>
+        <w:spacing w:after="0"/>
+        <w:ind w:left="1080"/>
+        <w:rPr>
+          <w:rFonts w:eastAsia="Times New Roman"/>
+          <w:lang w:eastAsia="pt-BR"/>
+        </w:rPr>
+      </w:pPr>
+    </w:p>
+    <w:p>
+      <w:pPr>
+        <w:pStyle w:val="PargrafodaLista"/>
+        <w:spacing w:after="0"/>
+        <w:ind w:left="1080"/>
+        <w:rPr>
+          <w:rFonts w:eastAsia="Times New Roman"/>
+          <w:lang w:eastAsia="pt-BR"/>
+        </w:rPr>
+      </w:pPr>
+    </w:p>
+    <w:p>
+      <w:pPr>
+        <w:pStyle w:val="PargrafodaLista"/>
+        <w:spacing w:after="0"/>
+        <w:ind w:left="1080"/>
+        <w:rPr>
+          <w:rFonts w:eastAsia="Times New Roman"/>
+          <w:lang w:eastAsia="pt-BR"/>
+        </w:rPr>
+      </w:pPr>
+    </w:p>
+    <w:p>
+      <w:pPr>
+        <w:spacing w:after="0"/>
+        <w:rPr>
+          <w:rFonts w:ascii="Times New Roman" w:eastAsia="Times New Roman" w:hAnsi="Times New Roman" w:cs="Times New Roman"/>
+          <w:lang w:eastAsia="pt-BR"/>
+        </w:rPr>
+      </w:pPr>
       <w:r>
         <w:rPr>
           <w:rFonts w:ascii="Times New Roman" w:eastAsia="Times New Roman" w:hAnsi="Times New Roman" w:cs="Times New Roman"/>
@@ -3299,78 +3360,8 @@
           <w:lang w:eastAsia="pt-BR"/>
         </w:rPr>
       </w:pPr>
-    </w:p>
-    <w:p>
-      <w:pPr>
-        <w:spacing w:after="0"/>
-        <w:rPr>
-          <w:rFonts w:eastAsia="Times New Roman"/>
-          <w:lang w:eastAsia="pt-BR"/>
-        </w:rPr>
-      </w:pPr>
-    </w:p>
-    <w:p>
-      <w:pPr>
-        <w:spacing w:after="0"/>
-        <w:rPr>
-          <w:rFonts w:eastAsia="Times New Roman"/>
-          <w:lang w:eastAsia="pt-BR"/>
-        </w:rPr>
-      </w:pPr>
-    </w:p>
-    <w:p>
-      <w:pPr>
-        <w:spacing w:after="0"/>
-        <w:rPr>
-          <w:rFonts w:eastAsia="Times New Roman"/>
-          <w:lang w:eastAsia="pt-BR"/>
-        </w:rPr>
-      </w:pPr>
-    </w:p>
-    <w:p>
-      <w:pPr>
-        <w:spacing w:after="0"/>
-        <w:rPr>
-          <w:rFonts w:eastAsia="Times New Roman"/>
-          <w:lang w:eastAsia="pt-BR"/>
-        </w:rPr>
-      </w:pPr>
-    </w:p>
-    <w:p>
-      <w:pPr>
-        <w:spacing w:after="0"/>
-        <w:rPr>
-          <w:rFonts w:eastAsia="Times New Roman"/>
-          <w:lang w:eastAsia="pt-BR"/>
-        </w:rPr>
-      </w:pPr>
-    </w:p>
-    <w:p>
-      <w:pPr>
-        <w:spacing w:after="0"/>
-        <w:rPr>
-          <w:rFonts w:eastAsia="Times New Roman"/>
-          <w:lang w:eastAsia="pt-BR"/>
-        </w:rPr>
-      </w:pPr>
-    </w:p>
-    <w:p>
-      <w:pPr>
-        <w:spacing w:after="0"/>
-        <w:rPr>
-          <w:rFonts w:eastAsia="Times New Roman"/>
-          <w:lang w:eastAsia="pt-BR"/>
-        </w:rPr>
-      </w:pPr>
-    </w:p>
-    <w:p>
-      <w:pPr>
-        <w:spacing w:after="0"/>
-        <w:rPr>
-          <w:rFonts w:eastAsia="Times New Roman"/>
-          <w:lang w:eastAsia="pt-BR"/>
-        </w:rPr>
-      </w:pPr>
+      <w:bookmarkStart w:id="0" w:name="_GoBack"/>
+      <w:bookmarkEnd w:id="0"/>
     </w:p>
     <w:p>
       <w:pPr>
@@ -3392,6 +3383,7 @@
           <w:color w:val="ED0000"/>
           <w:lang w:eastAsia="pt-BR"/>
         </w:rPr>
+        <w:lastRenderedPageBreak/>
         <w:t>auto</w:t>
       </w:r>
       <w:proofErr w:type="gramEnd"/>
@@ -5442,7 +5434,6 @@
           <w:kern w:val="0"/>
           <w:lang w:eastAsia="pt-BR"/>
         </w:rPr>
-        <w:lastRenderedPageBreak/>
         <mc:AlternateContent>
           <mc:Choice Requires="wpg">
             <w:drawing>
@@ -17216,7 +17207,7 @@
               </wp:anchor>
             </w:drawing>
           </mc:Choice>
-          <mc:Fallback xmlns:cx="http://schemas.microsoft.com/office/drawing/2014/chartex" xmlns:cx1="http://schemas.microsoft.com/office/drawing/2015/9/8/chartex" xmlns:cx2="http://schemas.microsoft.com/office/drawing/2015/10/21/chartex" xmlns:cx3="http://schemas.microsoft.com/office/drawing/2016/5/9/chartex" xmlns:cx4="http://schemas.microsoft.com/office/drawing/2016/5/10/chartex" xmlns:cx5="http://schemas.microsoft.com/office/drawing/2016/5/11/chartex" xmlns:cx6="http://schemas.microsoft.com/office/drawing/2016/5/12/chartex" xmlns:cx7="http://schemas.microsoft.com/office/drawing/2016/5/13/chartex" xmlns:cx8="http://schemas.microsoft.com/office/drawing/2016/5/14/chartex" xmlns:aink="http://schemas.microsoft.com/office/drawing/2016/ink" xmlns:am3d="http://schemas.microsoft.com/office/drawing/2017/model3d" xmlns:oel="http://schemas.microsoft.com/office/2019/extlst" xmlns:w15="http://schemas.microsoft.com/office/word/2012/wordml" xmlns:w16cex="http://schemas.microsoft.com/office/word/2018/wordml/cex" xmlns:w16cid="http://schemas.microsoft.com/office/word/2016/wordml/cid" xmlns:w16="http://schemas.microsoft.com/office/word/2018/wordml" xmlns:w16du="http://schemas.microsoft.com/office/word/2023/wordml/word16du" xmlns:w16sdtdh="http://schemas.microsoft.com/office/word/2020/wordml/sdtdatahash" xmlns:w16sdtfl="http://schemas.microsoft.com/office/word/2024/wordml/sdtformatlock" xmlns:w16se="http://schemas.microsoft.com/office/word/2015/wordml/symex">
+          <mc:Fallback xmlns:w16se="http://schemas.microsoft.com/office/word/2015/wordml/symex" xmlns:w16sdtfl="http://schemas.microsoft.com/office/word/2024/wordml/sdtformatlock" xmlns:w16sdtdh="http://schemas.microsoft.com/office/word/2020/wordml/sdtdatahash" xmlns:w16du="http://schemas.microsoft.com/office/word/2023/wordml/word16du" xmlns:w16="http://schemas.microsoft.com/office/word/2018/wordml" xmlns:w16cid="http://schemas.microsoft.com/office/word/2016/wordml/cid" xmlns:w16cex="http://schemas.microsoft.com/office/word/2018/wordml/cex" xmlns:w15="http://schemas.microsoft.com/office/word/2012/wordml" xmlns:oel="http://schemas.microsoft.com/office/2019/extlst" xmlns:am3d="http://schemas.microsoft.com/office/drawing/2017/model3d" xmlns:aink="http://schemas.microsoft.com/office/drawing/2016/ink" xmlns:cx8="http://schemas.microsoft.com/office/drawing/2016/5/14/chartex" xmlns:cx7="http://schemas.microsoft.com/office/drawing/2016/5/13/chartex" xmlns:cx6="http://schemas.microsoft.com/office/drawing/2016/5/12/chartex" xmlns:cx5="http://schemas.microsoft.com/office/drawing/2016/5/11/chartex" xmlns:cx4="http://schemas.microsoft.com/office/drawing/2016/5/10/chartex" xmlns:cx3="http://schemas.microsoft.com/office/drawing/2016/5/9/chartex" xmlns:cx2="http://schemas.microsoft.com/office/drawing/2015/10/21/chartex" xmlns:cx1="http://schemas.microsoft.com/office/drawing/2015/9/8/chartex" xmlns:cx="http://schemas.microsoft.com/office/drawing/2014/chartex">
             <w:pict>
               <v:group w14:anchorId="4E6A5D1C" id="Agrupar 5" o:spid="_x0000_s1026" style="position:absolute;margin-left:22.95pt;margin-top:.8pt;width:423.25pt;height:91.45pt;z-index:-251638784;mso-height-relative:margin" coordorigin=",444" coordsize="53752,11614" o:gfxdata="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">
                 <v:shapetype id="_x0000_t75" coordsize="21600,21600" o:spt="75" o:preferrelative="t" path="m@4@5l@4@11@9@11@9@5xe" filled="f" stroked="f">
@@ -28336,7 +28327,7 @@
   <a:extraClrSchemeLst/>
   <a:extLst>
     <a:ext uri="{05A4C25C-085E-4340-85A3-A5531E510DB2}">
-      <thm15:themeFamily xmlns="" xmlns:thm15="http://schemas.microsoft.com/office/thememl/2012/main" name="Office Theme" id="{62F939B6-93AF-4DB8-9C6B-D6C7DFDC589F}" vid="{4A3C46E8-61CC-4603-A589-7422A47A8E4A}"/>
+      <thm15:themeFamily xmlns:thm15="http://schemas.microsoft.com/office/thememl/2012/main" xmlns="" name="Office Theme" id="{62F939B6-93AF-4DB8-9C6B-D6C7DFDC589F}" vid="{4A3C46E8-61CC-4603-A589-7422A47A8E4A}"/>
     </a:ext>
   </a:extLst>
 </a:theme>

--- a/MODULOS DE ESTUDO/🎯 CSS.docx
+++ b/MODULOS DE ESTUDO/🎯 CSS.docx
@@ -760,6 +760,141 @@
           <w:lang w:eastAsia="pt-BR"/>
         </w:rPr>
       </w:pPr>
+      <w:r>
+        <w:rPr>
+          <w:rFonts w:eastAsia="Times New Roman" w:cstheme="minorHAnsi"/>
+          <w:color w:val="0070C0"/>
+          <w:lang w:eastAsia="pt-BR"/>
+        </w:rPr>
+        <w:t>Vertical-</w:t>
+      </w:r>
+      <w:proofErr w:type="spellStart"/>
+      <w:r>
+        <w:rPr>
+          <w:rFonts w:eastAsia="Times New Roman" w:cstheme="minorHAnsi"/>
+          <w:color w:val="0070C0"/>
+          <w:lang w:eastAsia="pt-BR"/>
+        </w:rPr>
+        <w:t>align</w:t>
+      </w:r>
+      <w:proofErr w:type="spellEnd"/>
+      <w:r>
+        <w:rPr>
+          <w:rFonts w:eastAsia="Times New Roman" w:cstheme="minorHAnsi"/>
+          <w:color w:val="0070C0"/>
+          <w:lang w:eastAsia="pt-BR"/>
+        </w:rPr>
+        <w:t>:</w:t>
+      </w:r>
+      <w:r>
+        <w:rPr>
+          <w:rFonts w:eastAsia="Times New Roman" w:cstheme="minorHAnsi"/>
+          <w:color w:val="0070C0"/>
+          <w:lang w:eastAsia="pt-BR"/>
+        </w:rPr>
+        <w:t xml:space="preserve"> </w:t>
+      </w:r>
+      <w:r>
+        <w:rPr>
+          <w:rFonts w:eastAsia="Times New Roman" w:cstheme="minorHAnsi"/>
+          <w:lang w:eastAsia="pt-BR"/>
+        </w:rPr>
+        <w:t xml:space="preserve">Usado </w:t>
+      </w:r>
+      <w:r>
+        <w:t>para</w:t>
+      </w:r>
+      <w:r>
+        <w:rPr>
+          <w:b/>
+        </w:rPr>
+        <w:t xml:space="preserve"> </w:t>
+      </w:r>
+      <w:r>
+        <w:rPr>
+          <w:rStyle w:val="Forte"/>
+          <w:b w:val="0"/>
+        </w:rPr>
+        <w:t xml:space="preserve">alinhamento vertical de elementos </w:t>
+      </w:r>
+      <w:proofErr w:type="spellStart"/>
+      <w:r>
+        <w:rPr>
+          <w:rStyle w:val="Forte"/>
+          <w:b w:val="0"/>
+        </w:rPr>
+        <w:t>inline</w:t>
+      </w:r>
+      <w:proofErr w:type="spellEnd"/>
+      <w:r>
+        <w:rPr>
+          <w:rStyle w:val="Forte"/>
+          <w:b w:val="0"/>
+        </w:rPr>
+        <w:t xml:space="preserve"> ou células de tabela</w:t>
+      </w:r>
+      <w:r>
+        <w:rPr>
+          <w:b/>
+        </w:rPr>
+        <w:t>.</w:t>
+      </w:r>
+      <w:r>
+        <w:rPr>
+          <w:b/>
+        </w:rPr>
+        <w:t xml:space="preserve"> (top</w:t>
+      </w:r>
+      <w:bookmarkStart w:id="0" w:name="_GoBack"/>
+      <w:bookmarkEnd w:id="0"/>
+      <w:r>
+        <w:rPr>
+          <w:b/>
+        </w:rPr>
+        <w:t xml:space="preserve"> </w:t>
+      </w:r>
+      <w:proofErr w:type="spellStart"/>
+      <w:r>
+        <w:rPr>
+          <w:b/>
+        </w:rPr>
+        <w:t>middle</w:t>
+      </w:r>
+      <w:proofErr w:type="spellEnd"/>
+      <w:r>
+        <w:rPr>
+          <w:b/>
+        </w:rPr>
+        <w:t xml:space="preserve"> e </w:t>
+      </w:r>
+      <w:proofErr w:type="spellStart"/>
+      <w:r>
+        <w:rPr>
+          <w:b/>
+        </w:rPr>
+        <w:t>botton</w:t>
+      </w:r>
+      <w:proofErr w:type="spellEnd"/>
+      <w:r>
+        <w:rPr>
+          <w:b/>
+        </w:rPr>
+        <w:t>)</w:t>
+      </w:r>
+    </w:p>
+    <w:p>
+      <w:pPr>
+        <w:pStyle w:val="PargrafodaLista"/>
+        <w:numPr>
+          <w:ilvl w:val="0"/>
+          <w:numId w:val="3"/>
+        </w:numPr>
+        <w:spacing w:after="0"/>
+        <w:rPr>
+          <w:rFonts w:eastAsia="Times New Roman" w:cstheme="minorHAnsi"/>
+          <w:lang w:eastAsia="pt-BR"/>
+        </w:rPr>
+      </w:pPr>
       <w:proofErr w:type="gramStart"/>
       <w:r>
         <w:rPr>
@@ -1182,6 +1317,7 @@
       </w:r>
       <w:proofErr w:type="gramStart"/>
       <w:r>
+        <w:lastRenderedPageBreak/>
         <w:t>(</w:t>
       </w:r>
       <w:proofErr w:type="gramEnd"/>
@@ -1235,7 +1371,6 @@
           <w:color w:val="007BB8"/>
           <w:lang w:eastAsia="pt-BR"/>
         </w:rPr>
-        <w:lastRenderedPageBreak/>
         <w:t>Fixed</w:t>
       </w:r>
       <w:proofErr w:type="spellEnd"/>
@@ -2258,7 +2393,6 @@
         <w:rPr>
           <w:rFonts w:ascii="Segoe UI Emoji" w:hAnsi="Segoe UI Emoji" w:cs="Segoe UI Emoji"/>
         </w:rPr>
-        <w:lastRenderedPageBreak/>
         <w:t>📌</w:t>
       </w:r>
       <w:r>
@@ -3360,8 +3494,6 @@
           <w:lang w:eastAsia="pt-BR"/>
         </w:rPr>
       </w:pPr>
-      <w:bookmarkStart w:id="0" w:name="_GoBack"/>
-      <w:bookmarkEnd w:id="0"/>
     </w:p>
     <w:p>
       <w:pPr>
@@ -3383,7 +3515,6 @@
           <w:color w:val="ED0000"/>
           <w:lang w:eastAsia="pt-BR"/>
         </w:rPr>
-        <w:lastRenderedPageBreak/>
         <w:t>auto</w:t>
       </w:r>
       <w:proofErr w:type="gramEnd"/>
@@ -17207,7 +17338,7 @@
               </wp:anchor>
             </w:drawing>
           </mc:Choice>
-          <mc:Fallback xmlns:w16se="http://schemas.microsoft.com/office/word/2015/wordml/symex" xmlns:w16sdtfl="http://schemas.microsoft.com/office/word/2024/wordml/sdtformatlock" xmlns:w16sdtdh="http://schemas.microsoft.com/office/word/2020/wordml/sdtdatahash" xmlns:w16du="http://schemas.microsoft.com/office/word/2023/wordml/word16du" xmlns:w16="http://schemas.microsoft.com/office/word/2018/wordml" xmlns:w16cid="http://schemas.microsoft.com/office/word/2016/wordml/cid" xmlns:w16cex="http://schemas.microsoft.com/office/word/2018/wordml/cex" xmlns:w15="http://schemas.microsoft.com/office/word/2012/wordml" xmlns:oel="http://schemas.microsoft.com/office/2019/extlst" xmlns:am3d="http://schemas.microsoft.com/office/drawing/2017/model3d" xmlns:aink="http://schemas.microsoft.com/office/drawing/2016/ink" xmlns:cx8="http://schemas.microsoft.com/office/drawing/2016/5/14/chartex" xmlns:cx7="http://schemas.microsoft.com/office/drawing/2016/5/13/chartex" xmlns:cx6="http://schemas.microsoft.com/office/drawing/2016/5/12/chartex" xmlns:cx5="http://schemas.microsoft.com/office/drawing/2016/5/11/chartex" xmlns:cx4="http://schemas.microsoft.com/office/drawing/2016/5/10/chartex" xmlns:cx3="http://schemas.microsoft.com/office/drawing/2016/5/9/chartex" xmlns:cx2="http://schemas.microsoft.com/office/drawing/2015/10/21/chartex" xmlns:cx1="http://schemas.microsoft.com/office/drawing/2015/9/8/chartex" xmlns:cx="http://schemas.microsoft.com/office/drawing/2014/chartex">
+          <mc:Fallback xmlns:cx="http://schemas.microsoft.com/office/drawing/2014/chartex" xmlns:cx1="http://schemas.microsoft.com/office/drawing/2015/9/8/chartex" xmlns:cx2="http://schemas.microsoft.com/office/drawing/2015/10/21/chartex" xmlns:cx3="http://schemas.microsoft.com/office/drawing/2016/5/9/chartex" xmlns:cx4="http://schemas.microsoft.com/office/drawing/2016/5/10/chartex" xmlns:cx5="http://schemas.microsoft.com/office/drawing/2016/5/11/chartex" xmlns:cx6="http://schemas.microsoft.com/office/drawing/2016/5/12/chartex" xmlns:cx7="http://schemas.microsoft.com/office/drawing/2016/5/13/chartex" xmlns:cx8="http://schemas.microsoft.com/office/drawing/2016/5/14/chartex" xmlns:aink="http://schemas.microsoft.com/office/drawing/2016/ink" xmlns:am3d="http://schemas.microsoft.com/office/drawing/2017/model3d" xmlns:oel="http://schemas.microsoft.com/office/2019/extlst" xmlns:w15="http://schemas.microsoft.com/office/word/2012/wordml" xmlns:w16cex="http://schemas.microsoft.com/office/word/2018/wordml/cex" xmlns:w16cid="http://schemas.microsoft.com/office/word/2016/wordml/cid" xmlns:w16="http://schemas.microsoft.com/office/word/2018/wordml" xmlns:w16du="http://schemas.microsoft.com/office/word/2023/wordml/word16du" xmlns:w16sdtdh="http://schemas.microsoft.com/office/word/2020/wordml/sdtdatahash" xmlns:w16sdtfl="http://schemas.microsoft.com/office/word/2024/wordml/sdtformatlock" xmlns:w16se="http://schemas.microsoft.com/office/word/2015/wordml/symex">
             <w:pict>
               <v:group w14:anchorId="4E6A5D1C" id="Agrupar 5" o:spid="_x0000_s1026" style="position:absolute;margin-left:22.95pt;margin-top:.8pt;width:423.25pt;height:91.45pt;z-index:-251638784;mso-height-relative:margin" coordorigin=",444" coordsize="53752,11614" o:gfxdata="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">
                 <v:shapetype id="_x0000_t75" coordsize="21600,21600" o:spt="75" o:preferrelative="t" path="m@4@5l@4@11@9@11@9@5xe" filled="f" stroked="f">
@@ -28046,7 +28177,7 @@
         <a:sysClr val="windowText" lastClr="000000"/>
       </a:dk1>
       <a:lt1>
-        <a:sysClr val="window" lastClr="FFFFFF"/>
+        <a:sysClr val="window" lastClr="C8C8C8"/>
       </a:lt1>
       <a:dk2>
         <a:srgbClr val="44546A"/>
@@ -28327,7 +28458,7 @@
   <a:extraClrSchemeLst/>
   <a:extLst>
     <a:ext uri="{05A4C25C-085E-4340-85A3-A5531E510DB2}">
-      <thm15:themeFamily xmlns:thm15="http://schemas.microsoft.com/office/thememl/2012/main" xmlns="" name="Office Theme" id="{62F939B6-93AF-4DB8-9C6B-D6C7DFDC589F}" vid="{4A3C46E8-61CC-4603-A589-7422A47A8E4A}"/>
+      <thm15:themeFamily xmlns="" xmlns:thm15="http://schemas.microsoft.com/office/thememl/2012/main" name="Office Theme" id="{62F939B6-93AF-4DB8-9C6B-D6C7DFDC589F}" vid="{4A3C46E8-61CC-4603-A589-7422A47A8E4A}"/>
     </a:ext>
   </a:extLst>
 </a:theme>

--- a/MODULOS DE ESTUDO/🎯 CSS.docx
+++ b/MODULOS DE ESTUDO/🎯 CSS.docx
@@ -843,15 +843,7 @@
         <w:rPr>
           <w:b/>
         </w:rPr>
-        <w:t xml:space="preserve"> (top</w:t>
-      </w:r>
-      <w:bookmarkStart w:id="0" w:name="_GoBack"/>
-      <w:bookmarkEnd w:id="0"/>
-      <w:r>
-        <w:rPr>
-          <w:b/>
-        </w:rPr>
-        <w:t xml:space="preserve"> </w:t>
+        <w:t xml:space="preserve"> (top </w:t>
       </w:r>
       <w:proofErr w:type="spellStart"/>
       <w:r>
@@ -18348,8 +18340,9 @@
     <w:p/>
     <w:p/>
     <w:p/>
-    <w:p/>
-    <w:p>
+    <w:p>
+      <w:bookmarkStart w:id="0" w:name="_GoBack"/>
+      <w:bookmarkEnd w:id="0"/>
       <w:r>
         <w:rPr>
           <w:rFonts w:ascii="Times New Roman" w:eastAsia="Times New Roman" w:hAnsi="Times New Roman" w:cs="Times New Roman"/>
@@ -18360,7 +18353,7 @@
         <mc:AlternateContent>
           <mc:Choice Requires="wpg">
             <w:drawing>
-              <wp:anchor distT="0" distB="0" distL="114300" distR="114300" simplePos="0" relativeHeight="251680768" behindDoc="0" locked="0" layoutInCell="1" allowOverlap="1" wp14:anchorId="1BFBC9FE" wp14:editId="018EC47F">
+              <wp:anchor distT="0" distB="0" distL="114300" distR="114300" simplePos="0" relativeHeight="251680768" behindDoc="0" locked="0" layoutInCell="1" allowOverlap="1" wp14:anchorId="1BFBC9FE" wp14:editId="0E2C614D">
                 <wp:simplePos x="0" y="0"/>
                 <wp:positionH relativeFrom="margin">
                   <wp:align>center</wp:align>
@@ -18425,7 +18418,7 @@
                         <wps:cNvSpPr txBox="1"/>
                         <wps:spPr>
                           <a:xfrm>
-                            <a:off x="19049" y="66675"/>
+                            <a:off x="39225" y="66675"/>
                             <a:ext cx="1704975" cy="304800"/>
                           </a:xfrm>
                           <a:prstGeom prst="rect">
@@ -18496,9 +18489,29 @@
           </mc:Choice>
           <mc:Fallback>
             <w:pict>
-              <v:group id="_x0000_s1041" style="position:absolute;margin-left:0;margin-top:0;width:203.25pt;height:35.25pt;z-index:251680768;mso-position-horizontal:center;mso-position-horizontal-relative:margin;mso-width-relative:margin;mso-height-relative:margin" coordsize="17716,4476" o:gfxdata="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">
+              <v:group id="_x0000_s1041" style="position:absolute;margin-left:0;margin-top:0;width:203.25pt;height:35.25pt;z-index:251680768;mso-position-horizontal:center;mso-position-horizontal-relative:margin;mso-width-relative:margin;mso-height-relative:margin" coordsize="17716,4476" o:gfxdata="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">
+                <v:shapetype id="_x0000_t176" coordsize="21600,21600" o:spt="176" adj="2700" path="m@0,qx0@0l0@2qy@0,21600l@1,21600qx21600@2l21600@0qy@1,xe">
+                  <v:stroke joinstyle="miter"/>
+                  <v:formulas>
+                    <v:f eqn="val #0"/>
+                    <v:f eqn="sum width 0 #0"/>
+                    <v:f eqn="sum height 0 #0"/>
+                    <v:f eqn="prod @0 2929 10000"/>
+                    <v:f eqn="sum width 0 @3"/>
+                    <v:f eqn="sum height 0 @3"/>
+                    <v:f eqn="val width"/>
+                    <v:f eqn="val height"/>
+                    <v:f eqn="prod width 1 2"/>
+                    <v:f eqn="prod height 1 2"/>
+                  </v:formulas>
+                  <v:path gradientshapeok="t" limo="10800,10800" o:connecttype="custom" o:connectlocs="@8,0;0,@9;@8,@7;@6,@9" textboxrect="@3,@3,@4,@5"/>
+                </v:shapetype>
                 <v:shape id="Seta: Pentágono 1" o:spid="_x0000_s1042" type="#_x0000_t176" style="position:absolute;width:17716;height:4476;visibility:visible;mso-wrap-style:square;v-text-anchor:middle" o:gfxdata="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" fillcolor="#4472c4 [3204]" strokecolor="#09101d [484]" strokeweight="1pt"/>
-                <v:shape id="Caixa de Texto 3" o:spid="_x0000_s1043" type="#_x0000_t202" style="position:absolute;left:190;top:666;width:17050;height:3048;visibility:visible;mso-wrap-style:square;v-text-anchor:top" o:gfxdata="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" filled="f" stroked="f" strokeweight=".5pt">
+                <v:shapetype id="_x0000_t202" coordsize="21600,21600" o:spt="202" path="m,l,21600r21600,l21600,xe">
+                  <v:stroke joinstyle="miter"/>
+                  <v:path gradientshapeok="t" o:connecttype="rect"/>
+                </v:shapetype>
+                <v:shape id="Caixa de Texto 3" o:spid="_x0000_s1043" type="#_x0000_t202" style="position:absolute;left:392;top:666;width:17050;height:3048;visibility:visible;mso-wrap-style:square;v-text-anchor:top" o:gfxdata="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" filled="f" stroked="f" strokeweight=".5pt">
                   <v:textbox>
                     <w:txbxContent>
                       <w:p>
@@ -18546,6 +18559,7 @@
         </mc:AlternateContent>
       </w:r>
     </w:p>
+    <w:p/>
     <w:p>
       <w:pPr>
         <w:pStyle w:val="PargrafodaLista"/>

--- a/MODULOS DE ESTUDO/🎯 CSS.docx
+++ b/MODULOS DE ESTUDO/🎯 CSS.docx
@@ -2,9 +2,9 @@
 <file path=word/document.xml><?xml version="1.0" encoding="utf-8"?>
 <w:document xmlns:wpc="http://schemas.microsoft.com/office/word/2010/wordprocessingCanvas" xmlns:cx="http://schemas.microsoft.com/office/drawing/2014/chartex" xmlns:cx1="http://schemas.microsoft.com/office/drawing/2015/9/8/chartex" xmlns:cx2="http://schemas.microsoft.com/office/drawing/2015/10/21/chartex" xmlns:cx3="http://schemas.microsoft.com/office/drawing/2016/5/9/chartex" xmlns:cx4="http://schemas.microsoft.com/office/drawing/2016/5/10/chartex" xmlns:cx5="http://schemas.microsoft.com/office/drawing/2016/5/11/chartex" xmlns:cx6="http://schemas.microsoft.com/office/drawing/2016/5/12/chartex" xmlns:cx7="http://schemas.microsoft.com/office/drawing/2016/5/13/chartex" xmlns:cx8="http://schemas.microsoft.com/office/drawing/2016/5/14/chartex" xmlns:mc="http://schemas.openxmlformats.org/markup-compatibility/2006" xmlns:aink="http://schemas.microsoft.com/office/drawing/2016/ink" xmlns:am3d="http://schemas.microsoft.com/office/drawing/2017/model3d" xmlns:o="urn:schemas-microsoft-com:office:office" xmlns:oel="http://schemas.microsoft.com/office/2019/extlst" xmlns:r="http://schemas.openxmlformats.org/officeDocument/2006/relationships" xmlns:m="http://schemas.openxmlformats.org/officeDocument/2006/math" xmlns:v="urn:schemas-microsoft-com:vml" xmlns:wp14="http://schemas.microsoft.com/office/word/2010/wordprocessingDrawing" xmlns:wp="http://schemas.openxmlformats.org/drawingml/2006/wordprocessingDrawing" xmlns:w10="urn:schemas-microsoft-com:office:word" xmlns:w="http://schemas.openxmlformats.org/wordprocessingml/2006/main" xmlns:w14="http://schemas.microsoft.com/office/word/2010/wordml" xmlns:w15="http://schemas.microsoft.com/office/word/2012/wordml" xmlns:w16cex="http://schemas.microsoft.com/office/word/2018/wordml/cex" xmlns:w16cid="http://schemas.microsoft.com/office/word/2016/wordml/cid" xmlns:w16="http://schemas.microsoft.com/office/word/2018/wordml" xmlns:w16du="http://schemas.microsoft.com/office/word/2023/wordml/word16du" xmlns:w16sdtdh="http://schemas.microsoft.com/office/word/2020/wordml/sdtdatahash" xmlns:w16sdtfl="http://schemas.microsoft.com/office/word/2024/wordml/sdtformatlock" xmlns:w16se="http://schemas.microsoft.com/office/word/2015/wordml/symex" xmlns:wpg="http://schemas.microsoft.com/office/word/2010/wordprocessingGroup" xmlns:wpi="http://schemas.microsoft.com/office/word/2010/wordprocessingInk" xmlns:wne="http://schemas.microsoft.com/office/word/2006/wordml" xmlns:wps="http://schemas.microsoft.com/office/word/2010/wordprocessingShape" mc:Ignorable="w14 w15 w16se w16cid w16 w16cex w16sdtdh w16sdtfl w16du wp14">
   <w:body>
-    <w:p>
-      <w:bookmarkStart w:id="0" w:name="_Hlk200328465"/>
-      <w:bookmarkEnd w:id="0"/>
+    <w:bookmarkStart w:id="0" w:name="_Hlk200328465"/>
+    <w:bookmarkEnd w:id="0"/>
+    <w:p>
       <w:r>
         <w:rPr>
           <w:rFonts w:ascii="Times New Roman" w:eastAsia="Times New Roman" w:hAnsi="Times New Roman" w:cs="Times New Roman"/>
@@ -792,6 +792,7 @@
       <w:r>
         <w:t xml:space="preserve"> se não for contido com </w:t>
       </w:r>
+      <w:proofErr w:type="spellStart"/>
       <w:r>
         <w:rPr>
           <w:rStyle w:val="CdigoHTML"/>
@@ -801,6 +802,7 @@
         </w:rPr>
         <w:t>clear</w:t>
       </w:r>
+      <w:proofErr w:type="spellEnd"/>
       <w:r>
         <w:rPr>
           <w:color w:val="00B0F0"/>
@@ -1173,28 +1175,7 @@
           <w:rFonts w:ascii="Calibri (Corp" w:eastAsia="Times New Roman" w:hAnsi="Calibri (Corp" w:cs="Times New Roman"/>
           <w:lang w:eastAsia="pt-BR"/>
         </w:rPr>
-        <w:t>Usada</w:t>
-      </w:r>
-      <w:r>
-        <w:rPr>
-          <w:rFonts w:ascii="Calibri (Corp" w:eastAsia="Times New Roman" w:hAnsi="Calibri (Corp" w:cs="Times New Roman"/>
-          <w:lang w:eastAsia="pt-BR"/>
-        </w:rPr>
-        <w:t xml:space="preserve"> para aplicar estilos condicionalmente, dependendo das características do dispositivo (largura, altura, tipo de tela, etc.). Ou seja: criar layouts responsivos,</w:t>
-      </w:r>
-      <w:r>
-        <w:rPr>
-          <w:rFonts w:ascii="Calibri (Corp" w:eastAsia="Times New Roman" w:hAnsi="Calibri (Corp" w:cs="Times New Roman"/>
-          <w:lang w:eastAsia="pt-BR"/>
-        </w:rPr>
-        <w:t xml:space="preserve"> </w:t>
-      </w:r>
-      <w:r>
-        <w:rPr>
-          <w:rFonts w:ascii="Calibri (Corp" w:eastAsia="Times New Roman" w:hAnsi="Calibri (Corp" w:cs="Times New Roman"/>
-          <w:lang w:eastAsia="pt-BR"/>
-        </w:rPr>
-        <w:t>que se adaptam a diferentes tamanhos de tela</w:t>
+        <w:t>Usada para aplicar estilos condicionalmente, dependendo das características do dispositivo (largura, altura, tipo de tela, etc.). Ou seja: criar layouts responsivos, que se adaptam a diferentes tamanhos de tela</w:t>
       </w:r>
     </w:p>
     <w:p>
@@ -1225,7 +1206,15 @@
         <w:t>a imagem atual que estivesse aplicado n</w:t>
       </w:r>
       <w:r>
-        <w:t>o elemento com a classe .img-autora vai</w:t>
+        <w:t>o elemento com a classe .</w:t>
+      </w:r>
+      <w:proofErr w:type="spellStart"/>
+      <w:r>
+        <w:t>img</w:t>
+      </w:r>
+      <w:proofErr w:type="spellEnd"/>
+      <w:r>
+        <w:t>-autora vai</w:t>
       </w:r>
       <w:r>
         <w:t xml:space="preserve"> trocar pela</w:t>
@@ -1727,7 +1716,7 @@
       </w:pPr>
       <w:r>
         <w:pict w14:anchorId="6D241C41">
-          <v:rect id="_x0000_i1036" style="width:0;height:1.5pt" o:hralign="center" o:bullet="t" o:hrstd="t" o:hr="t" fillcolor="#a0a0a0" stroked="f"/>
+          <v:rect id="_x0000_i1028" style="width:0;height:1.5pt" o:hralign="center" o:bullet="t" o:hrstd="t" o:hr="t" fillcolor="#a0a0a0" stroked="f"/>
         </w:pict>
       </w:r>
     </w:p>
@@ -2045,13 +2034,23 @@
           <w:tab w:val="left" w:pos="5940"/>
         </w:tabs>
       </w:pPr>
+      <w:proofErr w:type="spellStart"/>
       <w:r>
         <w:rPr>
           <w:b/>
           <w:bCs/>
           <w:color w:val="0070C0"/>
         </w:rPr>
-        <w:t>align-</w:t>
+        <w:t>align</w:t>
+      </w:r>
+      <w:proofErr w:type="spellEnd"/>
+      <w:r>
+        <w:rPr>
+          <w:b/>
+          <w:bCs/>
+          <w:color w:val="0070C0"/>
+        </w:rPr>
+        <w:t>-</w:t>
       </w:r>
       <w:r>
         <w:rPr>
@@ -2076,13 +2075,23 @@
           <w:lang w:eastAsia="pt-BR"/>
         </w:rPr>
       </w:pPr>
+      <w:proofErr w:type="spellStart"/>
       <w:r>
         <w:rPr>
           <w:rFonts w:eastAsia="Times New Roman" w:cstheme="minorHAnsi"/>
           <w:color w:val="0070C0"/>
           <w:lang w:eastAsia="pt-BR"/>
         </w:rPr>
-        <w:t xml:space="preserve">align-items: </w:t>
+        <w:t>align-items</w:t>
+      </w:r>
+      <w:proofErr w:type="spellEnd"/>
+      <w:r>
+        <w:rPr>
+          <w:rFonts w:eastAsia="Times New Roman" w:cstheme="minorHAnsi"/>
+          <w:color w:val="0070C0"/>
+          <w:lang w:eastAsia="pt-BR"/>
+        </w:rPr>
+        <w:t xml:space="preserve">: </w:t>
       </w:r>
       <w:r>
         <w:rPr>
@@ -2124,13 +2133,23 @@
           <w:lang w:eastAsia="pt-BR"/>
         </w:rPr>
       </w:pPr>
+      <w:proofErr w:type="spellStart"/>
       <w:r>
         <w:rPr>
           <w:rFonts w:eastAsia="Times New Roman" w:cstheme="minorHAnsi"/>
           <w:color w:val="0070C0"/>
           <w:lang w:eastAsia="pt-BR"/>
         </w:rPr>
-        <w:t xml:space="preserve">align-self: </w:t>
+        <w:t>align</w:t>
+      </w:r>
+      <w:proofErr w:type="spellEnd"/>
+      <w:r>
+        <w:rPr>
+          <w:rFonts w:eastAsia="Times New Roman" w:cstheme="minorHAnsi"/>
+          <w:color w:val="0070C0"/>
+          <w:lang w:eastAsia="pt-BR"/>
+        </w:rPr>
+        <w:t xml:space="preserve">-self: </w:t>
       </w:r>
       <w:r>
         <w:rPr>
@@ -2172,13 +2191,23 @@
           <w:lang w:eastAsia="pt-BR"/>
         </w:rPr>
       </w:pPr>
+      <w:proofErr w:type="spellStart"/>
       <w:r>
         <w:rPr>
           <w:rFonts w:eastAsia="Times New Roman" w:cstheme="minorHAnsi"/>
           <w:color w:val="0070C0"/>
           <w:lang w:eastAsia="pt-BR"/>
         </w:rPr>
-        <w:t xml:space="preserve">align-content: </w:t>
+        <w:t>align-content</w:t>
+      </w:r>
+      <w:proofErr w:type="spellEnd"/>
+      <w:r>
+        <w:rPr>
+          <w:rFonts w:eastAsia="Times New Roman" w:cstheme="minorHAnsi"/>
+          <w:color w:val="0070C0"/>
+          <w:lang w:eastAsia="pt-BR"/>
+        </w:rPr>
+        <w:t xml:space="preserve">: </w:t>
       </w:r>
       <w:r>
         <w:rPr>
@@ -2204,7 +2233,21 @@
         <w:rPr>
           <w:rFonts w:cstheme="minorHAnsi"/>
         </w:rPr>
-        <w:t xml:space="preserve"> (em layout com múltiplas linhas, como grids ou flex wrap) no eixo cruzado.</w:t>
+        <w:t xml:space="preserve"> (em layout com múltiplas linhas, como grids ou </w:t>
+      </w:r>
+      <w:proofErr w:type="spellStart"/>
+      <w:r>
+        <w:rPr>
+          <w:rFonts w:cstheme="minorHAnsi"/>
+        </w:rPr>
+        <w:t>flex</w:t>
+      </w:r>
+      <w:proofErr w:type="spellEnd"/>
+      <w:r>
+        <w:rPr>
+          <w:rFonts w:cstheme="minorHAnsi"/>
+        </w:rPr>
+        <w:t xml:space="preserve"> wrap) no eixo cruzado.</w:t>
       </w:r>
     </w:p>
     <w:p>
@@ -2220,13 +2263,23 @@
           <w:lang w:eastAsia="pt-BR"/>
         </w:rPr>
       </w:pPr>
+      <w:proofErr w:type="spellStart"/>
       <w:r>
         <w:rPr>
           <w:rFonts w:eastAsia="Times New Roman" w:cstheme="minorHAnsi"/>
           <w:color w:val="0070C0"/>
           <w:lang w:eastAsia="pt-BR"/>
         </w:rPr>
-        <w:t>alignment-baseline</w:t>
+        <w:t>alignment</w:t>
+      </w:r>
+      <w:proofErr w:type="spellEnd"/>
+      <w:r>
+        <w:rPr>
+          <w:rFonts w:eastAsia="Times New Roman" w:cstheme="minorHAnsi"/>
+          <w:color w:val="0070C0"/>
+          <w:lang w:eastAsia="pt-BR"/>
+        </w:rPr>
+        <w:t>-baseline</w:t>
       </w:r>
       <w:r>
         <w:rPr>
@@ -2405,8 +2458,39 @@
           <w:szCs w:val="24"/>
           <w:lang w:eastAsia="pt-BR"/>
         </w:rPr>
-        <w:t>O eixo muda se você mudar a direção com flex-direction: column</w:t>
-      </w:r>
+        <w:t xml:space="preserve">O eixo muda se você mudar a direção com </w:t>
+      </w:r>
+      <w:proofErr w:type="spellStart"/>
+      <w:r>
+        <w:rPr>
+          <w:rFonts w:ascii="Times New Roman" w:eastAsia="Times New Roman" w:hAnsi="Times New Roman" w:cs="Times New Roman"/>
+          <w:sz w:val="24"/>
+          <w:szCs w:val="24"/>
+          <w:lang w:eastAsia="pt-BR"/>
+        </w:rPr>
+        <w:t>flex-direction</w:t>
+      </w:r>
+      <w:proofErr w:type="spellEnd"/>
+      <w:r>
+        <w:rPr>
+          <w:rFonts w:ascii="Times New Roman" w:eastAsia="Times New Roman" w:hAnsi="Times New Roman" w:cs="Times New Roman"/>
+          <w:sz w:val="24"/>
+          <w:szCs w:val="24"/>
+          <w:lang w:eastAsia="pt-BR"/>
+        </w:rPr>
+        <w:t xml:space="preserve">: </w:t>
+      </w:r>
+      <w:proofErr w:type="spellStart"/>
+      <w:r>
+        <w:rPr>
+          <w:rFonts w:ascii="Times New Roman" w:eastAsia="Times New Roman" w:hAnsi="Times New Roman" w:cs="Times New Roman"/>
+          <w:sz w:val="24"/>
+          <w:szCs w:val="24"/>
+          <w:lang w:eastAsia="pt-BR"/>
+        </w:rPr>
+        <w:t>column</w:t>
+      </w:r>
+      <w:proofErr w:type="spellEnd"/>
       <w:r>
         <w:rPr>
           <w:rFonts w:ascii="Times New Roman" w:eastAsia="Times New Roman" w:hAnsi="Times New Roman" w:cs="Times New Roman"/>
@@ -2436,7 +2520,7 @@
       </w:pPr>
       <w:r>
         <w:pict w14:anchorId="794CB941">
-          <v:rect id="_x0000_i1042" style="width:0;height:1.5pt" o:hralign="center" o:bullet="t" o:hrstd="t" o:hr="t" fillcolor="#a0a0a0" stroked="f"/>
+          <v:rect id="_x0000_i1029" style="width:0;height:1.5pt" o:hralign="center" o:bullet="t" o:hrstd="t" o:hr="t" fillcolor="#a0a0a0" stroked="f"/>
         </w:pict>
       </w:r>
     </w:p>
@@ -2735,22 +2819,16 @@
           <w:lang w:eastAsia="pt-BR"/>
         </w:rPr>
       </w:pPr>
+      <w:proofErr w:type="spellStart"/>
       <w:r>
         <w:rPr>
           <w:b/>
           <w:bCs/>
           <w:color w:val="0070C0"/>
         </w:rPr>
-        <w:t>J</w:t>
-      </w:r>
-      <w:r>
-        <w:rPr>
-          <w:b/>
-          <w:bCs/>
-          <w:color w:val="0070C0"/>
-        </w:rPr>
-        <w:t>ustify</w:t>
-      </w:r>
+        <w:t>Justify</w:t>
+      </w:r>
+      <w:proofErr w:type="spellEnd"/>
       <w:r>
         <w:rPr>
           <w:rFonts w:ascii="Times New Roman" w:eastAsia="Times New Roman" w:hAnsi="Times New Roman" w:cs="Times New Roman"/>
@@ -2769,7 +2847,27 @@
           <w:szCs w:val="24"/>
           <w:lang w:eastAsia="pt-BR"/>
         </w:rPr>
-        <w:t>Serve para alinhar ou distribuir itens no eixo horizontal (principalmente em Flexbox e Grid).</w:t>
+        <w:t xml:space="preserve">Serve para alinhar ou distribuir itens no eixo horizontal (principalmente em </w:t>
+      </w:r>
+      <w:proofErr w:type="spellStart"/>
+      <w:r>
+        <w:rPr>
+          <w:rFonts w:eastAsia="Times New Roman" w:cstheme="minorHAnsi"/>
+          <w:sz w:val="24"/>
+          <w:szCs w:val="24"/>
+          <w:lang w:eastAsia="pt-BR"/>
+        </w:rPr>
+        <w:t>Flexbox</w:t>
+      </w:r>
+      <w:proofErr w:type="spellEnd"/>
+      <w:r>
+        <w:rPr>
+          <w:rFonts w:eastAsia="Times New Roman" w:cstheme="minorHAnsi"/>
+          <w:sz w:val="24"/>
+          <w:szCs w:val="24"/>
+          <w:lang w:eastAsia="pt-BR"/>
+        </w:rPr>
+        <w:t xml:space="preserve"> e Grid).</w:t>
       </w:r>
     </w:p>
     <w:p>
@@ -2925,8 +3023,39 @@
           <w:szCs w:val="24"/>
           <w:lang w:eastAsia="pt-BR"/>
         </w:rPr>
-        <w:t>O eixo muda se você mudar a direção com flex-direction: column</w:t>
-      </w:r>
+        <w:t xml:space="preserve">O eixo muda se você mudar a direção com </w:t>
+      </w:r>
+      <w:proofErr w:type="spellStart"/>
+      <w:r>
+        <w:rPr>
+          <w:rFonts w:ascii="Times New Roman" w:eastAsia="Times New Roman" w:hAnsi="Times New Roman" w:cs="Times New Roman"/>
+          <w:sz w:val="24"/>
+          <w:szCs w:val="24"/>
+          <w:lang w:eastAsia="pt-BR"/>
+        </w:rPr>
+        <w:t>flex-direction</w:t>
+      </w:r>
+      <w:proofErr w:type="spellEnd"/>
+      <w:r>
+        <w:rPr>
+          <w:rFonts w:ascii="Times New Roman" w:eastAsia="Times New Roman" w:hAnsi="Times New Roman" w:cs="Times New Roman"/>
+          <w:sz w:val="24"/>
+          <w:szCs w:val="24"/>
+          <w:lang w:eastAsia="pt-BR"/>
+        </w:rPr>
+        <w:t xml:space="preserve">: </w:t>
+      </w:r>
+      <w:proofErr w:type="spellStart"/>
+      <w:r>
+        <w:rPr>
+          <w:rFonts w:ascii="Times New Roman" w:eastAsia="Times New Roman" w:hAnsi="Times New Roman" w:cs="Times New Roman"/>
+          <w:sz w:val="24"/>
+          <w:szCs w:val="24"/>
+          <w:lang w:eastAsia="pt-BR"/>
+        </w:rPr>
+        <w:t>column</w:t>
+      </w:r>
+      <w:proofErr w:type="spellEnd"/>
       <w:r>
         <w:rPr>
           <w:rFonts w:ascii="Times New Roman" w:eastAsia="Times New Roman" w:hAnsi="Times New Roman" w:cs="Times New Roman"/>
@@ -2952,7 +3081,7 @@
       </w:pPr>
       <w:r>
         <w:pict w14:anchorId="55988C22">
-          <v:rect id="_x0000_i1043" style="width:0;height:1.5pt" o:hralign="center" o:bullet="t" o:hrstd="t" o:hr="t" fillcolor="#a0a0a0" stroked="f"/>
+          <v:rect id="_x0000_i1030" style="width:0;height:1.5pt" o:hralign="center" o:bullet="t" o:hrstd="t" o:hr="t" fillcolor="#a0a0a0" stroked="f"/>
         </w:pict>
       </w:r>
     </w:p>
@@ -3431,7 +3560,7 @@
       </w:pPr>
       <w:r>
         <w:pict w14:anchorId="5DD71126">
-          <v:rect id="_x0000_i1044" style="width:0;height:1.5pt" o:hralign="center" o:bullet="t" o:hrstd="t" o:hr="t" fillcolor="#a0a0a0" stroked="f"/>
+          <v:rect id="_x0000_i1031" style="width:0;height:1.5pt" o:hralign="center" o:bullet="t" o:hrstd="t" o:hr="t" fillcolor="#a0a0a0" stroked="f"/>
         </w:pict>
       </w:r>
     </w:p>
@@ -3859,7 +3988,7 @@
       </w:pPr>
       <w:r>
         <w:pict w14:anchorId="50909B6F">
-          <v:rect id="_x0000_i1056" style="width:0;height:1.5pt" o:hralign="center" o:bullet="t" o:hrstd="t" o:hr="t" fillcolor="#a0a0a0" stroked="f"/>
+          <v:rect id="_x0000_i1032" style="width:0;height:1.5pt" o:hralign="center" o:bullet="t" o:hrstd="t" o:hr="t" fillcolor="#a0a0a0" stroked="f"/>
         </w:pict>
       </w:r>
     </w:p>
@@ -4347,7 +4476,7 @@
       </w:pPr>
       <w:r>
         <w:pict w14:anchorId="7CAA7899">
-          <v:rect id="_x0000_i1051" style="width:0;height:1.5pt" o:hralign="center" o:bullet="t" o:hrstd="t" o:hr="t" fillcolor="#a0a0a0" stroked="f"/>
+          <v:rect id="_x0000_i1033" style="width:0;height:1.5pt" o:hralign="center" o:bullet="t" o:hrstd="t" o:hr="t" fillcolor="#a0a0a0" stroked="f"/>
         </w:pict>
       </w:r>
     </w:p>
@@ -4487,16 +4616,7 @@
                                   <w:szCs w:val="24"/>
                                   <w:lang w:eastAsia="pt-BR"/>
                                 </w:rPr>
-                                <w:t>COR/DECORAÇÃO</w:t>
-                              </w:r>
-                              <w:r>
-                                <w:rPr>
-                                  <w:rFonts w:ascii="Times New Roman" w:eastAsia="Times New Roman" w:hAnsi="Times New Roman" w:cs="Times New Roman"/>
-                                  <w:sz w:val="24"/>
-                                  <w:szCs w:val="24"/>
-                                  <w:lang w:eastAsia="pt-BR"/>
-                                </w:rPr>
-                                <w:t xml:space="preserve"> FONTE</w:t>
+                                <w:t>COR/DECORAÇÃO FONTE</w:t>
                               </w:r>
                             </w:p>
                             <w:p/>
@@ -4744,7 +4864,7 @@
       </w:r>
       <w:r>
         <w:pict w14:anchorId="0A8187C4">
-          <v:rect id="_x0000_i1063" style="width:0;height:1.5pt" o:hralign="center" o:bullet="t" o:hrstd="t" o:hr="t" fillcolor="#a0a0a0" stroked="f"/>
+          <v:rect id="_x0000_i1034" style="width:0;height:1.5pt" o:hralign="center" o:bullet="t" o:hrstd="t" o:hr="t" fillcolor="#a0a0a0" stroked="f"/>
         </w:pict>
       </w:r>
     </w:p>
@@ -4885,16 +5005,7 @@
                                   <w:szCs w:val="24"/>
                                   <w:lang w:eastAsia="pt-BR"/>
                                 </w:rPr>
-                                <w:t>ALINHAMENTO/TRANSFORMAÇÕES</w:t>
-                              </w:r>
-                              <w:r>
-                                <w:rPr>
-                                  <w:rFonts w:ascii="Times New Roman" w:eastAsia="Times New Roman" w:hAnsi="Times New Roman" w:cs="Times New Roman"/>
-                                  <w:sz w:val="24"/>
-                                  <w:szCs w:val="24"/>
-                                  <w:lang w:eastAsia="pt-BR"/>
-                                </w:rPr>
-                                <w:t xml:space="preserve"> FONTE</w:t>
+                                <w:t>ALINHAMENTO/TRANSFORMAÇÕES FONTE</w:t>
                               </w:r>
                             </w:p>
                             <w:p/>
@@ -5121,7 +5232,7 @@
       </w:pPr>
       <w:r>
         <w:pict w14:anchorId="78B93E2C">
-          <v:rect id="_x0000_i1067" style="width:0;height:1.5pt" o:hralign="center" o:bullet="t" o:hrstd="t" o:hr="t" fillcolor="#a0a0a0" stroked="f"/>
+          <v:rect id="_x0000_i1035" style="width:0;height:1.5pt" o:hralign="center" o:bullet="t" o:hrstd="t" o:hr="t" fillcolor="#a0a0a0" stroked="f"/>
         </w:pict>
       </w:r>
     </w:p>
@@ -5544,7 +5655,29 @@
           <w:szCs w:val="24"/>
           <w:lang w:eastAsia="pt-BR"/>
         </w:rPr>
-        <w:t xml:space="preserve">background-image → </w:t>
+        <w:t>background-</w:t>
+      </w:r>
+      <w:proofErr w:type="spellStart"/>
+      <w:r>
+        <w:rPr>
+          <w:rFonts w:eastAsia="Times New Roman"/>
+          <w:color w:val="007BB8"/>
+          <w:sz w:val="24"/>
+          <w:szCs w:val="24"/>
+          <w:lang w:eastAsia="pt-BR"/>
+        </w:rPr>
+        <w:t>image</w:t>
+      </w:r>
+      <w:proofErr w:type="spellEnd"/>
+      <w:r>
+        <w:rPr>
+          <w:rFonts w:eastAsia="Times New Roman"/>
+          <w:color w:val="007BB8"/>
+          <w:sz w:val="24"/>
+          <w:szCs w:val="24"/>
+          <w:lang w:eastAsia="pt-BR"/>
+        </w:rPr>
+        <w:t xml:space="preserve"> → </w:t>
       </w:r>
       <w:bookmarkStart w:id="1" w:name="_Hlk200334676"/>
       <w:r>
@@ -5626,7 +5759,7 @@
       </w:pPr>
       <w:r>
         <w:pict w14:anchorId="10CFA84A">
-          <v:rect id="_x0000_i1070" style="width:0;height:1.5pt" o:hralign="center" o:bullet="t" o:hrstd="t" o:hr="t" fillcolor="#a0a0a0" stroked="f"/>
+          <v:rect id="_x0000_i1036" style="width:0;height:1.5pt" o:hralign="center" o:bullet="t" o:hrstd="t" o:hr="t" fillcolor="#a0a0a0" stroked="f"/>
         </w:pict>
       </w:r>
     </w:p>
@@ -6070,7 +6203,7 @@
       </w:pPr>
       <w:r>
         <w:pict w14:anchorId="717718C9">
-          <v:rect id="_x0000_i1073" style="width:0;height:1.5pt" o:hralign="center" o:bullet="t" o:hrstd="t" o:hr="t" fillcolor="#a0a0a0" stroked="f"/>
+          <v:rect id="_x0000_i1037" style="width:0;height:1.5pt" o:hralign="center" o:bullet="t" o:hrstd="t" o:hr="t" fillcolor="#a0a0a0" stroked="f"/>
         </w:pict>
       </w:r>
     </w:p>
@@ -6464,7 +6597,29 @@
           <w:szCs w:val="24"/>
           <w:lang w:eastAsia="pt-BR"/>
         </w:rPr>
-        <w:t xml:space="preserve">background-repeat </w:t>
+        <w:t>background-</w:t>
+      </w:r>
+      <w:proofErr w:type="spellStart"/>
+      <w:r>
+        <w:rPr>
+          <w:rFonts w:eastAsia="Times New Roman" w:cstheme="minorHAnsi"/>
+          <w:color w:val="007BB8"/>
+          <w:sz w:val="24"/>
+          <w:szCs w:val="24"/>
+          <w:lang w:eastAsia="pt-BR"/>
+        </w:rPr>
+        <w:t>repeat</w:t>
+      </w:r>
+      <w:proofErr w:type="spellEnd"/>
+      <w:r>
+        <w:rPr>
+          <w:rFonts w:eastAsia="Times New Roman" w:cstheme="minorHAnsi"/>
+          <w:color w:val="007BB8"/>
+          <w:sz w:val="24"/>
+          <w:szCs w:val="24"/>
+          <w:lang w:eastAsia="pt-BR"/>
+        </w:rPr>
+        <w:t xml:space="preserve"> </w:t>
       </w:r>
       <w:r>
         <w:rPr>
@@ -6564,7 +6719,7 @@
           <w:szCs w:val="24"/>
         </w:rPr>
         <w:pict w14:anchorId="579AA7F3">
-          <v:rect id="_x0000_i1075" style="width:0;height:1.5pt" o:hralign="center" o:bullet="t" o:hrstd="t" o:hr="t" fillcolor="#a0a0a0" stroked="f"/>
+          <v:rect id="_x0000_i1038" style="width:0;height:1.5pt" o:hralign="center" o:bullet="t" o:hrstd="t" o:hr="t" fillcolor="#a0a0a0" stroked="f"/>
         </w:pict>
       </w:r>
     </w:p>
@@ -6919,7 +7074,29 @@
           <w:szCs w:val="24"/>
           <w:lang w:eastAsia="pt-BR"/>
         </w:rPr>
-        <w:t xml:space="preserve">background-size </w:t>
+        <w:t>background-</w:t>
+      </w:r>
+      <w:proofErr w:type="spellStart"/>
+      <w:r>
+        <w:rPr>
+          <w:rFonts w:eastAsia="Times New Roman" w:cstheme="minorHAnsi"/>
+          <w:color w:val="007BB8"/>
+          <w:sz w:val="24"/>
+          <w:szCs w:val="24"/>
+          <w:lang w:eastAsia="pt-BR"/>
+        </w:rPr>
+        <w:t>size</w:t>
+      </w:r>
+      <w:proofErr w:type="spellEnd"/>
+      <w:r>
+        <w:rPr>
+          <w:rFonts w:eastAsia="Times New Roman" w:cstheme="minorHAnsi"/>
+          <w:color w:val="007BB8"/>
+          <w:sz w:val="24"/>
+          <w:szCs w:val="24"/>
+          <w:lang w:eastAsia="pt-BR"/>
+        </w:rPr>
+        <w:t xml:space="preserve"> </w:t>
       </w:r>
       <w:r>
         <w:rPr>
@@ -7022,7 +7199,7 @@
           <w:szCs w:val="24"/>
         </w:rPr>
         <w:pict w14:anchorId="16979D8B">
-          <v:rect id="_x0000_i1076" style="width:0;height:1.5pt" o:hralign="center" o:bullet="t" o:hrstd="t" o:hr="t" fillcolor="#a0a0a0" stroked="f"/>
+          <v:rect id="_x0000_i1039" style="width:0;height:1.5pt" o:hralign="center" o:bullet="t" o:hrstd="t" o:hr="t" fillcolor="#a0a0a0" stroked="f"/>
         </w:pict>
       </w:r>
     </w:p>
@@ -7390,7 +7567,25 @@
           <w:color w:val="007BB8"/>
           <w:lang w:eastAsia="pt-BR"/>
         </w:rPr>
-        <w:t>box-decoration-break</w:t>
+        <w:t>box-</w:t>
+      </w:r>
+      <w:proofErr w:type="spellStart"/>
+      <w:r>
+        <w:rPr>
+          <w:rFonts w:ascii="Times New Roman" w:eastAsia="Times New Roman" w:hAnsi="Times New Roman" w:cs="Times New Roman"/>
+          <w:color w:val="007BB8"/>
+          <w:lang w:eastAsia="pt-BR"/>
+        </w:rPr>
+        <w:t>decoration</w:t>
+      </w:r>
+      <w:proofErr w:type="spellEnd"/>
+      <w:r>
+        <w:rPr>
+          <w:rFonts w:ascii="Times New Roman" w:eastAsia="Times New Roman" w:hAnsi="Times New Roman" w:cs="Times New Roman"/>
+          <w:color w:val="007BB8"/>
+          <w:lang w:eastAsia="pt-BR"/>
+        </w:rPr>
+        <w:t>-break</w:t>
       </w:r>
       <w:r>
         <w:rPr>
@@ -7884,7 +8079,29 @@
           <w:szCs w:val="24"/>
           <w:lang w:eastAsia="pt-BR"/>
         </w:rPr>
-        <w:t xml:space="preserve">background-attachment </w:t>
+        <w:t>background-</w:t>
+      </w:r>
+      <w:proofErr w:type="spellStart"/>
+      <w:r>
+        <w:rPr>
+          <w:rFonts w:eastAsia="Times New Roman" w:cstheme="minorHAnsi"/>
+          <w:color w:val="007BB8"/>
+          <w:sz w:val="24"/>
+          <w:szCs w:val="24"/>
+          <w:lang w:eastAsia="pt-BR"/>
+        </w:rPr>
+        <w:t>attachment</w:t>
+      </w:r>
+      <w:proofErr w:type="spellEnd"/>
+      <w:r>
+        <w:rPr>
+          <w:rFonts w:eastAsia="Times New Roman" w:cstheme="minorHAnsi"/>
+          <w:color w:val="007BB8"/>
+          <w:sz w:val="24"/>
+          <w:szCs w:val="24"/>
+          <w:lang w:eastAsia="pt-BR"/>
+        </w:rPr>
+        <w:t xml:space="preserve"> </w:t>
       </w:r>
       <w:r>
         <w:rPr>
@@ -7985,7 +8202,7 @@
           <w:szCs w:val="24"/>
         </w:rPr>
         <w:pict w14:anchorId="7C29F7FF">
-          <v:rect id="_x0000_i1089" style="width:0;height:1.5pt" o:hralign="center" o:bullet="t" o:hrstd="t" o:hr="t" fillcolor="#a0a0a0" stroked="f"/>
+          <v:rect id="_x0000_i1040" style="width:0;height:1.5pt" o:hralign="center" o:bullet="t" o:hrstd="t" o:hr="t" fillcolor="#a0a0a0" stroked="f"/>
         </w:pict>
       </w:r>
     </w:p>
@@ -8454,7 +8671,7 @@
           <w:szCs w:val="24"/>
         </w:rPr>
         <w:pict w14:anchorId="5E0E288B">
-          <v:rect id="_x0000_i1090" style="width:0;height:1.5pt" o:hralign="center" o:bullet="t" o:hrstd="t" o:hr="t" fillcolor="#a0a0a0" stroked="f"/>
+          <v:rect id="_x0000_i1041" style="width:0;height:1.5pt" o:hralign="center" o:bullet="t" o:hrstd="t" o:hr="t" fillcolor="#a0a0a0" stroked="f"/>
         </w:pict>
       </w:r>
     </w:p>
@@ -8846,7 +9063,23 @@
           <w:rFonts w:eastAsia="Times New Roman"/>
           <w:lang w:eastAsia="pt-BR"/>
         </w:rPr>
-        <w:t>Aplica efeitos visuais como blur, brilho, contraste, etc.</w:t>
+        <w:t xml:space="preserve">Aplica efeitos visuais como </w:t>
+      </w:r>
+      <w:proofErr w:type="spellStart"/>
+      <w:r>
+        <w:rPr>
+          <w:rFonts w:eastAsia="Times New Roman"/>
+          <w:lang w:eastAsia="pt-BR"/>
+        </w:rPr>
+        <w:t>blur</w:t>
+      </w:r>
+      <w:proofErr w:type="spellEnd"/>
+      <w:r>
+        <w:rPr>
+          <w:rFonts w:eastAsia="Times New Roman"/>
+          <w:lang w:eastAsia="pt-BR"/>
+        </w:rPr>
+        <w:t>, brilho, contraste, etc.</w:t>
       </w:r>
     </w:p>
     <w:p>
@@ -8984,13 +9217,23 @@
           <w:lang w:eastAsia="pt-BR"/>
         </w:rPr>
       </w:pPr>
+      <w:proofErr w:type="spellStart"/>
       <w:r>
         <w:rPr>
           <w:rFonts w:ascii="Times New Roman" w:eastAsia="Times New Roman" w:hAnsi="Times New Roman" w:cs="Times New Roman"/>
           <w:color w:val="007BB8"/>
           <w:lang w:eastAsia="pt-BR"/>
         </w:rPr>
-        <w:t xml:space="preserve">Outline: </w:t>
+        <w:t>Outline</w:t>
+      </w:r>
+      <w:proofErr w:type="spellEnd"/>
+      <w:r>
+        <w:rPr>
+          <w:rFonts w:ascii="Times New Roman" w:eastAsia="Times New Roman" w:hAnsi="Times New Roman" w:cs="Times New Roman"/>
+          <w:color w:val="007BB8"/>
+          <w:lang w:eastAsia="pt-BR"/>
+        </w:rPr>
+        <w:t xml:space="preserve">: </w:t>
       </w:r>
       <w:r>
         <w:rPr>
@@ -9028,7 +9271,7 @@
           <w:szCs w:val="24"/>
         </w:rPr>
         <w:pict w14:anchorId="1FA0A862">
-          <v:rect id="_x0000_i1099" style="width:0;height:1.5pt" o:hralign="center" o:bullet="t" o:hrstd="t" o:hr="t" fillcolor="#a0a0a0" stroked="f"/>
+          <v:rect id="_x0000_i1042" style="width:0;height:1.5pt" o:hralign="center" o:bullet="t" o:hrstd="t" o:hr="t" fillcolor="#a0a0a0" stroked="f"/>
         </w:pict>
       </w:r>
     </w:p>
@@ -9400,6 +9643,7 @@
           <w:lang w:eastAsia="pt-BR"/>
         </w:rPr>
       </w:pPr>
+      <w:proofErr w:type="spellStart"/>
       <w:r>
         <w:rPr>
           <w:rFonts w:eastAsia="Times New Roman" w:cstheme="minorHAnsi"/>
@@ -9408,16 +9652,18 @@
           <w:szCs w:val="24"/>
           <w:lang w:eastAsia="pt-BR"/>
         </w:rPr>
-        <w:t xml:space="preserve">border: </w:t>
-      </w:r>
+        <w:t>border</w:t>
+      </w:r>
+      <w:proofErr w:type="spellEnd"/>
       <w:r>
         <w:rPr>
           <w:rFonts w:eastAsia="Times New Roman" w:cstheme="minorHAnsi"/>
-          <w:sz w:val="24"/>
-          <w:szCs w:val="24"/>
-          <w:lang w:eastAsia="pt-BR"/>
-        </w:rPr>
-        <w:t>propriedade</w:t>
+          <w:color w:val="004F88"/>
+          <w:sz w:val="24"/>
+          <w:szCs w:val="24"/>
+          <w:lang w:eastAsia="pt-BR"/>
+        </w:rPr>
+        <w:t xml:space="preserve">: </w:t>
       </w:r>
       <w:r>
         <w:rPr>
@@ -9426,34 +9672,7 @@
           <w:szCs w:val="24"/>
           <w:lang w:eastAsia="pt-BR"/>
         </w:rPr>
-        <w:t xml:space="preserve"> que</w:t>
-      </w:r>
-      <w:r>
-        <w:rPr>
-          <w:rFonts w:eastAsia="Times New Roman" w:cstheme="minorHAnsi"/>
-          <w:sz w:val="24"/>
-          <w:szCs w:val="24"/>
-          <w:lang w:eastAsia="pt-BR"/>
-        </w:rPr>
-        <w:t xml:space="preserve"> serve</w:t>
-      </w:r>
-      <w:r>
-        <w:rPr>
-          <w:rFonts w:eastAsia="Times New Roman" w:cstheme="minorHAnsi"/>
-          <w:sz w:val="24"/>
-          <w:szCs w:val="24"/>
-          <w:lang w:eastAsia="pt-BR"/>
-        </w:rPr>
-        <w:t xml:space="preserve"> </w:t>
-      </w:r>
-      <w:r>
-        <w:rPr>
-          <w:rFonts w:eastAsia="Times New Roman" w:cstheme="minorHAnsi"/>
-          <w:sz w:val="24"/>
-          <w:szCs w:val="24"/>
-          <w:lang w:eastAsia="pt-BR"/>
-        </w:rPr>
-        <w:t>para criar, colorir, arredondar e personalizar bordas nos elementos.</w:t>
+        <w:t>propriedade que serve para criar, colorir, arredondar e personalizar bordas nos elementos.</w:t>
       </w:r>
     </w:p>
     <w:p>
@@ -9479,10 +9698,10 @@
           <w14:ligatures w14:val="standardContextual"/>
         </w:rPr>
         <w:drawing>
-          <wp:inline distT="0" distB="0" distL="0" distR="0" wp14:anchorId="1DF04070" wp14:editId="2F471E31">
-            <wp:extent cx="4819650" cy="3419475"/>
-            <wp:effectExtent l="0" t="0" r="0" b="9525"/>
-            <wp:docPr id="299340094" name="Imagem 1"/>
+          <wp:inline distT="0" distB="0" distL="0" distR="0" wp14:anchorId="04A8DFF3" wp14:editId="542B2477">
+            <wp:extent cx="4743450" cy="3771900"/>
+            <wp:effectExtent l="0" t="0" r="0" b="0"/>
+            <wp:docPr id="1217031275" name="Imagem 1"/>
             <wp:cNvGraphicFramePr>
               <a:graphicFrameLocks xmlns:a="http://schemas.openxmlformats.org/drawingml/2006/main" noChangeAspect="1"/>
             </wp:cNvGraphicFramePr>
@@ -9490,7 +9709,7 @@
               <a:graphicData uri="http://schemas.openxmlformats.org/drawingml/2006/picture">
                 <pic:pic xmlns:pic="http://schemas.openxmlformats.org/drawingml/2006/picture">
                   <pic:nvPicPr>
-                    <pic:cNvPr id="299340094" name=""/>
+                    <pic:cNvPr id="1217031275" name=""/>
                     <pic:cNvPicPr/>
                   </pic:nvPicPr>
                   <pic:blipFill>
@@ -9508,7 +9727,7 @@
                   <pic:spPr>
                     <a:xfrm>
                       <a:off x="0" y="0"/>
-                      <a:ext cx="4819650" cy="3419475"/>
+                      <a:ext cx="4743450" cy="3771900"/>
                     </a:xfrm>
                     <a:prstGeom prst="rect">
                       <a:avLst/>
@@ -9538,20 +9757,9 @@
           <w:szCs w:val="24"/>
         </w:rPr>
         <w:pict w14:anchorId="7FE99806">
-          <v:rect id="_x0000_i1106" style="width:0;height:1.5pt" o:hralign="center" o:bullet="t" o:hrstd="t" o:hr="t" fillcolor="#a0a0a0" stroked="f"/>
+          <v:rect id="_x0000_i1043" style="width:0;height:1.5pt" o:hralign="center" o:bullet="t" o:hrstd="t" o:hr="t" fillcolor="#a0a0a0" stroked="f"/>
         </w:pict>
       </w:r>
-    </w:p>
-    <w:p>
-      <w:pPr>
-        <w:tabs>
-          <w:tab w:val="left" w:pos="6270"/>
-        </w:tabs>
-        <w:rPr>
-          <w:noProof/>
-          <w14:ligatures w14:val="standardContextual"/>
-        </w:rPr>
-      </w:pPr>
     </w:p>
     <w:p>
       <w:pPr>
@@ -9990,12 +10198,149 @@
         </w:rPr>
         <w:t>Move, gira ou redimensiona elementos (</w:t>
       </w:r>
+      <w:proofErr w:type="spellStart"/>
       <w:r>
         <w:rPr>
           <w:rFonts w:eastAsia="Times New Roman"/>
           <w:lang w:eastAsia="pt-BR"/>
         </w:rPr>
-        <w:t>div, img, button, span, p, h1 até section, article, header, footer, main etc)</w:t>
+        <w:t>div</w:t>
+      </w:r>
+      <w:proofErr w:type="spellEnd"/>
+      <w:r>
+        <w:rPr>
+          <w:rFonts w:eastAsia="Times New Roman"/>
+          <w:lang w:eastAsia="pt-BR"/>
+        </w:rPr>
+        <w:t xml:space="preserve">, </w:t>
+      </w:r>
+      <w:proofErr w:type="spellStart"/>
+      <w:r>
+        <w:rPr>
+          <w:rFonts w:eastAsia="Times New Roman"/>
+          <w:lang w:eastAsia="pt-BR"/>
+        </w:rPr>
+        <w:t>img</w:t>
+      </w:r>
+      <w:proofErr w:type="spellEnd"/>
+      <w:r>
+        <w:rPr>
+          <w:rFonts w:eastAsia="Times New Roman"/>
+          <w:lang w:eastAsia="pt-BR"/>
+        </w:rPr>
+        <w:t xml:space="preserve">, </w:t>
+      </w:r>
+      <w:proofErr w:type="spellStart"/>
+      <w:r>
+        <w:rPr>
+          <w:rFonts w:eastAsia="Times New Roman"/>
+          <w:lang w:eastAsia="pt-BR"/>
+        </w:rPr>
+        <w:t>button</w:t>
+      </w:r>
+      <w:proofErr w:type="spellEnd"/>
+      <w:r>
+        <w:rPr>
+          <w:rFonts w:eastAsia="Times New Roman"/>
+          <w:lang w:eastAsia="pt-BR"/>
+        </w:rPr>
+        <w:t xml:space="preserve">, </w:t>
+      </w:r>
+      <w:proofErr w:type="spellStart"/>
+      <w:r>
+        <w:rPr>
+          <w:rFonts w:eastAsia="Times New Roman"/>
+          <w:lang w:eastAsia="pt-BR"/>
+        </w:rPr>
+        <w:t>span</w:t>
+      </w:r>
+      <w:proofErr w:type="spellEnd"/>
+      <w:r>
+        <w:rPr>
+          <w:rFonts w:eastAsia="Times New Roman"/>
+          <w:lang w:eastAsia="pt-BR"/>
+        </w:rPr>
+        <w:t xml:space="preserve">, p, h1 até </w:t>
+      </w:r>
+      <w:proofErr w:type="spellStart"/>
+      <w:r>
+        <w:rPr>
+          <w:rFonts w:eastAsia="Times New Roman"/>
+          <w:lang w:eastAsia="pt-BR"/>
+        </w:rPr>
+        <w:t>section</w:t>
+      </w:r>
+      <w:proofErr w:type="spellEnd"/>
+      <w:r>
+        <w:rPr>
+          <w:rFonts w:eastAsia="Times New Roman"/>
+          <w:lang w:eastAsia="pt-BR"/>
+        </w:rPr>
+        <w:t xml:space="preserve">, </w:t>
+      </w:r>
+      <w:proofErr w:type="spellStart"/>
+      <w:r>
+        <w:rPr>
+          <w:rFonts w:eastAsia="Times New Roman"/>
+          <w:lang w:eastAsia="pt-BR"/>
+        </w:rPr>
+        <w:t>article</w:t>
+      </w:r>
+      <w:proofErr w:type="spellEnd"/>
+      <w:r>
+        <w:rPr>
+          <w:rFonts w:eastAsia="Times New Roman"/>
+          <w:lang w:eastAsia="pt-BR"/>
+        </w:rPr>
+        <w:t xml:space="preserve">, header, </w:t>
+      </w:r>
+      <w:proofErr w:type="spellStart"/>
+      <w:r>
+        <w:rPr>
+          <w:rFonts w:eastAsia="Times New Roman"/>
+          <w:lang w:eastAsia="pt-BR"/>
+        </w:rPr>
+        <w:t>footer</w:t>
+      </w:r>
+      <w:proofErr w:type="spellEnd"/>
+      <w:r>
+        <w:rPr>
+          <w:rFonts w:eastAsia="Times New Roman"/>
+          <w:lang w:eastAsia="pt-BR"/>
+        </w:rPr>
+        <w:t xml:space="preserve">, </w:t>
+      </w:r>
+      <w:proofErr w:type="spellStart"/>
+      <w:r>
+        <w:rPr>
+          <w:rFonts w:eastAsia="Times New Roman"/>
+          <w:lang w:eastAsia="pt-BR"/>
+        </w:rPr>
+        <w:t>main</w:t>
+      </w:r>
+      <w:proofErr w:type="spellEnd"/>
+      <w:r>
+        <w:rPr>
+          <w:rFonts w:eastAsia="Times New Roman"/>
+          <w:lang w:eastAsia="pt-BR"/>
+        </w:rPr>
+        <w:t xml:space="preserve"> </w:t>
+      </w:r>
+      <w:proofErr w:type="spellStart"/>
+      <w:r>
+        <w:rPr>
+          <w:rFonts w:eastAsia="Times New Roman"/>
+          <w:lang w:eastAsia="pt-BR"/>
+        </w:rPr>
+        <w:t>etc</w:t>
+      </w:r>
+      <w:proofErr w:type="spellEnd"/>
+      <w:r>
+        <w:rPr>
+          <w:rFonts w:eastAsia="Times New Roman"/>
+          <w:lang w:eastAsia="pt-BR"/>
+        </w:rPr>
+        <w:t>)</w:t>
       </w:r>
       <w:r>
         <w:t xml:space="preserve"> </w:t>
@@ -10254,7 +10599,7 @@
           <w:szCs w:val="24"/>
         </w:rPr>
         <w:pict w14:anchorId="4B0B128E">
-          <v:rect id="_x0000_i1108" style="width:0;height:1.5pt" o:hralign="center" o:bullet="t" o:hrstd="t" o:hr="t" fillcolor="#a0a0a0" stroked="f"/>
+          <v:rect id="_x0000_i1044" style="width:0;height:1.5pt" o:hralign="center" o:bullet="t" o:hrstd="t" o:hr="t" fillcolor="#a0a0a0" stroked="f"/>
         </w:pict>
       </w:r>
     </w:p>
@@ -10585,6 +10930,7 @@
           <w:lang w:eastAsia="pt-BR"/>
         </w:rPr>
       </w:pPr>
+      <w:proofErr w:type="spellStart"/>
       <w:r>
         <w:rPr>
           <w:rFonts w:eastAsia="Times New Roman" w:cstheme="minorHAnsi"/>
@@ -10593,7 +10939,18 @@
           <w:szCs w:val="24"/>
           <w:lang w:eastAsia="pt-BR"/>
         </w:rPr>
-        <w:t xml:space="preserve">Transition: </w:t>
+        <w:t>Transition</w:t>
+      </w:r>
+      <w:proofErr w:type="spellEnd"/>
+      <w:r>
+        <w:rPr>
+          <w:rFonts w:eastAsia="Times New Roman" w:cstheme="minorHAnsi"/>
+          <w:color w:val="007BB8"/>
+          <w:sz w:val="24"/>
+          <w:szCs w:val="24"/>
+          <w:lang w:eastAsia="pt-BR"/>
+        </w:rPr>
+        <w:t xml:space="preserve">: </w:t>
       </w:r>
       <w:r>
         <w:rPr>
@@ -10850,7 +11207,7 @@
           <w:szCs w:val="24"/>
         </w:rPr>
         <w:pict w14:anchorId="117C89C7">
-          <v:rect id="_x0000_i1109" style="width:0;height:1.5pt" o:hralign="center" o:bullet="t" o:hrstd="t" o:hr="t" fillcolor="#a0a0a0" stroked="f"/>
+          <v:rect id="_x0000_i1045" style="width:0;height:1.5pt" o:hralign="center" o:bullet="t" o:hrstd="t" o:hr="t" fillcolor="#a0a0a0" stroked="f"/>
         </w:pict>
       </w:r>
     </w:p>
@@ -11386,7 +11743,7 @@
           <w:szCs w:val="24"/>
         </w:rPr>
         <w:pict w14:anchorId="350BEC86">
-          <v:rect id="_x0000_i1107" style="width:0;height:1.5pt" o:hralign="center" o:bullet="t" o:hrstd="t" o:hr="t" fillcolor="#a0a0a0" stroked="f"/>
+          <v:rect id="_x0000_i1046" style="width:0;height:1.5pt" o:hralign="center" o:bullet="t" o:hrstd="t" o:hr="t" fillcolor="#a0a0a0" stroked="f"/>
         </w:pict>
       </w:r>
     </w:p>
@@ -11758,8 +12115,17 @@
           <w:rFonts w:eastAsia="Times New Roman"/>
           <w:lang w:eastAsia="pt-BR"/>
         </w:rPr>
-        <w:t>É um identificador único que você dá a um elemento HTML para poder estilizar ou manipular ele individualmente com CSS ou JavaScript</w:t>
-      </w:r>
+        <w:t xml:space="preserve">É um identificador único que você dá a um elemento HTML para poder estilizar ou manipular ele individualmente com CSS ou </w:t>
+      </w:r>
+      <w:proofErr w:type="spellStart"/>
+      <w:r>
+        <w:rPr>
+          <w:rFonts w:eastAsia="Times New Roman"/>
+          <w:lang w:eastAsia="pt-BR"/>
+        </w:rPr>
+        <w:t>JavaScript</w:t>
+      </w:r>
+      <w:proofErr w:type="spellEnd"/>
     </w:p>
     <w:p>
       <w:pPr>
@@ -12049,7 +12415,7 @@
           <w:szCs w:val="24"/>
         </w:rPr>
         <w:pict w14:anchorId="6207244C">
-          <v:rect id="_x0000_i1111" style="width:0;height:1.5pt" o:hralign="center" o:bullet="t" o:hrstd="t" o:hr="t" fillcolor="#a0a0a0" stroked="f"/>
+          <v:rect id="_x0000_i1047" style="width:0;height:1.5pt" o:hralign="center" o:bullet="t" o:hrstd="t" o:hr="t" fillcolor="#a0a0a0" stroked="f"/>
         </w:pict>
       </w:r>
     </w:p>
@@ -12208,14 +12574,7 @@
                                   <w:b/>
                                   <w:bCs/>
                                 </w:rPr>
-                                <w:t>CLASS</w:t>
-                              </w:r>
-                              <w:r>
-                                <w:rPr>
-                                  <w:b/>
-                                  <w:bCs/>
-                                </w:rPr>
-                                <w:t xml:space="preserve"> COM CSS</w:t>
+                                <w:t>CLASS COM CSS</w:t>
                               </w:r>
                             </w:p>
                             <w:p/>
@@ -12461,6 +12820,7 @@
         </w:rPr>
         <w:t xml:space="preserve">No CSS você usa o atributo com um ponto “.” + o nome da </w:t>
       </w:r>
+      <w:proofErr w:type="spellStart"/>
       <w:r>
         <w:rPr>
           <w:rFonts w:eastAsia="Times New Roman" w:cstheme="minorHAnsi"/>
@@ -12470,6 +12830,7 @@
         </w:rPr>
         <w:t>class</w:t>
       </w:r>
+      <w:proofErr w:type="spellEnd"/>
       <w:r>
         <w:rPr>
           <w:rFonts w:eastAsia="Times New Roman" w:cstheme="minorHAnsi"/>
@@ -12479,6 +12840,7 @@
         </w:rPr>
         <w:t xml:space="preserve">, exemplo: </w:t>
       </w:r>
+      <w:proofErr w:type="spellStart"/>
       <w:r>
         <w:rPr>
           <w:rFonts w:eastAsia="Times New Roman" w:cstheme="minorHAnsi"/>
@@ -12489,16 +12851,49 @@
           <w:szCs w:val="24"/>
           <w:lang w:eastAsia="pt-BR"/>
         </w:rPr>
-        <w:t xml:space="preserve">class= "destaque" </w:t>
-      </w:r>
+        <w:t>class</w:t>
+      </w:r>
+      <w:proofErr w:type="spellEnd"/>
       <w:r>
         <w:rPr>
           <w:rFonts w:eastAsia="Times New Roman" w:cstheme="minorHAnsi"/>
-          <w:sz w:val="24"/>
-          <w:szCs w:val="24"/>
-          <w:lang w:eastAsia="pt-BR"/>
-        </w:rPr>
-        <w:t>no html, então no CSS vai ficar. destaque</w:t>
+          <w:b/>
+          <w:bCs/>
+          <w:color w:val="004F88"/>
+          <w:sz w:val="24"/>
+          <w:szCs w:val="24"/>
+          <w:lang w:eastAsia="pt-BR"/>
+        </w:rPr>
+        <w:t xml:space="preserve">= "destaque" </w:t>
+      </w:r>
+      <w:r>
+        <w:rPr>
+          <w:rFonts w:eastAsia="Times New Roman" w:cstheme="minorHAnsi"/>
+          <w:sz w:val="24"/>
+          <w:szCs w:val="24"/>
+          <w:lang w:eastAsia="pt-BR"/>
+        </w:rPr>
+        <w:t xml:space="preserve">no </w:t>
+      </w:r>
+      <w:proofErr w:type="spellStart"/>
+      <w:r>
+        <w:rPr>
+          <w:rFonts w:eastAsia="Times New Roman" w:cstheme="minorHAnsi"/>
+          <w:sz w:val="24"/>
+          <w:szCs w:val="24"/>
+          <w:lang w:eastAsia="pt-BR"/>
+        </w:rPr>
+        <w:t>html</w:t>
+      </w:r>
+      <w:proofErr w:type="spellEnd"/>
+      <w:r>
+        <w:rPr>
+          <w:rFonts w:eastAsia="Times New Roman" w:cstheme="minorHAnsi"/>
+          <w:sz w:val="24"/>
+          <w:szCs w:val="24"/>
+          <w:lang w:eastAsia="pt-BR"/>
+        </w:rPr>
+        <w:t>, então no CSS vai ficar. destaque</w:t>
       </w:r>
     </w:p>
     <w:p>
@@ -12652,7 +13047,7 @@
           <w:szCs w:val="24"/>
         </w:rPr>
         <w:pict w14:anchorId="0D29F836">
-          <v:rect id="_x0000_i1113" style="width:0;height:1.5pt" o:hralign="center" o:bullet="t" o:hrstd="t" o:hr="t" fillcolor="#a0a0a0" stroked="f"/>
+          <v:rect id="_x0000_i1048" style="width:0;height:1.5pt" o:hralign="center" o:bullet="t" o:hrstd="t" o:hr="t" fillcolor="#a0a0a0" stroked="f"/>
         </w:pict>
       </w:r>
     </w:p>
@@ -13254,7 +13649,7 @@
           <w:szCs w:val="24"/>
         </w:rPr>
         <w:pict w14:anchorId="521B11F9">
-          <v:rect id="_x0000_i1114" style="width:0;height:1.5pt" o:hralign="center" o:bullet="t" o:hrstd="t" o:hr="t" fillcolor="#a0a0a0" stroked="f"/>
+          <v:rect id="_x0000_i1049" style="width:0;height:1.5pt" o:hralign="center" o:bullet="t" o:hrstd="t" o:hr="t" fillcolor="#a0a0a0" stroked="f"/>
         </w:pict>
       </w:r>
     </w:p>
@@ -13619,6 +14014,7 @@
           <w14:ligatures w14:val="standardContextual"/>
         </w:rPr>
       </w:pPr>
+      <w:proofErr w:type="spellStart"/>
       <w:r>
         <w:rPr>
           <w:rFonts w:eastAsia="Times New Roman"/>
@@ -13637,7 +14033,17 @@
           <w:szCs w:val="24"/>
           <w:lang w:eastAsia="pt-BR"/>
         </w:rPr>
-        <w:t xml:space="preserve">seudo-classes especiais são </w:t>
+        <w:t>seudo-classes</w:t>
+      </w:r>
+      <w:proofErr w:type="spellEnd"/>
+      <w:r>
+        <w:rPr>
+          <w:rFonts w:eastAsia="Times New Roman"/>
+          <w:sz w:val="24"/>
+          <w:szCs w:val="24"/>
+          <w:lang w:eastAsia="pt-BR"/>
+        </w:rPr>
+        <w:t xml:space="preserve"> especiais são </w:t>
       </w:r>
       <w:r>
         <w:rPr>
@@ -14130,7 +14536,7 @@
           <w:szCs w:val="24"/>
         </w:rPr>
         <w:pict w14:anchorId="7C862EAC">
-          <v:rect id="_x0000_i1115" style="width:0;height:1.5pt" o:hralign="center" o:bullet="t" o:hrstd="t" o:hr="t" fillcolor="#a0a0a0" stroked="f"/>
+          <v:rect id="_x0000_i1050" style="width:0;height:1.5pt" o:hralign="center" o:bullet="t" o:hrstd="t" o:hr="t" fillcolor="#a0a0a0" stroked="f"/>
         </w:pict>
       </w:r>
     </w:p>
@@ -14351,7 +14757,7 @@
           <w:szCs w:val="24"/>
         </w:rPr>
         <w:pict w14:anchorId="29E3DB80">
-          <v:rect id="_x0000_i1117" style="width:0;height:1.5pt" o:hralign="center" o:bullet="t" o:hrstd="t" o:hr="t" fillcolor="#a0a0a0" stroked="f"/>
+          <v:rect id="_x0000_i1051" style="width:0;height:1.5pt" o:hralign="center" o:bullet="t" o:hrstd="t" o:hr="t" fillcolor="#a0a0a0" stroked="f"/>
         </w:pict>
       </w:r>
     </w:p>
@@ -14783,7 +15189,7 @@
           <w:szCs w:val="24"/>
         </w:rPr>
         <w:pict w14:anchorId="7216CF91">
-          <v:rect id="_x0000_i1118" style="width:0;height:1.5pt" o:hralign="center" o:bullet="t" o:hrstd="t" o:hr="t" fillcolor="#a0a0a0" stroked="f"/>
+          <v:rect id="_x0000_i1052" style="width:0;height:1.5pt" o:hralign="center" o:bullet="t" o:hrstd="t" o:hr="t" fillcolor="#a0a0a0" stroked="f"/>
         </w:pict>
       </w:r>
     </w:p>
@@ -15156,10 +15562,7 @@
         <w:t>Cursor</w:t>
       </w:r>
       <w:r>
-        <w:t xml:space="preserve"> </w:t>
-      </w:r>
-      <w:r>
-        <w:t>para definir o tipo de cursor do mouse que deve aparecer quando o usuário passa o mouse sobre um elemento.</w:t>
+        <w:t xml:space="preserve"> para definir o tipo de cursor do mouse que deve aparecer quando o usuário passa o mouse sobre um elemento.</w:t>
       </w:r>
     </w:p>
     <w:p>
@@ -15393,7 +15796,7 @@
           <w:szCs w:val="24"/>
         </w:rPr>
         <w:pict w14:anchorId="46304BED">
-          <v:rect id="_x0000_i1119" style="width:0;height:1.5pt" o:hralign="center" o:bullet="t" o:hrstd="t" o:hr="t" fillcolor="#a0a0a0" stroked="f"/>
+          <v:rect id="_x0000_i1053" style="width:0;height:1.5pt" o:hralign="center" o:bullet="t" o:hrstd="t" o:hr="t" fillcolor="#a0a0a0" stroked="f"/>
         </w:pict>
       </w:r>
     </w:p>
@@ -18186,6 +18589,7 @@
   <w:style w:type="character" w:default="1" w:styleId="Fontepargpadro">
     <w:name w:val="Default Paragraph Font"/>
     <w:uiPriority w:val="1"/>
+    <w:semiHidden/>
     <w:unhideWhenUsed/>
   </w:style>
   <w:style w:type="table" w:default="1" w:styleId="Tabelanormal">

--- a/MODULOS DE ESTUDO/🎯 CSS.docx
+++ b/MODULOS DE ESTUDO/🎯 CSS.docx
@@ -2,9 +2,9 @@
 <file path=word/document.xml><?xml version="1.0" encoding="utf-8"?>
 <w:document xmlns:wpc="http://schemas.microsoft.com/office/word/2010/wordprocessingCanvas" xmlns:cx="http://schemas.microsoft.com/office/drawing/2014/chartex" xmlns:cx1="http://schemas.microsoft.com/office/drawing/2015/9/8/chartex" xmlns:cx2="http://schemas.microsoft.com/office/drawing/2015/10/21/chartex" xmlns:cx3="http://schemas.microsoft.com/office/drawing/2016/5/9/chartex" xmlns:cx4="http://schemas.microsoft.com/office/drawing/2016/5/10/chartex" xmlns:cx5="http://schemas.microsoft.com/office/drawing/2016/5/11/chartex" xmlns:cx6="http://schemas.microsoft.com/office/drawing/2016/5/12/chartex" xmlns:cx7="http://schemas.microsoft.com/office/drawing/2016/5/13/chartex" xmlns:cx8="http://schemas.microsoft.com/office/drawing/2016/5/14/chartex" xmlns:mc="http://schemas.openxmlformats.org/markup-compatibility/2006" xmlns:aink="http://schemas.microsoft.com/office/drawing/2016/ink" xmlns:am3d="http://schemas.microsoft.com/office/drawing/2017/model3d" xmlns:o="urn:schemas-microsoft-com:office:office" xmlns:oel="http://schemas.microsoft.com/office/2019/extlst" xmlns:r="http://schemas.openxmlformats.org/officeDocument/2006/relationships" xmlns:m="http://schemas.openxmlformats.org/officeDocument/2006/math" xmlns:v="urn:schemas-microsoft-com:vml" xmlns:wp14="http://schemas.microsoft.com/office/word/2010/wordprocessingDrawing" xmlns:wp="http://schemas.openxmlformats.org/drawingml/2006/wordprocessingDrawing" xmlns:w10="urn:schemas-microsoft-com:office:word" xmlns:w="http://schemas.openxmlformats.org/wordprocessingml/2006/main" xmlns:w14="http://schemas.microsoft.com/office/word/2010/wordml" xmlns:w15="http://schemas.microsoft.com/office/word/2012/wordml" xmlns:w16cex="http://schemas.microsoft.com/office/word/2018/wordml/cex" xmlns:w16cid="http://schemas.microsoft.com/office/word/2016/wordml/cid" xmlns:w16="http://schemas.microsoft.com/office/word/2018/wordml" xmlns:w16du="http://schemas.microsoft.com/office/word/2023/wordml/word16du" xmlns:w16sdtdh="http://schemas.microsoft.com/office/word/2020/wordml/sdtdatahash" xmlns:w16sdtfl="http://schemas.microsoft.com/office/word/2024/wordml/sdtformatlock" xmlns:w16se="http://schemas.microsoft.com/office/word/2015/wordml/symex" xmlns:wpg="http://schemas.microsoft.com/office/word/2010/wordprocessingGroup" xmlns:wpi="http://schemas.microsoft.com/office/word/2010/wordprocessingInk" xmlns:wne="http://schemas.microsoft.com/office/word/2006/wordml" xmlns:wps="http://schemas.microsoft.com/office/word/2010/wordprocessingShape" mc:Ignorable="w14 w15 w16se w16cid w16 w16cex w16sdtdh w16sdtfl w16du wp14">
   <w:body>
-    <w:bookmarkStart w:id="0" w:name="_Hlk200328465"/>
-    <w:bookmarkEnd w:id="0"/>
-    <w:p>
+    <w:p>
+      <w:bookmarkStart w:id="0" w:name="_Hlk200328465"/>
+      <w:bookmarkEnd w:id="0"/>
       <w:r>
         <w:rPr>
           <w:rFonts w:ascii="Times New Roman" w:eastAsia="Times New Roman" w:hAnsi="Times New Roman" w:cs="Times New Roman"/>
@@ -896,6 +896,10 @@
     <w:p>
       <w:pPr>
         <w:pStyle w:val="PargrafodaLista"/>
+        <w:numPr>
+          <w:ilvl w:val="0"/>
+          <w:numId w:val="1"/>
+        </w:numPr>
         <w:tabs>
           <w:tab w:val="left" w:pos="5940"/>
         </w:tabs>
@@ -908,6 +912,140 @@
         <w:rPr>
           <w:b/>
           <w:bCs/>
+          <w:noProof/>
+        </w:rPr>
+        <w:lastRenderedPageBreak/>
+        <w:t xml:space="preserve">Use </w:t>
+      </w:r>
+      <w:r>
+        <w:rPr>
+          <w:b/>
+          <w:bCs/>
+          <w:noProof/>
+          <w:color w:val="004F88"/>
+        </w:rPr>
+        <w:t>inset</w:t>
+      </w:r>
+      <w:r>
+        <w:rPr>
+          <w:noProof/>
+          <w:color w:val="004F88"/>
+        </w:rPr>
+        <w:t xml:space="preserve">: </w:t>
+      </w:r>
+      <w:r>
+        <w:rPr>
+          <w:noProof/>
+        </w:rPr>
+        <w:t>É</w:t>
+      </w:r>
+      <w:r>
+        <w:rPr>
+          <w:noProof/>
+        </w:rPr>
+        <w:t xml:space="preserve"> uma propriedade que substitui outras propriedades: top, right, bottom, left. Só quando o elemento tem position diferente de static. </w:t>
+      </w:r>
+      <w:r>
+        <w:rPr>
+          <w:noProof/>
+        </w:rPr>
+        <w:t>Serve para</w:t>
+      </w:r>
+      <w:r>
+        <w:rPr>
+          <w:noProof/>
+        </w:rPr>
+        <w:t xml:space="preserve"> reduzir código e deixar o CSS mais limpo. </w:t>
+      </w:r>
+      <w:r>
+        <w:rPr>
+          <w:b/>
+          <w:bCs/>
+          <w:noProof/>
+          <w:color w:val="004E9A"/>
+        </w:rPr>
+        <w:t>inset-inline</w:t>
+      </w:r>
+      <w:r>
+        <w:rPr>
+          <w:noProof/>
+          <w:color w:val="004E9A"/>
+        </w:rPr>
+        <w:t xml:space="preserve"> </w:t>
+      </w:r>
+      <w:r>
+        <w:rPr>
+          <w:noProof/>
+        </w:rPr>
+        <w:t>c</w:t>
+      </w:r>
+      <w:r>
+        <w:rPr>
+          <w:noProof/>
+        </w:rPr>
+        <w:t>ontrola apenas o eixo horizonta</w:t>
+      </w:r>
+      <w:r>
+        <w:rPr>
+          <w:noProof/>
+        </w:rPr>
+        <w:t>.</w:t>
+      </w:r>
+      <w:r>
+        <w:rPr>
+          <w:noProof/>
+        </w:rPr>
+        <w:t xml:space="preserve"> </w:t>
+      </w:r>
+      <w:r>
+        <w:rPr>
+          <w:b/>
+          <w:bCs/>
+          <w:noProof/>
+          <w:color w:val="004E9A"/>
+        </w:rPr>
+        <w:t>inset-block</w:t>
+      </w:r>
+      <w:r>
+        <w:rPr>
+          <w:noProof/>
+        </w:rPr>
+        <w:t xml:space="preserve"> c</w:t>
+      </w:r>
+      <w:r>
+        <w:rPr>
+          <w:noProof/>
+        </w:rPr>
+        <w:t xml:space="preserve">ontrola apenas o eixo vertical </w:t>
+      </w:r>
+    </w:p>
+    <w:p>
+      <w:pPr>
+        <w:pStyle w:val="PargrafodaLista"/>
+        <w:tabs>
+          <w:tab w:val="left" w:pos="5940"/>
+        </w:tabs>
+        <w:spacing w:after="0"/>
+        <w:rPr>
+          <w:noProof/>
+        </w:rPr>
+      </w:pPr>
+    </w:p>
+    <w:p>
+      <w:pPr>
+        <w:pStyle w:val="PargrafodaLista"/>
+        <w:tabs>
+          <w:tab w:val="left" w:pos="5940"/>
+        </w:tabs>
+        <w:spacing w:after="0"/>
+        <w:rPr>
+          <w:noProof/>
+        </w:rPr>
+      </w:pPr>
+      <w:r>
+        <w:rPr>
+          <w:b/>
+          <w:bCs/>
         </w:rPr>
         <w:pict w14:anchorId="4C52A7BA">
           <v:rect id="_x0000_i1026" style="width:0;height:1.5pt" o:hralign="center" o:bullet="t" o:hrstd="t" o:hr="t" fillcolor="#a0a0a0" stroked="f"/>
@@ -924,13 +1062,23 @@
           <w:szCs w:val="28"/>
         </w:rPr>
       </w:pPr>
+    </w:p>
+    <w:p>
+      <w:pPr>
+        <w:tabs>
+          <w:tab w:val="left" w:pos="2985"/>
+        </w:tabs>
+        <w:rPr>
+          <w:sz w:val="28"/>
+          <w:szCs w:val="28"/>
+        </w:rPr>
+      </w:pPr>
       <w:r>
         <w:rPr>
           <w:rFonts w:ascii="Times New Roman" w:eastAsia="Times New Roman" w:hAnsi="Times New Roman" w:cs="Times New Roman"/>
           <w:noProof/>
           <w:lang w:eastAsia="pt-BR"/>
         </w:rPr>
-        <w:lastRenderedPageBreak/>
         <mc:AlternateContent>
           <mc:Choice Requires="wpg">
             <w:drawing>
@@ -1302,15 +1450,6 @@
           <v:rect id="_x0000_i1027" style="width:0;height:1.5pt" o:hralign="center" o:bullet="t" o:hrstd="t" o:hr="t" fillcolor="#a0a0a0" stroked="f"/>
         </w:pict>
       </w:r>
-    </w:p>
-    <w:p>
-      <w:pPr>
-        <w:jc w:val="center"/>
-        <w:rPr>
-          <w:sz w:val="28"/>
-          <w:szCs w:val="28"/>
-        </w:rPr>
-      </w:pPr>
       <w:r>
         <w:rPr>
           <w:rFonts w:ascii="Times New Roman" w:eastAsia="Times New Roman" w:hAnsi="Times New Roman" w:cs="Times New Roman"/>
@@ -1614,7 +1753,7 @@
           <w:szCs w:val="24"/>
           <w:lang w:eastAsia="pt-BR"/>
         </w:rPr>
-        <w:t xml:space="preserve">uma propriedade CSS que define como um elemento aparece e se comporta na </w:t>
+        <w:t xml:space="preserve">uma propriedade que define como um elemento aparece e se comporta na </w:t>
       </w:r>
       <w:r>
         <w:rPr>
@@ -1624,6 +1763,13 @@
           <w:lang w:eastAsia="pt-BR"/>
         </w:rPr>
         <w:t>página.</w:t>
+      </w:r>
+      <w:r>
+        <w:rPr>
+          <w:noProof/>
+          <w14:ligatures w14:val="standardContextual"/>
+        </w:rPr>
+        <w:t xml:space="preserve"> </w:t>
       </w:r>
     </w:p>
     <w:p>
@@ -1639,7 +1785,7 @@
           <w:sz w:val="28"/>
           <w:szCs w:val="28"/>
         </w:rPr>
-        <w:t xml:space="preserve">                    </w:t>
+        <w:t xml:space="preserve">               </w:t>
       </w:r>
       <w:r>
         <w:rPr>
@@ -1647,9 +1793,9 @@
           <w14:ligatures w14:val="standardContextual"/>
         </w:rPr>
         <w:drawing>
-          <wp:inline distT="0" distB="0" distL="0" distR="0" wp14:anchorId="43C6A5B6" wp14:editId="45731A19">
-            <wp:extent cx="3222354" cy="2362200"/>
-            <wp:effectExtent l="0" t="0" r="0" b="0"/>
+          <wp:inline distT="0" distB="0" distL="0" distR="0" wp14:anchorId="3F31F6CB" wp14:editId="7AD58D1A">
+            <wp:extent cx="2715614" cy="1990725"/>
+            <wp:effectExtent l="0" t="0" r="8890" b="0"/>
             <wp:docPr id="122470169" name="Imagem 1"/>
             <wp:cNvGraphicFramePr>
               <a:graphicFrameLocks xmlns:a="http://schemas.openxmlformats.org/drawingml/2006/main" noChangeAspect="1"/>
@@ -1676,7 +1822,7 @@
                   <pic:spPr>
                     <a:xfrm>
                       <a:off x="0" y="0"/>
-                      <a:ext cx="3227429" cy="2365920"/>
+                      <a:ext cx="2726740" cy="1998881"/>
                     </a:xfrm>
                     <a:prstGeom prst="rect">
                       <a:avLst/>
@@ -1688,6 +1834,13 @@
           </wp:inline>
         </w:drawing>
       </w:r>
+      <w:r>
+        <w:rPr>
+          <w:sz w:val="28"/>
+          <w:szCs w:val="28"/>
+        </w:rPr>
+        <w:t xml:space="preserve">     </w:t>
+      </w:r>
     </w:p>
     <w:p>
       <w:pPr>
@@ -1734,7 +1887,6 @@
           <w:noProof/>
           <w:lang w:eastAsia="pt-BR"/>
         </w:rPr>
-        <w:lastRenderedPageBreak/>
         <mc:AlternateContent>
           <mc:Choice Requires="wpg">
             <w:drawing>
@@ -2417,6 +2569,7 @@
           <w:b/>
           <w:bCs/>
         </w:rPr>
+        <w:lastRenderedPageBreak/>
         <w:t>Devem ser usadas no elemento pai</w:t>
       </w:r>
       <w:r>
@@ -2538,7 +2691,6 @@
           <w:noProof/>
           <w:lang w:eastAsia="pt-BR"/>
         </w:rPr>
-        <w:lastRenderedPageBreak/>
         <mc:AlternateContent>
           <mc:Choice Requires="wpg">
             <w:drawing>
@@ -2872,7 +3024,96 @@
     </w:p>
     <w:p>
       <w:pPr>
+        <w:pStyle w:val="PargrafodaLista"/>
+        <w:numPr>
+          <w:ilvl w:val="0"/>
+          <w:numId w:val="7"/>
+        </w:numPr>
         <w:spacing w:after="0"/>
+      </w:pPr>
+      <w:proofErr w:type="spellStart"/>
+      <w:r>
+        <w:rPr>
+          <w:b/>
+          <w:bCs/>
+          <w:color w:val="0070C0"/>
+        </w:rPr>
+        <w:t>Justify</w:t>
+      </w:r>
+      <w:r>
+        <w:rPr>
+          <w:b/>
+          <w:bCs/>
+          <w:color w:val="0070C0"/>
+        </w:rPr>
+        <w:t>-content</w:t>
+      </w:r>
+      <w:proofErr w:type="spellEnd"/>
+      <w:r>
+        <w:rPr>
+          <w:b/>
+          <w:bCs/>
+          <w:color w:val="0070C0"/>
+        </w:rPr>
+        <w:t xml:space="preserve"> </w:t>
+      </w:r>
+      <w:r>
+        <w:t>a</w:t>
+      </w:r>
+      <w:r>
+        <w:t>linha o grupo inteiro</w:t>
+      </w:r>
+      <w:r>
+        <w:t>.</w:t>
+      </w:r>
+    </w:p>
+    <w:p>
+      <w:pPr>
+        <w:pStyle w:val="PargrafodaLista"/>
+        <w:numPr>
+          <w:ilvl w:val="0"/>
+          <w:numId w:val="7"/>
+        </w:numPr>
+        <w:spacing w:after="0"/>
+      </w:pPr>
+      <w:proofErr w:type="spellStart"/>
+      <w:r>
+        <w:rPr>
+          <w:b/>
+          <w:bCs/>
+          <w:color w:val="0070C0"/>
+        </w:rPr>
+        <w:t>Justify</w:t>
+      </w:r>
+      <w:r>
+        <w:rPr>
+          <w:b/>
+          <w:bCs/>
+          <w:color w:val="0070C0"/>
+        </w:rPr>
+        <w:t>-items</w:t>
+      </w:r>
+      <w:proofErr w:type="spellEnd"/>
+      <w:r>
+        <w:rPr>
+          <w:b/>
+          <w:bCs/>
+          <w:color w:val="0070C0"/>
+        </w:rPr>
+        <w:t xml:space="preserve"> </w:t>
+      </w:r>
+      <w:r>
+        <w:t xml:space="preserve">Alinhamento individual dos itens filhos dentro de suas próprias áreas </w:t>
+      </w:r>
+    </w:p>
+    <w:p>
+      <w:pPr>
+        <w:pStyle w:val="PargrafodaLista"/>
+        <w:numPr>
+          <w:ilvl w:val="0"/>
+          <w:numId w:val="7"/>
+        </w:numPr>
+        <w:spacing w:before="100" w:beforeAutospacing="1" w:after="100" w:afterAutospacing="1" w:line="240" w:lineRule="auto"/>
         <w:rPr>
           <w:rFonts w:ascii="Times New Roman" w:eastAsia="Times New Roman" w:hAnsi="Times New Roman" w:cs="Times New Roman"/>
           <w:sz w:val="24"/>
@@ -2880,24 +3121,119 @@
           <w:lang w:eastAsia="pt-BR"/>
         </w:rPr>
       </w:pPr>
+      <w:proofErr w:type="spellStart"/>
+      <w:r>
+        <w:rPr>
+          <w:rFonts w:ascii="Times New Roman" w:eastAsia="Times New Roman" w:hAnsi="Times New Roman" w:cs="Times New Roman"/>
+          <w:b/>
+          <w:bCs/>
+          <w:color w:val="004E9A"/>
+          <w:sz w:val="24"/>
+          <w:szCs w:val="24"/>
+          <w:lang w:eastAsia="pt-BR"/>
+        </w:rPr>
+        <w:t>justify</w:t>
+      </w:r>
+      <w:proofErr w:type="spellEnd"/>
+      <w:r>
+        <w:rPr>
+          <w:rFonts w:ascii="Times New Roman" w:eastAsia="Times New Roman" w:hAnsi="Times New Roman" w:cs="Times New Roman"/>
+          <w:b/>
+          <w:bCs/>
+          <w:color w:val="004E9A"/>
+          <w:sz w:val="24"/>
+          <w:szCs w:val="24"/>
+          <w:lang w:eastAsia="pt-BR"/>
+        </w:rPr>
+        <w:t>-self</w:t>
+      </w:r>
+      <w:r>
+        <w:rPr>
+          <w:rFonts w:ascii="Times New Roman" w:eastAsia="Times New Roman" w:hAnsi="Times New Roman" w:cs="Times New Roman"/>
+          <w:color w:val="004E9A"/>
+          <w:sz w:val="24"/>
+          <w:szCs w:val="24"/>
+          <w:lang w:eastAsia="pt-BR"/>
+        </w:rPr>
+        <w:t xml:space="preserve"> </w:t>
+      </w:r>
+      <w:r>
+        <w:rPr>
+          <w:rFonts w:ascii="Times New Roman" w:eastAsia="Times New Roman" w:hAnsi="Times New Roman" w:cs="Times New Roman"/>
+          <w:sz w:val="24"/>
+          <w:szCs w:val="24"/>
+          <w:lang w:eastAsia="pt-BR"/>
+        </w:rPr>
+        <w:t>a</w:t>
+      </w:r>
+      <w:r>
+        <w:rPr>
+          <w:rFonts w:ascii="Times New Roman" w:eastAsia="Times New Roman" w:hAnsi="Times New Roman" w:cs="Times New Roman"/>
+          <w:sz w:val="24"/>
+          <w:szCs w:val="24"/>
+          <w:lang w:eastAsia="pt-BR"/>
+        </w:rPr>
+        <w:t>linha um item específico</w:t>
+      </w:r>
+      <w:r>
+        <w:rPr>
+          <w:rFonts w:ascii="Times New Roman" w:eastAsia="Times New Roman" w:hAnsi="Times New Roman" w:cs="Times New Roman"/>
+          <w:sz w:val="24"/>
+          <w:szCs w:val="24"/>
+          <w:lang w:eastAsia="pt-BR"/>
+        </w:rPr>
+        <w:t>.</w:t>
+      </w:r>
     </w:p>
     <w:p>
       <w:pPr>
         <w:pStyle w:val="PargrafodaLista"/>
-        <w:rPr>
-          <w:sz w:val="28"/>
-          <w:szCs w:val="28"/>
-        </w:rPr>
-      </w:pPr>
-      <w:r>
-        <w:rPr>
-          <w:noProof/>
-          <w14:ligatures w14:val="standardContextual"/>
+        <w:spacing w:after="0"/>
+      </w:pPr>
+    </w:p>
+    <w:p>
+      <w:pPr>
+        <w:spacing w:after="0"/>
+      </w:pPr>
+    </w:p>
+    <w:p>
+      <w:pPr>
+        <w:pStyle w:val="PargrafodaLista"/>
+        <w:spacing w:after="0"/>
+      </w:pPr>
+    </w:p>
+    <w:p>
+      <w:pPr>
+        <w:pStyle w:val="PargrafodaLista"/>
+        <w:spacing w:after="0"/>
+        <w:rPr>
+          <w:rFonts w:eastAsia="Times New Roman" w:cstheme="minorHAnsi"/>
+          <w:sz w:val="24"/>
+          <w:szCs w:val="24"/>
+          <w:lang w:eastAsia="pt-BR"/>
+        </w:rPr>
+      </w:pPr>
+    </w:p>
+    <w:p>
+      <w:pPr>
+        <w:rPr>
+          <w:noProof/>
+        </w:rPr>
+      </w:pPr>
+      <w:r>
+        <w:rPr>
+          <w:noProof/>
+        </w:rPr>
+        <w:t xml:space="preserve">                                              </w:t>
+      </w:r>
+      <w:r>
+        <w:rPr>
+          <w:noProof/>
         </w:rPr>
         <w:drawing>
-          <wp:inline distT="0" distB="0" distL="0" distR="0" wp14:anchorId="151EE120" wp14:editId="12E6BB2C">
-            <wp:extent cx="5038725" cy="2695575"/>
-            <wp:effectExtent l="0" t="0" r="9525" b="9525"/>
+          <wp:inline distT="0" distB="0" distL="0" distR="0" wp14:anchorId="6FC5FA19" wp14:editId="6BC53E57">
+            <wp:extent cx="3295650" cy="1763078"/>
+            <wp:effectExtent l="0" t="0" r="0" b="8890"/>
             <wp:docPr id="1438334794" name="Imagem 1"/>
             <wp:cNvGraphicFramePr>
               <a:graphicFrameLocks xmlns:a="http://schemas.openxmlformats.org/drawingml/2006/main" noChangeAspect="1"/>
@@ -2924,7 +3260,7 @@
                   <pic:spPr>
                     <a:xfrm>
                       <a:off x="0" y="0"/>
-                      <a:ext cx="5038725" cy="2695575"/>
+                      <a:ext cx="3313349" cy="1772547"/>
                     </a:xfrm>
                     <a:prstGeom prst="rect">
                       <a:avLst/>
@@ -3069,6 +3405,117 @@
     <w:p>
       <w:pPr>
         <w:pStyle w:val="PargrafodaLista"/>
+        <w:numPr>
+          <w:ilvl w:val="0"/>
+          <w:numId w:val="4"/>
+        </w:numPr>
+        <w:tabs>
+          <w:tab w:val="left" w:pos="5940"/>
+        </w:tabs>
+      </w:pPr>
+      <w:proofErr w:type="spellStart"/>
+      <w:r>
+        <w:t>Flexbox</w:t>
+      </w:r>
+      <w:proofErr w:type="spellEnd"/>
+      <w:r>
+        <w:t xml:space="preserve"> → usa mais </w:t>
+      </w:r>
+      <w:proofErr w:type="spellStart"/>
+      <w:r>
+        <w:rPr>
+          <w:b/>
+          <w:bCs/>
+          <w:color w:val="004E9A"/>
+        </w:rPr>
+        <w:t>justify-conten</w:t>
+      </w:r>
+      <w:r>
+        <w:t>t</w:t>
+      </w:r>
+      <w:proofErr w:type="spellEnd"/>
+      <w:r>
+        <w:t>.</w:t>
+      </w:r>
+    </w:p>
+    <w:p>
+      <w:pPr>
+        <w:pStyle w:val="PargrafodaLista"/>
+        <w:numPr>
+          <w:ilvl w:val="0"/>
+          <w:numId w:val="4"/>
+        </w:numPr>
+        <w:tabs>
+          <w:tab w:val="left" w:pos="5940"/>
+        </w:tabs>
+      </w:pPr>
+      <w:r>
+        <w:t>CSS Grid → usa os três (</w:t>
+      </w:r>
+      <w:proofErr w:type="spellStart"/>
+      <w:r>
+        <w:rPr>
+          <w:b/>
+          <w:bCs/>
+          <w:color w:val="004E9A"/>
+        </w:rPr>
+        <w:t>justify-content</w:t>
+      </w:r>
+      <w:proofErr w:type="spellEnd"/>
+      <w:r>
+        <w:rPr>
+          <w:b/>
+          <w:bCs/>
+          <w:color w:val="004E9A"/>
+        </w:rPr>
+        <w:t xml:space="preserve">, </w:t>
+      </w:r>
+      <w:proofErr w:type="spellStart"/>
+      <w:r>
+        <w:rPr>
+          <w:b/>
+          <w:bCs/>
+          <w:color w:val="004E9A"/>
+        </w:rPr>
+        <w:t>justify-items</w:t>
+      </w:r>
+      <w:proofErr w:type="spellEnd"/>
+      <w:r>
+        <w:rPr>
+          <w:b/>
+          <w:bCs/>
+          <w:color w:val="004E9A"/>
+        </w:rPr>
+        <w:t xml:space="preserve">, </w:t>
+      </w:r>
+      <w:proofErr w:type="spellStart"/>
+      <w:r>
+        <w:rPr>
+          <w:b/>
+          <w:bCs/>
+          <w:color w:val="004E9A"/>
+        </w:rPr>
+        <w:t>justify</w:t>
+      </w:r>
+      <w:proofErr w:type="spellEnd"/>
+      <w:r>
+        <w:rPr>
+          <w:b/>
+          <w:bCs/>
+          <w:color w:val="004E9A"/>
+        </w:rPr>
+        <w:t>-self</w:t>
+      </w:r>
+      <w:r>
+        <w:t>)</w:t>
+      </w:r>
+      <w:r>
+        <w:t>.</w:t>
+      </w:r>
+    </w:p>
+    <w:p>
+      <w:pPr>
+        <w:pStyle w:val="PargrafodaLista"/>
         <w:rPr>
           <w:sz w:val="28"/>
           <w:szCs w:val="28"/>
@@ -3093,85 +3540,12 @@
           <w:szCs w:val="28"/>
         </w:rPr>
       </w:pPr>
-    </w:p>
-    <w:p>
-      <w:pPr>
-        <w:jc w:val="center"/>
-        <w:rPr>
-          <w:sz w:val="28"/>
-          <w:szCs w:val="28"/>
-        </w:rPr>
-      </w:pPr>
-    </w:p>
-    <w:p>
-      <w:pPr>
-        <w:jc w:val="center"/>
-        <w:rPr>
-          <w:sz w:val="28"/>
-          <w:szCs w:val="28"/>
-        </w:rPr>
-      </w:pPr>
-    </w:p>
-    <w:p>
-      <w:pPr>
-        <w:jc w:val="center"/>
-        <w:rPr>
-          <w:sz w:val="28"/>
-          <w:szCs w:val="28"/>
-        </w:rPr>
-      </w:pPr>
-    </w:p>
-    <w:p>
-      <w:pPr>
-        <w:jc w:val="center"/>
-        <w:rPr>
-          <w:sz w:val="28"/>
-          <w:szCs w:val="28"/>
-        </w:rPr>
-      </w:pPr>
-    </w:p>
-    <w:p>
-      <w:pPr>
-        <w:jc w:val="center"/>
-        <w:rPr>
-          <w:sz w:val="28"/>
-          <w:szCs w:val="28"/>
-        </w:rPr>
-      </w:pPr>
-    </w:p>
-    <w:p>
-      <w:pPr>
-        <w:jc w:val="center"/>
-        <w:rPr>
-          <w:sz w:val="28"/>
-          <w:szCs w:val="28"/>
-        </w:rPr>
-      </w:pPr>
-    </w:p>
-    <w:p>
-      <w:pPr>
-        <w:jc w:val="center"/>
-        <w:rPr>
-          <w:sz w:val="28"/>
-          <w:szCs w:val="28"/>
-        </w:rPr>
-      </w:pPr>
-    </w:p>
-    <w:p>
-      <w:pPr>
-        <w:jc w:val="center"/>
-        <w:rPr>
-          <w:sz w:val="28"/>
-          <w:szCs w:val="28"/>
-        </w:rPr>
-      </w:pPr>
       <w:r>
         <w:rPr>
           <w:rFonts w:ascii="Times New Roman" w:eastAsia="Times New Roman" w:hAnsi="Times New Roman" w:cs="Times New Roman"/>
           <w:noProof/>
           <w:lang w:eastAsia="pt-BR"/>
         </w:rPr>
-        <w:lastRenderedPageBreak/>
         <mc:AlternateContent>
           <mc:Choice Requires="wpg">
             <w:drawing>
@@ -3444,6 +3818,7 @@
           <w:sz w:val="24"/>
           <w:szCs w:val="24"/>
         </w:rPr>
+        <w:lastRenderedPageBreak/>
         <w:t>Serve para criar barras de rolagem quando o conteúdo é maior que o espaço disponível.</w:t>
       </w:r>
     </w:p>
@@ -3566,7 +3941,6 @@
     </w:p>
     <w:p>
       <w:pPr>
-        <w:jc w:val="center"/>
         <w:rPr>
           <w:sz w:val="28"/>
           <w:szCs w:val="28"/>
@@ -3581,67 +3955,12 @@
           <w:szCs w:val="28"/>
         </w:rPr>
       </w:pPr>
-    </w:p>
-    <w:p>
-      <w:pPr>
-        <w:jc w:val="center"/>
-        <w:rPr>
-          <w:sz w:val="28"/>
-          <w:szCs w:val="28"/>
-        </w:rPr>
-      </w:pPr>
-    </w:p>
-    <w:p>
-      <w:pPr>
-        <w:jc w:val="center"/>
-        <w:rPr>
-          <w:sz w:val="28"/>
-          <w:szCs w:val="28"/>
-        </w:rPr>
-      </w:pPr>
-    </w:p>
-    <w:p>
-      <w:pPr>
-        <w:jc w:val="center"/>
-        <w:rPr>
-          <w:sz w:val="28"/>
-          <w:szCs w:val="28"/>
-        </w:rPr>
-      </w:pPr>
-    </w:p>
-    <w:p>
-      <w:pPr>
-        <w:jc w:val="center"/>
-        <w:rPr>
-          <w:sz w:val="28"/>
-          <w:szCs w:val="28"/>
-        </w:rPr>
-      </w:pPr>
-    </w:p>
-    <w:p>
-      <w:pPr>
-        <w:jc w:val="center"/>
-        <w:rPr>
-          <w:sz w:val="28"/>
-          <w:szCs w:val="28"/>
-        </w:rPr>
-      </w:pPr>
-    </w:p>
-    <w:p>
-      <w:pPr>
-        <w:jc w:val="center"/>
-        <w:rPr>
-          <w:sz w:val="28"/>
-          <w:szCs w:val="28"/>
-        </w:rPr>
-      </w:pPr>
       <w:r>
         <w:rPr>
           <w:rFonts w:ascii="Times New Roman" w:eastAsia="Times New Roman" w:hAnsi="Times New Roman" w:cs="Times New Roman"/>
           <w:noProof/>
           <w:lang w:eastAsia="pt-BR"/>
         </w:rPr>
-        <w:lastRenderedPageBreak/>
         <mc:AlternateContent>
           <mc:Choice Requires="wpg">
             <w:drawing>
@@ -3935,6 +4254,7 @@
         <w:rPr>
           <w:noProof/>
         </w:rPr>
+        <w:lastRenderedPageBreak/>
         <w:drawing>
           <wp:inline distT="0" distB="0" distL="0" distR="0" wp14:anchorId="69CDEA74" wp14:editId="66878D71">
             <wp:extent cx="5400040" cy="5281930"/>
@@ -3991,6 +4311,33 @@
           <v:rect id="_x0000_i1032" style="width:0;height:1.5pt" o:hralign="center" o:bullet="t" o:hrstd="t" o:hr="t" fillcolor="#a0a0a0" stroked="f"/>
         </w:pict>
       </w:r>
+    </w:p>
+    <w:p>
+      <w:pPr>
+        <w:jc w:val="center"/>
+        <w:rPr>
+          <w:sz w:val="28"/>
+          <w:szCs w:val="28"/>
+        </w:rPr>
+      </w:pPr>
+    </w:p>
+    <w:p>
+      <w:pPr>
+        <w:jc w:val="center"/>
+        <w:rPr>
+          <w:sz w:val="28"/>
+          <w:szCs w:val="28"/>
+        </w:rPr>
+      </w:pPr>
+    </w:p>
+    <w:p>
+      <w:pPr>
+        <w:jc w:val="center"/>
+        <w:rPr>
+          <w:sz w:val="28"/>
+          <w:szCs w:val="28"/>
+        </w:rPr>
+      </w:pPr>
     </w:p>
     <w:p>
       <w:pPr>
@@ -4354,17 +4701,9 @@
           <w14:ligatures w14:val="standardContextual"/>
         </w:rPr>
         <w:drawing>
-          <wp:anchor distT="0" distB="0" distL="114300" distR="114300" simplePos="0" relativeHeight="251679744" behindDoc="1" locked="0" layoutInCell="1" allowOverlap="1" wp14:anchorId="41E105DE" wp14:editId="70AAEF1C">
-            <wp:simplePos x="0" y="0"/>
-            <wp:positionH relativeFrom="page">
-              <wp:posOffset>1080135</wp:posOffset>
-            </wp:positionH>
-            <wp:positionV relativeFrom="page">
-              <wp:posOffset>2234565</wp:posOffset>
-            </wp:positionV>
+          <wp:inline distT="0" distB="0" distL="0" distR="0" wp14:anchorId="41E105DE" wp14:editId="177A409A">
             <wp:extent cx="5400040" cy="3306445"/>
             <wp:effectExtent l="0" t="0" r="0" b="8255"/>
-            <wp:wrapNone/>
             <wp:docPr id="513654564" name="Imagem 1"/>
             <wp:cNvGraphicFramePr>
               <a:graphicFrameLocks xmlns:a="http://schemas.openxmlformats.org/drawingml/2006/main" noChangeAspect="1"/>
@@ -4377,7 +4716,13 @@
                     <pic:cNvPicPr/>
                   </pic:nvPicPr>
                   <pic:blipFill>
-                    <a:blip r:embed="rId14"/>
+                    <a:blip r:embed="rId14">
+                      <a:extLst>
+                        <a:ext uri="{28A0092B-C50C-407E-A947-70E740481C1C}">
+                          <a14:useLocalDpi xmlns:a14="http://schemas.microsoft.com/office/drawing/2010/main" val="0"/>
+                        </a:ext>
+                      </a:extLst>
+                    </a:blip>
                     <a:stretch>
                       <a:fillRect/>
                     </a:stretch>
@@ -4394,81 +4739,9 @@
                 </pic:pic>
               </a:graphicData>
             </a:graphic>
-          </wp:anchor>
+          </wp:inline>
         </w:drawing>
       </w:r>
-    </w:p>
-    <w:p>
-      <w:pPr>
-        <w:jc w:val="center"/>
-        <w:rPr>
-          <w:sz w:val="28"/>
-          <w:szCs w:val="28"/>
-        </w:rPr>
-      </w:pPr>
-    </w:p>
-    <w:p>
-      <w:pPr>
-        <w:jc w:val="center"/>
-        <w:rPr>
-          <w:sz w:val="28"/>
-          <w:szCs w:val="28"/>
-        </w:rPr>
-      </w:pPr>
-    </w:p>
-    <w:p>
-      <w:pPr>
-        <w:jc w:val="center"/>
-        <w:rPr>
-          <w:sz w:val="28"/>
-          <w:szCs w:val="28"/>
-        </w:rPr>
-      </w:pPr>
-    </w:p>
-    <w:p>
-      <w:pPr>
-        <w:jc w:val="center"/>
-        <w:rPr>
-          <w:sz w:val="28"/>
-          <w:szCs w:val="28"/>
-        </w:rPr>
-      </w:pPr>
-    </w:p>
-    <w:p>
-      <w:pPr>
-        <w:jc w:val="center"/>
-        <w:rPr>
-          <w:sz w:val="28"/>
-          <w:szCs w:val="28"/>
-        </w:rPr>
-      </w:pPr>
-    </w:p>
-    <w:p>
-      <w:pPr>
-        <w:jc w:val="center"/>
-        <w:rPr>
-          <w:sz w:val="28"/>
-          <w:szCs w:val="28"/>
-        </w:rPr>
-      </w:pPr>
-    </w:p>
-    <w:p>
-      <w:pPr>
-        <w:jc w:val="center"/>
-        <w:rPr>
-          <w:sz w:val="28"/>
-          <w:szCs w:val="28"/>
-        </w:rPr>
-      </w:pPr>
-    </w:p>
-    <w:p>
-      <w:pPr>
-        <w:jc w:val="center"/>
-        <w:rPr>
-          <w:sz w:val="28"/>
-          <w:szCs w:val="28"/>
-        </w:rPr>
-      </w:pPr>
     </w:p>
     <w:p>
       <w:pPr>
@@ -4694,16 +4967,7 @@
                             <w:szCs w:val="24"/>
                             <w:lang w:eastAsia="pt-BR"/>
                           </w:rPr>
-                          <w:t>COR/DECORAÇÃO</w:t>
-                        </w:r>
-                        <w:r>
-                          <w:rPr>
-                            <w:rFonts w:ascii="Times New Roman" w:eastAsia="Times New Roman" w:hAnsi="Times New Roman" w:cs="Times New Roman"/>
-                            <w:sz w:val="24"/>
-                            <w:szCs w:val="24"/>
-                            <w:lang w:eastAsia="pt-BR"/>
-                          </w:rPr>
-                          <w:t xml:space="preserve"> FONTE</w:t>
+                          <w:t>COR/DECORAÇÃO FONTE</w:t>
                         </w:r>
                       </w:p>
                       <w:p/>
@@ -4814,9 +5078,9 @@
           <w14:ligatures w14:val="standardContextual"/>
         </w:rPr>
         <w:drawing>
-          <wp:inline distT="0" distB="0" distL="0" distR="0" wp14:anchorId="67DA4E78" wp14:editId="37CB9044">
-            <wp:extent cx="4229100" cy="2351269"/>
-            <wp:effectExtent l="0" t="0" r="0" b="0"/>
+          <wp:inline distT="0" distB="0" distL="0" distR="0" wp14:anchorId="67DA4E78" wp14:editId="1049DCF3">
+            <wp:extent cx="3940382" cy="2190750"/>
+            <wp:effectExtent l="0" t="0" r="3175" b="0"/>
             <wp:docPr id="166520535" name="Imagem 1"/>
             <wp:cNvGraphicFramePr>
               <a:graphicFrameLocks xmlns:a="http://schemas.openxmlformats.org/drawingml/2006/main" noChangeAspect="1"/>
@@ -4843,7 +5107,7 @@
                   <pic:spPr>
                     <a:xfrm>
                       <a:off x="0" y="0"/>
-                      <a:ext cx="4243579" cy="2359319"/>
+                      <a:ext cx="3964835" cy="2204345"/>
                     </a:xfrm>
                     <a:prstGeom prst="rect">
                       <a:avLst/>
@@ -5083,16 +5347,7 @@
                             <w:szCs w:val="24"/>
                             <w:lang w:eastAsia="pt-BR"/>
                           </w:rPr>
-                          <w:t>ALINHAMENTO/TRANSFORMAÇÕES</w:t>
-                        </w:r>
-                        <w:r>
-                          <w:rPr>
-                            <w:rFonts w:ascii="Times New Roman" w:eastAsia="Times New Roman" w:hAnsi="Times New Roman" w:cs="Times New Roman"/>
-                            <w:sz w:val="24"/>
-                            <w:szCs w:val="24"/>
-                            <w:lang w:eastAsia="pt-BR"/>
-                          </w:rPr>
-                          <w:t xml:space="preserve"> FONTE</w:t>
+                          <w:t>ALINHAMENTO/TRANSFORMAÇÕES FONTE</w:t>
                         </w:r>
                       </w:p>
                       <w:p/>
@@ -12655,14 +12910,7 @@
                             <w:b/>
                             <w:bCs/>
                           </w:rPr>
-                          <w:t>CLASS</w:t>
-                        </w:r>
-                        <w:r>
-                          <w:rPr>
-                            <w:b/>
-                            <w:bCs/>
-                          </w:rPr>
-                          <w:t xml:space="preserve"> COM CSS</w:t>
+                          <w:t>CLASS COM CSS</w:t>
                         </w:r>
                       </w:p>
                       <w:p/>
@@ -15709,17 +15957,9 @@
         </w:rPr>
         <w:lastRenderedPageBreak/>
         <w:drawing>
-          <wp:anchor distT="0" distB="0" distL="114300" distR="114300" simplePos="0" relativeHeight="251732992" behindDoc="1" locked="0" layoutInCell="1" allowOverlap="1" wp14:anchorId="71812222" wp14:editId="5A2A7238">
-            <wp:simplePos x="0" y="0"/>
-            <wp:positionH relativeFrom="margin">
-              <wp:align>right</wp:align>
-            </wp:positionH>
-            <wp:positionV relativeFrom="margin">
-              <wp:align>top</wp:align>
-            </wp:positionV>
+          <wp:inline distT="0" distB="0" distL="0" distR="0" wp14:anchorId="71812222" wp14:editId="0EEF0458">
             <wp:extent cx="5685151" cy="6343650"/>
             <wp:effectExtent l="0" t="0" r="0" b="0"/>
-            <wp:wrapNone/>
             <wp:docPr id="2039263642" name="Imagem 1"/>
             <wp:cNvGraphicFramePr>
               <a:graphicFrameLocks xmlns:a="http://schemas.openxmlformats.org/drawingml/2006/main" noChangeAspect="1"/>
@@ -15732,7 +15972,13 @@
                     <pic:cNvPicPr/>
                   </pic:nvPicPr>
                   <pic:blipFill>
-                    <a:blip r:embed="rId45"/>
+                    <a:blip r:embed="rId45">
+                      <a:extLst>
+                        <a:ext uri="{28A0092B-C50C-407E-A947-70E740481C1C}">
+                          <a14:useLocalDpi xmlns:a14="http://schemas.microsoft.com/office/drawing/2010/main" val="0"/>
+                        </a:ext>
+                      </a:extLst>
+                    </a:blip>
                     <a:stretch>
                       <a:fillRect/>
                     </a:stretch>
@@ -15749,34 +15995,23 @@
                 </pic:pic>
               </a:graphicData>
             </a:graphic>
-            <wp14:sizeRelH relativeFrom="margin">
-              <wp14:pctWidth>0</wp14:pctWidth>
-            </wp14:sizeRelH>
-            <wp14:sizeRelV relativeFrom="margin">
-              <wp14:pctHeight>0</wp14:pctHeight>
-            </wp14:sizeRelV>
-          </wp:anchor>
+          </wp:inline>
         </w:drawing>
       </w:r>
     </w:p>
+    <w:p>
+      <w:r>
+        <w:rPr>
+          <w:rFonts w:cstheme="minorHAnsi"/>
+          <w:sz w:val="24"/>
+          <w:szCs w:val="24"/>
+        </w:rPr>
+        <w:pict w14:anchorId="0EA90E65">
+          <v:rect id="_x0000_i1054" style="width:0;height:1.5pt" o:hralign="center" o:bullet="t" o:hrstd="t" o:hr="t" fillcolor="#a0a0a0" stroked="f"/>
+        </w:pict>
+      </w:r>
+    </w:p>
     <w:p/>
-    <w:p/>
-    <w:p/>
-    <w:p/>
-    <w:p/>
-    <w:p/>
-    <w:p/>
-    <w:p/>
-    <w:p/>
-    <w:p/>
-    <w:p/>
-    <w:p/>
-    <w:p/>
-    <w:p/>
-    <w:p/>
-    <w:p/>
-    <w:p/>
-    <w:p/>
     <w:p>
       <w:pPr>
         <w:rPr>
@@ -15784,6 +16019,448 @@
           <w14:ligatures w14:val="standardContextual"/>
         </w:rPr>
       </w:pPr>
+    </w:p>
+    <w:p>
+      <w:pPr>
+        <w:rPr>
+          <w:noProof/>
+          <w14:ligatures w14:val="standardContextual"/>
+        </w:rPr>
+      </w:pPr>
+    </w:p>
+    <w:p>
+      <w:pPr>
+        <w:rPr>
+          <w:noProof/>
+          <w14:ligatures w14:val="standardContextual"/>
+        </w:rPr>
+      </w:pPr>
+    </w:p>
+    <w:p>
+      <w:pPr>
+        <w:rPr>
+          <w:noProof/>
+          <w14:ligatures w14:val="standardContextual"/>
+        </w:rPr>
+      </w:pPr>
+    </w:p>
+    <w:p>
+      <w:pPr>
+        <w:rPr>
+          <w:noProof/>
+          <w14:ligatures w14:val="standardContextual"/>
+        </w:rPr>
+      </w:pPr>
+    </w:p>
+    <w:p>
+      <w:pPr>
+        <w:rPr>
+          <w:noProof/>
+          <w14:ligatures w14:val="standardContextual"/>
+        </w:rPr>
+      </w:pPr>
+      <w:r>
+        <w:rPr>
+          <w:rFonts w:ascii="Times New Roman" w:eastAsia="Times New Roman" w:hAnsi="Times New Roman" w:cs="Times New Roman"/>
+          <w:noProof/>
+          <w:lang w:eastAsia="pt-BR"/>
+        </w:rPr>
+        <w:lastRenderedPageBreak/>
+        <mc:AlternateContent>
+          <mc:Choice Requires="wpg">
+            <w:drawing>
+              <wp:anchor distT="0" distB="0" distL="114300" distR="114300" simplePos="0" relativeHeight="251732992" behindDoc="0" locked="0" layoutInCell="1" allowOverlap="1" wp14:anchorId="07DF54E8" wp14:editId="4794CCD4">
+                <wp:simplePos x="0" y="0"/>
+                <wp:positionH relativeFrom="margin">
+                  <wp:align>center</wp:align>
+                </wp:positionH>
+                <wp:positionV relativeFrom="paragraph">
+                  <wp:posOffset>-295275</wp:posOffset>
+                </wp:positionV>
+                <wp:extent cx="2590800" cy="447675"/>
+                <wp:effectExtent l="0" t="0" r="19050" b="28575"/>
+                <wp:wrapNone/>
+                <wp:docPr id="1038144000" name="Agrupar 4"/>
+                <wp:cNvGraphicFramePr/>
+                <a:graphic xmlns:a="http://schemas.openxmlformats.org/drawingml/2006/main">
+                  <a:graphicData uri="http://schemas.microsoft.com/office/word/2010/wordprocessingGroup">
+                    <wpg:wgp>
+                      <wpg:cNvGrpSpPr/>
+                      <wpg:grpSpPr>
+                        <a:xfrm>
+                          <a:off x="0" y="0"/>
+                          <a:ext cx="2590800" cy="447675"/>
+                          <a:chOff x="0" y="0"/>
+                          <a:chExt cx="1771650" cy="447675"/>
+                        </a:xfrm>
+                      </wpg:grpSpPr>
+                      <wps:wsp>
+                        <wps:cNvPr id="1945691247" name="Seta: Pentágono 1"/>
+                        <wps:cNvSpPr/>
+                        <wps:spPr>
+                          <a:xfrm>
+                            <a:off x="0" y="0"/>
+                            <a:ext cx="1771650" cy="447675"/>
+                          </a:xfrm>
+                          <a:prstGeom prst="flowChartAlternateProcess">
+                            <a:avLst/>
+                          </a:prstGeom>
+                        </wps:spPr>
+                        <wps:style>
+                          <a:lnRef idx="2">
+                            <a:schemeClr val="accent1">
+                              <a:shade val="15000"/>
+                            </a:schemeClr>
+                          </a:lnRef>
+                          <a:fillRef idx="1">
+                            <a:schemeClr val="accent1"/>
+                          </a:fillRef>
+                          <a:effectRef idx="0">
+                            <a:schemeClr val="accent1"/>
+                          </a:effectRef>
+                          <a:fontRef idx="minor">
+                            <a:schemeClr val="lt1"/>
+                          </a:fontRef>
+                        </wps:style>
+                        <wps:bodyPr rot="0" spcFirstLastPara="0" vertOverflow="overflow" horzOverflow="overflow" vert="horz" wrap="square" lIns="91440" tIns="45720" rIns="91440" bIns="45720" numCol="1" spcCol="0" rtlCol="0" fromWordArt="0" anchor="ctr" anchorCtr="0" forceAA="0" compatLnSpc="1">
+                          <a:prstTxWarp prst="textNoShape">
+                            <a:avLst/>
+                          </a:prstTxWarp>
+                          <a:noAutofit/>
+                        </wps:bodyPr>
+                      </wps:wsp>
+                      <wps:wsp>
+                        <wps:cNvPr id="1807664803" name="Caixa de Texto 3"/>
+                        <wps:cNvSpPr txBox="1"/>
+                        <wps:spPr>
+                          <a:xfrm>
+                            <a:off x="19049" y="66675"/>
+                            <a:ext cx="1704975" cy="323850"/>
+                          </a:xfrm>
+                          <a:prstGeom prst="rect">
+                            <a:avLst/>
+                          </a:prstGeom>
+                          <a:noFill/>
+                          <a:ln w="6350">
+                            <a:noFill/>
+                          </a:ln>
+                        </wps:spPr>
+                        <wps:txbx>
+                          <w:txbxContent>
+                            <w:p>
+                              <w:pPr>
+                                <w:jc w:val="center"/>
+                                <w:rPr>
+                                  <w:b/>
+                                  <w:bCs/>
+                                </w:rPr>
+                              </w:pPr>
+                              <w:r>
+                                <w:rPr>
+                                  <w:b/>
+                                  <w:bCs/>
+                                </w:rPr>
+                                <w:t>3</w:t>
+                              </w:r>
+                              <w:r>
+                                <w:rPr>
+                                  <w:b/>
+                                  <w:bCs/>
+                                </w:rPr>
+                                <w:t>1</w:t>
+                              </w:r>
+                              <w:r>
+                                <w:rPr>
+                                  <w:b/>
+                                  <w:bCs/>
+                                </w:rPr>
+                                <w:t>.</w:t>
+                              </w:r>
+                              <w:r>
+                                <w:rPr>
+                                  <w:b/>
+                                  <w:bCs/>
+                                </w:rPr>
+                                <w:t xml:space="preserve"> </w:t>
+                              </w:r>
+                              <w:r>
+                                <w:rPr>
+                                  <w:rFonts w:ascii="Segoe UI Emoji" w:hAnsi="Segoe UI Emoji" w:cs="Segoe UI Emoji"/>
+                                  <w:b/>
+                                  <w:bCs/>
+                                </w:rPr>
+                                <w:t>🖱️</w:t>
+                              </w:r>
+                              <w:proofErr w:type="spellStart"/>
+                              <w:r>
+                                <w:rPr>
+                                  <w:b/>
+                                  <w:bCs/>
+                                </w:rPr>
+                                <w:t>Flexbox</w:t>
+                              </w:r>
+                              <w:proofErr w:type="spellEnd"/>
+                            </w:p>
+                            <w:p/>
+                          </w:txbxContent>
+                        </wps:txbx>
+                        <wps:bodyPr rot="0" spcFirstLastPara="0" vertOverflow="overflow" horzOverflow="overflow" vert="horz" wrap="square" lIns="91440" tIns="45720" rIns="91440" bIns="45720" numCol="1" spcCol="0" rtlCol="0" fromWordArt="0" anchor="t" anchorCtr="0" forceAA="0" compatLnSpc="1">
+                          <a:prstTxWarp prst="textNoShape">
+                            <a:avLst/>
+                          </a:prstTxWarp>
+                          <a:noAutofit/>
+                        </wps:bodyPr>
+                      </wps:wsp>
+                    </wpg:wgp>
+                  </a:graphicData>
+                </a:graphic>
+                <wp14:sizeRelH relativeFrom="margin">
+                  <wp14:pctWidth>0</wp14:pctWidth>
+                </wp14:sizeRelH>
+                <wp14:sizeRelV relativeFrom="margin">
+                  <wp14:pctHeight>0</wp14:pctHeight>
+                </wp14:sizeRelV>
+              </wp:anchor>
+            </w:drawing>
+          </mc:Choice>
+          <mc:Fallback>
+            <w:pict>
+              <v:group w14:anchorId="07DF54E8" id="_x0000_s1116" style="position:absolute;margin-left:0;margin-top:-23.25pt;width:204pt;height:35.25pt;z-index:251732992;mso-position-horizontal:center;mso-position-horizontal-relative:margin;mso-width-relative:margin;mso-height-relative:margin" coordsize="17716,4476" o:gfxdata="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">
+                <v:shape id="Seta: Pentágono 1" o:spid="_x0000_s1117" type="#_x0000_t176" style="position:absolute;width:17716;height:4476;visibility:visible;mso-wrap-style:square;v-text-anchor:middle" o:gfxdata="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" fillcolor="#4472c4 [3204]" strokecolor="#09101d [484]" strokeweight="1pt"/>
+                <v:shape id="Caixa de Texto 3" o:spid="_x0000_s1118" type="#_x0000_t202" style="position:absolute;left:190;top:666;width:17050;height:3239;visibility:visible;mso-wrap-style:square;v-text-anchor:top" o:gfxdata="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" filled="f" stroked="f" strokeweight=".5pt">
+                  <v:textbox>
+                    <w:txbxContent>
+                      <w:p>
+                        <w:pPr>
+                          <w:jc w:val="center"/>
+                          <w:rPr>
+                            <w:b/>
+                            <w:bCs/>
+                          </w:rPr>
+                        </w:pPr>
+                        <w:r>
+                          <w:rPr>
+                            <w:b/>
+                            <w:bCs/>
+                          </w:rPr>
+                          <w:t>3</w:t>
+                        </w:r>
+                        <w:r>
+                          <w:rPr>
+                            <w:b/>
+                            <w:bCs/>
+                          </w:rPr>
+                          <w:t>1</w:t>
+                        </w:r>
+                        <w:r>
+                          <w:rPr>
+                            <w:b/>
+                            <w:bCs/>
+                          </w:rPr>
+                          <w:t>.</w:t>
+                        </w:r>
+                        <w:r>
+                          <w:rPr>
+                            <w:b/>
+                            <w:bCs/>
+                          </w:rPr>
+                          <w:t xml:space="preserve"> </w:t>
+                        </w:r>
+                        <w:r>
+                          <w:rPr>
+                            <w:rFonts w:ascii="Segoe UI Emoji" w:hAnsi="Segoe UI Emoji" w:cs="Segoe UI Emoji"/>
+                            <w:b/>
+                            <w:bCs/>
+                          </w:rPr>
+                          <w:t>🖱️</w:t>
+                        </w:r>
+                        <w:proofErr w:type="spellStart"/>
+                        <w:r>
+                          <w:rPr>
+                            <w:b/>
+                            <w:bCs/>
+                          </w:rPr>
+                          <w:t>Flexbox</w:t>
+                        </w:r>
+                        <w:proofErr w:type="spellEnd"/>
+                      </w:p>
+                      <w:p/>
+                    </w:txbxContent>
+                  </v:textbox>
+                </v:shape>
+                <w10:wrap anchorx="margin"/>
+              </v:group>
+            </w:pict>
+          </mc:Fallback>
+        </mc:AlternateContent>
+      </w:r>
+    </w:p>
+    <w:p>
+      <w:pPr>
+        <w:spacing w:after="0"/>
+        <w:rPr>
+          <w:rFonts w:eastAsia="Times New Roman" w:cstheme="minorHAnsi"/>
+          <w:sz w:val="24"/>
+          <w:szCs w:val="24"/>
+          <w:lang w:eastAsia="pt-BR"/>
+        </w:rPr>
+      </w:pPr>
+      <w:r>
+        <w:rPr>
+          <w:rFonts w:ascii="Segoe UI Emoji" w:eastAsia="Times New Roman" w:hAnsi="Segoe UI Emoji" w:cs="Segoe UI Emoji"/>
+          <w:color w:val="00B050"/>
+          <w:sz w:val="24"/>
+          <w:szCs w:val="24"/>
+          <w:lang w:eastAsia="pt-BR"/>
+        </w:rPr>
+        <w:t>✅</w:t>
+      </w:r>
+      <w:r>
+        <w:rPr>
+          <w:rFonts w:eastAsia="Times New Roman" w:cstheme="minorHAnsi"/>
+          <w:sz w:val="24"/>
+          <w:szCs w:val="24"/>
+          <w:lang w:eastAsia="pt-BR"/>
+        </w:rPr>
+        <w:t xml:space="preserve"> Resumo simples: </w:t>
+      </w:r>
+    </w:p>
+    <w:p>
+      <w:pPr>
+        <w:pStyle w:val="PargrafodaLista"/>
+        <w:numPr>
+          <w:ilvl w:val="0"/>
+          <w:numId w:val="18"/>
+        </w:numPr>
+        <w:rPr>
+          <w:noProof/>
+          <w14:ligatures w14:val="standardContextual"/>
+        </w:rPr>
+      </w:pPr>
+      <w:r>
+        <w:rPr>
+          <w:noProof/>
+          <w14:ligatures w14:val="standardContextual"/>
+        </w:rPr>
+        <w:t>Flexbox é um sistema de layout CSS que organiza elementos em linha ou coluna com controle fácil de alinhamento e espaçamento.</w:t>
+      </w:r>
+    </w:p>
+    <w:p>
+      <w:pPr>
+        <w:rPr>
+          <w:noProof/>
+          <w14:ligatures w14:val="standardContextual"/>
+        </w:rPr>
+      </w:pPr>
+      <w:r>
+        <w:rPr>
+          <w:noProof/>
+          <w14:ligatures w14:val="standardContextual"/>
+        </w:rPr>
+        <w:drawing>
+          <wp:inline distT="0" distB="0" distL="0" distR="0" wp14:anchorId="642CC266" wp14:editId="69CD61CB">
+            <wp:extent cx="5305425" cy="4391025"/>
+            <wp:effectExtent l="0" t="0" r="9525" b="9525"/>
+            <wp:docPr id="251827709" name="Imagem 1"/>
+            <wp:cNvGraphicFramePr>
+              <a:graphicFrameLocks xmlns:a="http://schemas.openxmlformats.org/drawingml/2006/main" noChangeAspect="1"/>
+            </wp:cNvGraphicFramePr>
+            <a:graphic xmlns:a="http://schemas.openxmlformats.org/drawingml/2006/main">
+              <a:graphicData uri="http://schemas.openxmlformats.org/drawingml/2006/picture">
+                <pic:pic xmlns:pic="http://schemas.openxmlformats.org/drawingml/2006/picture">
+                  <pic:nvPicPr>
+                    <pic:cNvPr id="251827709" name=""/>
+                    <pic:cNvPicPr/>
+                  </pic:nvPicPr>
+                  <pic:blipFill>
+                    <a:blip r:embed="rId46">
+                      <a:extLst>
+                        <a:ext uri="{28A0092B-C50C-407E-A947-70E740481C1C}">
+                          <a14:useLocalDpi xmlns:a14="http://schemas.microsoft.com/office/drawing/2010/main" val="0"/>
+                        </a:ext>
+                      </a:extLst>
+                    </a:blip>
+                    <a:stretch>
+                      <a:fillRect/>
+                    </a:stretch>
+                  </pic:blipFill>
+                  <pic:spPr>
+                    <a:xfrm>
+                      <a:off x="0" y="0"/>
+                      <a:ext cx="5305425" cy="4391025"/>
+                    </a:xfrm>
+                    <a:prstGeom prst="rect">
+                      <a:avLst/>
+                    </a:prstGeom>
+                  </pic:spPr>
+                </pic:pic>
+              </a:graphicData>
+            </a:graphic>
+          </wp:inline>
+        </w:drawing>
+      </w:r>
+    </w:p>
+    <w:p>
+      <w:pPr>
+        <w:tabs>
+          <w:tab w:val="left" w:pos="5940"/>
+        </w:tabs>
+        <w:spacing w:after="0"/>
+        <w:rPr>
+          <w:noProof/>
+        </w:rPr>
+      </w:pPr>
+      <w:r>
+        <w:rPr>
+          <w:rFonts w:ascii="Segoe UI Emoji" w:hAnsi="Segoe UI Emoji" w:cs="Segoe UI Emoji"/>
+          <w:noProof/>
+        </w:rPr>
+        <w:t>💡</w:t>
+      </w:r>
+      <w:r>
+        <w:rPr>
+          <w:noProof/>
+        </w:rPr>
+        <w:t xml:space="preserve"> </w:t>
+      </w:r>
+      <w:r>
+        <w:rPr>
+          <w:noProof/>
+        </w:rPr>
+        <w:t>Dica rápida</w:t>
+      </w:r>
+      <w:r>
+        <w:rPr>
+          <w:noProof/>
+        </w:rPr>
+        <w:t>:</w:t>
+      </w:r>
+    </w:p>
+    <w:p>
+      <w:pPr>
+        <w:pStyle w:val="PargrafodaLista"/>
+        <w:numPr>
+          <w:ilvl w:val="0"/>
+          <w:numId w:val="16"/>
+        </w:numPr>
+        <w:tabs>
+          <w:tab w:val="left" w:pos="6270"/>
+        </w:tabs>
+        <w:rPr>
+          <w:noProof/>
+          <w14:ligatures w14:val="standardContextual"/>
+        </w:rPr>
+      </w:pPr>
+      <w:r>
+        <w:rPr>
+          <w:b/>
+          <w:bCs/>
+          <w:noProof/>
+          <w:color w:val="0070C0"/>
+          <w14:ligatures w14:val="standardContextual"/>
+        </w:rPr>
+        <w:t>:not()</w:t>
+      </w:r>
     </w:p>
     <w:p>
       <w:pPr>
@@ -16607,7 +17284,7 @@
   <w:abstractNum w:abstractNumId="7" w15:restartNumberingAfterBreak="0">
     <w:nsid w:val="449E3609"/>
     <w:multiLevelType w:val="hybridMultilevel"/>
-    <w:tmpl w:val="8D825856"/>
+    <w:tmpl w:val="C228EEC0"/>
     <w:lvl w:ilvl="0" w:tplc="04160001">
       <w:start w:val="1"/>
       <w:numFmt w:val="bullet"/>
@@ -17696,7 +18373,7 @@
   <w:abstractNum w:abstractNumId="16" w15:restartNumberingAfterBreak="0">
     <w:nsid w:val="6EED5262"/>
     <w:multiLevelType w:val="hybridMultilevel"/>
-    <w:tmpl w:val="9EFCB6F2"/>
+    <w:tmpl w:val="0E60C988"/>
     <w:lvl w:ilvl="0" w:tplc="04160001">
       <w:start w:val="1"/>
       <w:numFmt w:val="bullet"/>
@@ -18376,7 +19053,7 @@
   <w:style w:type="paragraph" w:default="1" w:styleId="Normal">
     <w:name w:val="Normal"/>
     <w:qFormat/>
-    <w:rsid w:val="002C28C7"/>
+    <w:rsid w:val="00800984"/>
     <w:pPr>
       <w:spacing w:after="200" w:line="276" w:lineRule="auto"/>
     </w:pPr>
@@ -18589,7 +19266,6 @@
   <w:style w:type="character" w:default="1" w:styleId="Fontepargpadro">
     <w:name w:val="Default Paragraph Font"/>
     <w:uiPriority w:val="1"/>
-    <w:semiHidden/>
     <w:unhideWhenUsed/>
   </w:style>
   <w:style w:type="table" w:default="1" w:styleId="Tabelanormal">
@@ -18951,7 +19627,7 @@
         <a:sysClr val="windowText" lastClr="000000"/>
       </a:dk1>
       <a:lt1>
-        <a:sysClr val="window" lastClr="FFFFFF"/>
+        <a:sysClr val="window" lastClr="C8C8C8"/>
       </a:lt1>
       <a:dk2>
         <a:srgbClr val="44546A"/>
